--- a/插件详细手册/14.鼠标/解谜设计-消除砖块.docx
+++ b/插件详细手册/14.鼠标/解谜设计-消除砖块.docx
@@ -1,6 +1,6 @@
 
 <file path=word/document.xml><?xml version="1.0" encoding="utf-8"?>
-<w:document xmlns:wpc="http://schemas.microsoft.com/office/word/2010/wordprocessingCanvas" xmlns:cx="http://schemas.microsoft.com/office/drawing/2014/chartex" xmlns:cx1="http://schemas.microsoft.com/office/drawing/2015/9/8/chartex" xmlns:cx2="http://schemas.microsoft.com/office/drawing/2015/10/21/chartex" xmlns:cx3="http://schemas.microsoft.com/office/drawing/2016/5/9/chartex" xmlns:cx4="http://schemas.microsoft.com/office/drawing/2016/5/10/chartex" xmlns:cx5="http://schemas.microsoft.com/office/drawing/2016/5/11/chartex" xmlns:cx6="http://schemas.microsoft.com/office/drawing/2016/5/12/chartex" xmlns:cx7="http://schemas.microsoft.com/office/drawing/2016/5/13/chartex" xmlns:cx8="http://schemas.microsoft.com/office/drawing/2016/5/14/chartex" xmlns:mc="http://schemas.openxmlformats.org/markup-compatibility/2006" xmlns:aink="http://schemas.microsoft.com/office/drawing/2016/ink" xmlns:am3d="http://schemas.microsoft.com/office/drawing/2017/model3d" xmlns:o="urn:schemas-microsoft-com:office:office" xmlns:oel="http://schemas.microsoft.com/office/2019/extlst" xmlns:r="http://schemas.openxmlformats.org/officeDocument/2006/relationships" xmlns:m="http://schemas.openxmlformats.org/officeDocument/2006/math" xmlns:v="urn:schemas-microsoft-com:vml" xmlns:wp14="http://schemas.microsoft.com/office/word/2010/wordprocessingDrawing" xmlns:wp="http://schemas.openxmlformats.org/drawingml/2006/wordprocessingDrawing" xmlns:w10="urn:schemas-microsoft-com:office:word" xmlns:w="http://schemas.openxmlformats.org/wordprocessingml/2006/main" xmlns:w14="http://schemas.microsoft.com/office/word/2010/wordml" xmlns:w15="http://schemas.microsoft.com/office/word/2012/wordml" xmlns:w16cex="http://schemas.microsoft.com/office/word/2018/wordml/cex" xmlns:w16cid="http://schemas.microsoft.com/office/word/2016/wordml/cid" xmlns:w16="http://schemas.microsoft.com/office/word/2018/wordml" xmlns:w16du="http://schemas.microsoft.com/office/word/2023/wordml/word16du" xmlns:w16sdtdh="http://schemas.microsoft.com/office/word/2020/wordml/sdtdatahash" xmlns:w16se="http://schemas.microsoft.com/office/word/2015/wordml/symex" xmlns:wpg="http://schemas.microsoft.com/office/word/2010/wordprocessingGroup" xmlns:wpi="http://schemas.microsoft.com/office/word/2010/wordprocessingInk" xmlns:wne="http://schemas.microsoft.com/office/word/2006/wordml" xmlns:wps="http://schemas.microsoft.com/office/word/2010/wordprocessingShape" mc:Ignorable="w14 w15 w16se w16cid w16 w16cex w16sdtdh w16du wp14">
+<w:document xmlns:wpc="http://schemas.microsoft.com/office/word/2010/wordprocessingCanvas" xmlns:cx="http://schemas.microsoft.com/office/drawing/2014/chartex" xmlns:cx1="http://schemas.microsoft.com/office/drawing/2015/9/8/chartex" xmlns:cx2="http://schemas.microsoft.com/office/drawing/2015/10/21/chartex" xmlns:cx3="http://schemas.microsoft.com/office/drawing/2016/5/9/chartex" xmlns:cx4="http://schemas.microsoft.com/office/drawing/2016/5/10/chartex" xmlns:cx5="http://schemas.microsoft.com/office/drawing/2016/5/11/chartex" xmlns:cx6="http://schemas.microsoft.com/office/drawing/2016/5/12/chartex" xmlns:cx7="http://schemas.microsoft.com/office/drawing/2016/5/13/chartex" xmlns:cx8="http://schemas.microsoft.com/office/drawing/2016/5/14/chartex" xmlns:mc="http://schemas.openxmlformats.org/markup-compatibility/2006" xmlns:aink="http://schemas.microsoft.com/office/drawing/2016/ink" xmlns:am3d="http://schemas.microsoft.com/office/drawing/2017/model3d" xmlns:o="urn:schemas-microsoft-com:office:office" xmlns:oel="http://schemas.microsoft.com/office/2019/extlst" xmlns:r="http://schemas.openxmlformats.org/officeDocument/2006/relationships" xmlns:m="http://schemas.openxmlformats.org/officeDocument/2006/math" xmlns:v="urn:schemas-microsoft-com:vml" xmlns:wp14="http://schemas.microsoft.com/office/word/2010/wordprocessingDrawing" xmlns:wp="http://schemas.openxmlformats.org/drawingml/2006/wordprocessingDrawing" xmlns:w10="urn:schemas-microsoft-com:office:word" xmlns:w="http://schemas.openxmlformats.org/wordprocessingml/2006/main" xmlns:w14="http://schemas.microsoft.com/office/word/2010/wordml" xmlns:w15="http://schemas.microsoft.com/office/word/2012/wordml" xmlns:w16cex="http://schemas.microsoft.com/office/word/2018/wordml/cex" xmlns:w16cid="http://schemas.microsoft.com/office/word/2016/wordml/cid" xmlns:w16="http://schemas.microsoft.com/office/word/2018/wordml" xmlns:w16du="http://schemas.microsoft.com/office/word/2023/wordml/word16du" xmlns:w16sdtdh="http://schemas.microsoft.com/office/word/2020/wordml/sdtdatahash" xmlns:w16sdtfl="http://schemas.microsoft.com/office/word/2024/wordml/sdtformatlock" xmlns:w16se="http://schemas.microsoft.com/office/word/2015/wordml/symex" xmlns:wpg="http://schemas.microsoft.com/office/word/2010/wordprocessingGroup" xmlns:wpi="http://schemas.microsoft.com/office/word/2010/wordprocessingInk" xmlns:wne="http://schemas.microsoft.com/office/word/2006/wordml" xmlns:wps="http://schemas.microsoft.com/office/word/2010/wordprocessingShape" mc:Ignorable="w14 w15 w16se w16cid w16 w16cex w16sdtdh w16sdtfl w16du wp14">
   <w:body>
     <w:p>
       <w:pPr>
@@ -193,17 +193,14 @@
       </w:pPr>
       <w:r>
         <w:rPr>
-          <w:rFonts w:ascii="宋体" w:eastAsia="宋体" w:hAnsi="宋体" w:cs="宋体"/>
+          <w:rFonts w:hint="eastAsia"/>
           <w:noProof/>
-          <w:kern w:val="0"/>
-          <w:sz w:val="24"/>
-          <w:szCs w:val="24"/>
         </w:rPr>
         <w:drawing>
-          <wp:inline distT="0" distB="0" distL="0" distR="0" wp14:anchorId="0C1B9A0D" wp14:editId="765AA72A">
-            <wp:extent cx="5036820" cy="2935618"/>
-            <wp:effectExtent l="0" t="0" r="0" b="0"/>
-            <wp:docPr id="8" name="图片 8"/>
+          <wp:inline distT="0" distB="0" distL="0" distR="0" wp14:anchorId="0B558E03" wp14:editId="0A78B6A9">
+            <wp:extent cx="4975860" cy="2754515"/>
+            <wp:effectExtent l="0" t="0" r="0" b="8255"/>
+            <wp:docPr id="1806355313" name="图片 1"/>
             <wp:cNvGraphicFramePr>
               <a:graphicFrameLocks xmlns:a="http://schemas.openxmlformats.org/drawingml/2006/main" noChangeAspect="1"/>
             </wp:cNvGraphicFramePr>
@@ -232,7 +229,7 @@
                   <pic:spPr bwMode="auto">
                     <a:xfrm>
                       <a:off x="0" y="0"/>
-                      <a:ext cx="5039874" cy="2937398"/>
+                      <a:ext cx="4979264" cy="2756399"/>
                     </a:xfrm>
                     <a:prstGeom prst="rect">
                       <a:avLst/>
@@ -253,7 +250,7 @@
       <w:pPr>
         <w:widowControl/>
         <w:snapToGrid w:val="0"/>
-        <w:jc w:val="left"/>
+        <w:jc w:val="center"/>
         <w:rPr>
           <w:rFonts w:ascii="宋体" w:eastAsia="宋体" w:hAnsi="宋体" w:cs="宋体" w:hint="eastAsia"/>
           <w:kern w:val="0"/>
@@ -263,38 +260,14 @@
       </w:pPr>
       <w:r>
         <w:rPr>
-          <w:rFonts w:ascii="Tahoma" w:eastAsia="微软雅黑" w:hAnsi="Tahoma" w:hint="eastAsia"/>
-          <w:kern w:val="0"/>
-          <w:sz w:val="22"/>
-        </w:rPr>
-        <w:t>另外，需要一些辅助的插件：</w:t>
-      </w:r>
-    </w:p>
-    <w:p>
-      <w:pPr>
-        <w:widowControl/>
-        <w:snapToGrid w:val="0"/>
-        <w:jc w:val="center"/>
-        <w:rPr>
-          <w:rFonts w:ascii="宋体" w:eastAsia="宋体" w:hAnsi="宋体" w:cs="宋体" w:hint="eastAsia"/>
-          <w:kern w:val="0"/>
-          <w:sz w:val="24"/>
-          <w:szCs w:val="24"/>
-        </w:rPr>
-      </w:pPr>
-      <w:r>
-        <w:rPr>
-          <w:rFonts w:ascii="宋体" w:eastAsia="宋体" w:hAnsi="宋体" w:cs="宋体"/>
+          <w:rFonts w:hint="eastAsia"/>
           <w:noProof/>
-          <w:kern w:val="0"/>
-          <w:sz w:val="24"/>
-          <w:szCs w:val="24"/>
         </w:rPr>
         <w:drawing>
-          <wp:inline distT="0" distB="0" distL="0" distR="0" wp14:anchorId="7027EBBC" wp14:editId="541F3211">
-            <wp:extent cx="4998720" cy="1376965"/>
+          <wp:inline distT="0" distB="0" distL="0" distR="0" wp14:anchorId="024814BB" wp14:editId="78516610">
+            <wp:extent cx="4991100" cy="1410920"/>
             <wp:effectExtent l="0" t="0" r="0" b="0"/>
-            <wp:docPr id="18" name="图片 18"/>
+            <wp:docPr id="370061983" name="图片 2"/>
             <wp:cNvGraphicFramePr>
               <a:graphicFrameLocks xmlns:a="http://schemas.openxmlformats.org/drawingml/2006/main" noChangeAspect="1"/>
             </wp:cNvGraphicFramePr>
@@ -323,7 +296,7 @@
                   <pic:spPr bwMode="auto">
                     <a:xfrm>
                       <a:off x="0" y="0"/>
-                      <a:ext cx="5003491" cy="1378279"/>
+                      <a:ext cx="5004990" cy="1414847"/>
                     </a:xfrm>
                     <a:prstGeom prst="rect">
                       <a:avLst/>
@@ -669,6 +642,15 @@
           <w:szCs w:val="24"/>
         </w:rPr>
       </w:pPr>
+      <w:r>
+        <w:rPr>
+          <w:rFonts w:ascii="宋体" w:eastAsia="宋体" w:hAnsi="宋体" w:cs="宋体" w:hint="eastAsia"/>
+          <w:kern w:val="0"/>
+          <w:sz w:val="24"/>
+          <w:szCs w:val="24"/>
+        </w:rPr>
+        <w:br w:type="page"/>
+      </w:r>
     </w:p>
     <w:p>
       <w:pPr>
@@ -681,6 +663,298 @@
         <w:rPr>
           <w:rFonts w:hint="eastAsia"/>
         </w:rPr>
+        <w:lastRenderedPageBreak/>
+        <w:t>基础工程</w:t>
+      </w:r>
+      <w:r>
+        <w:rPr>
+          <w:rFonts w:hint="eastAsia"/>
+        </w:rPr>
+        <w:t>示例</w:t>
+      </w:r>
+    </w:p>
+    <w:p>
+      <w:pPr>
+        <w:widowControl/>
+        <w:adjustRightInd w:val="0"/>
+        <w:snapToGrid w:val="0"/>
+        <w:jc w:val="left"/>
+        <w:rPr>
+          <w:rFonts w:ascii="Tahoma" w:eastAsia="微软雅黑" w:hAnsi="Tahoma" w:hint="eastAsia"/>
+          <w:kern w:val="0"/>
+          <w:sz w:val="22"/>
+        </w:rPr>
+      </w:pPr>
+      <w:r>
+        <w:rPr>
+          <w:rFonts w:ascii="Tahoma" w:eastAsia="微软雅黑" w:hAnsi="Tahoma" w:hint="eastAsia"/>
+          <w:kern w:val="0"/>
+          <w:sz w:val="22"/>
+        </w:rPr>
+        <w:t>考虑到示例工程中的插件太多了，群友单独拿出来会遇到各种问题。</w:t>
+      </w:r>
+    </w:p>
+    <w:p>
+      <w:pPr>
+        <w:widowControl/>
+        <w:adjustRightInd w:val="0"/>
+        <w:snapToGrid w:val="0"/>
+        <w:spacing w:after="200"/>
+        <w:jc w:val="left"/>
+        <w:rPr>
+          <w:rFonts w:ascii="Tahoma" w:eastAsia="微软雅黑" w:hAnsi="Tahoma"/>
+          <w:kern w:val="0"/>
+          <w:sz w:val="22"/>
+        </w:rPr>
+      </w:pPr>
+      <w:r>
+        <w:rPr>
+          <w:rFonts w:ascii="Tahoma" w:eastAsia="微软雅黑" w:hAnsi="Tahoma" w:hint="eastAsia"/>
+          <w:kern w:val="0"/>
+          <w:sz w:val="22"/>
+        </w:rPr>
+        <w:t>这里我建立了单独的解谜设计工程，并放入了集合中</w:t>
+      </w:r>
+      <w:r>
+        <w:rPr>
+          <w:rFonts w:ascii="Tahoma" w:eastAsia="微软雅黑" w:hAnsi="Tahoma" w:hint="eastAsia"/>
+          <w:kern w:val="0"/>
+          <w:sz w:val="22"/>
+        </w:rPr>
+        <w:t>，方便</w:t>
+      </w:r>
+      <w:r>
+        <w:rPr>
+          <w:rFonts w:ascii="Tahoma" w:eastAsia="微软雅黑" w:hAnsi="Tahoma" w:hint="eastAsia"/>
+          <w:kern w:val="0"/>
+          <w:sz w:val="22"/>
+        </w:rPr>
+        <w:t>熟悉用法</w:t>
+      </w:r>
+      <w:r>
+        <w:rPr>
+          <w:rFonts w:ascii="Tahoma" w:eastAsia="微软雅黑" w:hAnsi="Tahoma" w:hint="eastAsia"/>
+          <w:kern w:val="0"/>
+          <w:sz w:val="22"/>
+        </w:rPr>
+        <w:t>。</w:t>
+      </w:r>
+    </w:p>
+    <w:tbl>
+      <w:tblPr>
+        <w:tblStyle w:val="af"/>
+        <w:tblW w:w="0" w:type="auto"/>
+        <w:shd w:val="clear" w:color="auto" w:fill="DEEAF6" w:themeFill="accent1" w:themeFillTint="33"/>
+        <w:tblLook w:val="04A0" w:firstRow="1" w:lastRow="0" w:firstColumn="1" w:lastColumn="0" w:noHBand="0" w:noVBand="1"/>
+      </w:tblPr>
+      <w:tblGrid>
+        <w:gridCol w:w="8522"/>
+      </w:tblGrid>
+      <w:tr>
+        <w:tc>
+          <w:tcPr>
+            <w:tcW w:w="8522" w:type="dxa"/>
+            <w:shd w:val="clear" w:color="auto" w:fill="DEEAF6" w:themeFill="accent1" w:themeFillTint="33"/>
+          </w:tcPr>
+          <w:p>
+            <w:pPr>
+              <w:widowControl/>
+              <w:adjustRightInd w:val="0"/>
+              <w:snapToGrid w:val="0"/>
+              <w:jc w:val="left"/>
+              <w:rPr>
+                <w:rFonts w:ascii="Tahoma" w:eastAsia="微软雅黑" w:hAnsi="Tahoma" w:hint="eastAsia"/>
+                <w:kern w:val="0"/>
+                <w:sz w:val="22"/>
+              </w:rPr>
+            </w:pPr>
+            <w:r>
+              <w:rPr>
+                <w:rFonts w:ascii="Tahoma" w:eastAsia="微软雅黑" w:hAnsi="Tahoma" w:hint="eastAsia"/>
+                <w:kern w:val="0"/>
+                <w:sz w:val="22"/>
+              </w:rPr>
+              <w:t>小型示例工程集合</w:t>
+            </w:r>
+          </w:p>
+          <w:p>
+            <w:pPr>
+              <w:widowControl/>
+              <w:adjustRightInd w:val="0"/>
+              <w:snapToGrid w:val="0"/>
+              <w:jc w:val="left"/>
+              <w:rPr>
+                <w:rFonts w:ascii="Tahoma" w:eastAsia="微软雅黑" w:hAnsi="Tahoma"/>
+                <w:kern w:val="0"/>
+                <w:sz w:val="22"/>
+              </w:rPr>
+            </w:pPr>
+            <w:r>
+              <w:rPr>
+                <w:rFonts w:ascii="Tahoma" w:eastAsia="微软雅黑" w:hAnsi="Tahoma" w:hint="eastAsia"/>
+                <w:kern w:val="0"/>
+                <w:sz w:val="22"/>
+              </w:rPr>
+              <w:t>链接</w:t>
+            </w:r>
+            <w:r>
+              <w:rPr>
+                <w:rFonts w:ascii="Tahoma" w:eastAsia="微软雅黑" w:hAnsi="Tahoma" w:hint="eastAsia"/>
+                <w:kern w:val="0"/>
+                <w:sz w:val="22"/>
+              </w:rPr>
+              <w:t xml:space="preserve">: </w:t>
+            </w:r>
+            <w:hyperlink r:id="rId10" w:history="1">
+              <w:r>
+                <w:rPr>
+                  <w:rStyle w:val="a4"/>
+                  <w:rFonts w:ascii="Tahoma" w:eastAsia="微软雅黑" w:hAnsi="Tahoma" w:hint="eastAsia"/>
+                  <w:kern w:val="0"/>
+                  <w:sz w:val="22"/>
+                </w:rPr>
+                <w:t>https://pan.baidu.com/s/1Z60Fht7alAGZymWOle68PQ</w:t>
+              </w:r>
+            </w:hyperlink>
+            <w:r>
+              <w:rPr>
+                <w:rFonts w:ascii="Tahoma" w:eastAsia="微软雅黑" w:hAnsi="Tahoma" w:hint="eastAsia"/>
+                <w:kern w:val="0"/>
+                <w:sz w:val="22"/>
+              </w:rPr>
+              <w:t xml:space="preserve"> </w:t>
+            </w:r>
+          </w:p>
+          <w:p>
+            <w:pPr>
+              <w:widowControl/>
+              <w:adjustRightInd w:val="0"/>
+              <w:snapToGrid w:val="0"/>
+              <w:jc w:val="left"/>
+              <w:rPr>
+                <w:rFonts w:ascii="Tahoma" w:eastAsia="微软雅黑" w:hAnsi="Tahoma" w:hint="eastAsia"/>
+                <w:kern w:val="0"/>
+                <w:sz w:val="22"/>
+              </w:rPr>
+            </w:pPr>
+            <w:r>
+              <w:rPr>
+                <w:rFonts w:ascii="Tahoma" w:eastAsia="微软雅黑" w:hAnsi="Tahoma" w:hint="eastAsia"/>
+                <w:kern w:val="0"/>
+                <w:sz w:val="22"/>
+              </w:rPr>
+              <w:t>提取码</w:t>
+            </w:r>
+            <w:r>
+              <w:rPr>
+                <w:rFonts w:ascii="Tahoma" w:eastAsia="微软雅黑" w:hAnsi="Tahoma" w:hint="eastAsia"/>
+                <w:kern w:val="0"/>
+                <w:sz w:val="22"/>
+              </w:rPr>
+              <w:t xml:space="preserve">: 3r5e </w:t>
+            </w:r>
+          </w:p>
+        </w:tc>
+      </w:tr>
+    </w:tbl>
+    <w:p>
+      <w:pPr>
+        <w:widowControl/>
+        <w:adjustRightInd w:val="0"/>
+        <w:jc w:val="left"/>
+        <w:rPr>
+          <w:rFonts w:ascii="Tahoma" w:eastAsia="微软雅黑" w:hAnsi="Tahoma"/>
+          <w:kern w:val="0"/>
+          <w:sz w:val="22"/>
+        </w:rPr>
+      </w:pPr>
+      <w:r>
+        <w:rPr>
+          <w:rFonts w:ascii="Tahoma" w:eastAsia="微软雅黑" w:hAnsi="Tahoma" w:hint="eastAsia"/>
+          <w:kern w:val="0"/>
+          <w:sz w:val="22"/>
+        </w:rPr>
+        <w:t>另外</w:t>
+      </w:r>
+      <w:r>
+        <w:rPr>
+          <w:rFonts w:ascii="Tahoma" w:eastAsia="微软雅黑" w:hAnsi="Tahoma" w:hint="eastAsia"/>
+          <w:kern w:val="0"/>
+          <w:sz w:val="22"/>
+        </w:rPr>
+        <w:t>，</w:t>
+      </w:r>
+      <w:r>
+        <w:rPr>
+          <w:rFonts w:ascii="Tahoma" w:eastAsia="微软雅黑" w:hAnsi="Tahoma" w:hint="eastAsia"/>
+          <w:kern w:val="0"/>
+          <w:sz w:val="22"/>
+        </w:rPr>
+        <w:t>示例中的插件一直在更新，而打包工程中的插件</w:t>
+      </w:r>
+      <w:r>
+        <w:rPr>
+          <w:rFonts w:ascii="Tahoma" w:eastAsia="微软雅黑" w:hAnsi="Tahoma" w:hint="eastAsia"/>
+          <w:kern w:val="0"/>
+          <w:sz w:val="22"/>
+        </w:rPr>
+        <w:t>不一定</w:t>
+      </w:r>
+      <w:r>
+        <w:rPr>
+          <w:rFonts w:ascii="Tahoma" w:eastAsia="微软雅黑" w:hAnsi="Tahoma" w:hint="eastAsia"/>
+          <w:kern w:val="0"/>
+          <w:sz w:val="22"/>
+        </w:rPr>
+        <w:t>会同步更新哦。</w:t>
+      </w:r>
+    </w:p>
+    <w:p>
+      <w:pPr>
+        <w:widowControl/>
+        <w:adjustRightInd w:val="0"/>
+        <w:snapToGrid w:val="0"/>
+        <w:jc w:val="left"/>
+        <w:rPr>
+          <w:rFonts w:ascii="Tahoma" w:eastAsia="微软雅黑" w:hAnsi="Tahoma" w:hint="eastAsia"/>
+          <w:kern w:val="0"/>
+          <w:sz w:val="22"/>
+        </w:rPr>
+      </w:pPr>
+    </w:p>
+    <w:p>
+      <w:pPr>
+        <w:widowControl/>
+        <w:adjustRightInd w:val="0"/>
+        <w:snapToGrid w:val="0"/>
+        <w:jc w:val="left"/>
+        <w:rPr>
+          <w:rFonts w:ascii="Tahoma" w:eastAsia="微软雅黑" w:hAnsi="Tahoma" w:hint="eastAsia"/>
+          <w:kern w:val="0"/>
+          <w:sz w:val="22"/>
+        </w:rPr>
+      </w:pPr>
+      <w:r>
+        <w:rPr>
+          <w:rFonts w:ascii="Tahoma" w:eastAsia="微软雅黑" w:hAnsi="Tahoma" w:hint="eastAsia"/>
+          <w:kern w:val="0"/>
+          <w:sz w:val="22"/>
+        </w:rPr>
+        <w:br w:type="page"/>
+      </w:r>
+    </w:p>
+    <w:p>
+      <w:pPr>
+        <w:pStyle w:val="3"/>
+        <w:rPr>
+          <w:rFonts w:hint="eastAsia"/>
+        </w:rPr>
+      </w:pPr>
+      <w:r>
+        <w:rPr>
+          <w:rFonts w:hint="eastAsia"/>
+        </w:rPr>
+        <w:lastRenderedPageBreak/>
         <w:t>基础</w:t>
       </w:r>
       <w:r>
@@ -845,7 +1119,7 @@
                     </pic:cNvPicPr>
                   </pic:nvPicPr>
                   <pic:blipFill>
-                    <a:blip r:embed="rId10">
+                    <a:blip r:embed="rId11">
                       <a:extLst>
                         <a:ext uri="{28A0092B-C50C-407E-A947-70E740481C1C}">
                           <a14:useLocalDpi xmlns:a14="http://schemas.microsoft.com/office/drawing/2010/main" val="0"/>
@@ -959,6 +1233,7 @@
         </w:rPr>
         <w:t>，都在地图</w:t>
       </w:r>
+      <w:proofErr w:type="gramStart"/>
       <w:r>
         <w:rPr>
           <w:rFonts w:ascii="Tahoma" w:eastAsia="微软雅黑" w:hAnsi="Tahoma"/>
@@ -967,6 +1242,7 @@
         </w:rPr>
         <w:t>”</w:t>
       </w:r>
+      <w:proofErr w:type="gramEnd"/>
       <w:r>
         <w:rPr>
           <w:rFonts w:ascii="Tahoma" w:eastAsia="微软雅黑" w:hAnsi="Tahoma" w:hint="eastAsia"/>
@@ -991,6 +1267,7 @@
         </w:rPr>
         <w:t>消除砖块</w:t>
       </w:r>
+      <w:proofErr w:type="gramStart"/>
       <w:r>
         <w:rPr>
           <w:rFonts w:ascii="Tahoma" w:eastAsia="微软雅黑" w:hAnsi="Tahoma"/>
@@ -999,6 +1276,7 @@
         </w:rPr>
         <w:t>”</w:t>
       </w:r>
+      <w:proofErr w:type="gramEnd"/>
       <w:r>
         <w:rPr>
           <w:rFonts w:ascii="Tahoma" w:eastAsia="微软雅黑" w:hAnsi="Tahoma" w:hint="eastAsia"/>
@@ -1278,7 +1556,7 @@
           <w:szCs w:val="24"/>
         </w:rPr>
         <w:drawing>
-          <wp:inline distT="0" distB="0" distL="0" distR="0" wp14:anchorId="74FA2C15" wp14:editId="6EC4FE5E">
+          <wp:inline distT="0" distB="0" distL="0" distR="0" wp14:anchorId="74FA2C15" wp14:editId="63D82593">
             <wp:extent cx="3162300" cy="1750573"/>
             <wp:effectExtent l="0" t="0" r="0" b="2540"/>
             <wp:docPr id="7" name="图片 7"/>
@@ -1295,7 +1573,7 @@
                     </pic:cNvPicPr>
                   </pic:nvPicPr>
                   <pic:blipFill>
-                    <a:blip r:embed="rId11" cstate="print">
+                    <a:blip r:embed="rId12" cstate="print">
                       <a:extLst>
                         <a:ext uri="{28A0092B-C50C-407E-A947-70E740481C1C}">
                           <a14:useLocalDpi xmlns:a14="http://schemas.microsoft.com/office/drawing/2010/main" val="0"/>
@@ -1471,7 +1749,7 @@
                     </pic:cNvPicPr>
                   </pic:nvPicPr>
                   <pic:blipFill>
-                    <a:blip r:embed="rId12">
+                    <a:blip r:embed="rId13">
                       <a:extLst>
                         <a:ext uri="{28A0092B-C50C-407E-A947-70E740481C1C}">
                           <a14:useLocalDpi xmlns:a14="http://schemas.microsoft.com/office/drawing/2010/main" val="0"/>
@@ -1674,7 +1952,7 @@
                     </pic:cNvPicPr>
                   </pic:nvPicPr>
                   <pic:blipFill>
-                    <a:blip r:embed="rId13">
+                    <a:blip r:embed="rId14">
                       <a:extLst>
                         <a:ext uri="{28A0092B-C50C-407E-A947-70E740481C1C}">
                           <a14:useLocalDpi xmlns:a14="http://schemas.microsoft.com/office/drawing/2010/main" val="0"/>
@@ -1836,7 +2114,7 @@
           <w:szCs w:val="24"/>
         </w:rPr>
         <w:drawing>
-          <wp:inline distT="0" distB="0" distL="0" distR="0" wp14:anchorId="194C4836" wp14:editId="124150CA">
+          <wp:inline distT="0" distB="0" distL="0" distR="0" wp14:anchorId="194C4836" wp14:editId="65C579A2">
             <wp:extent cx="2362200" cy="2009264"/>
             <wp:effectExtent l="0" t="0" r="0" b="0"/>
             <wp:docPr id="12" name="图片 12"/>
@@ -1853,7 +2131,7 @@
                     </pic:cNvPicPr>
                   </pic:nvPicPr>
                   <pic:blipFill>
-                    <a:blip r:embed="rId14" cstate="print">
+                    <a:blip r:embed="rId15" cstate="print">
                       <a:extLst>
                         <a:ext uri="{28A0092B-C50C-407E-A947-70E740481C1C}">
                           <a14:useLocalDpi xmlns:a14="http://schemas.microsoft.com/office/drawing/2010/main" val="0"/>
@@ -1919,7 +2197,7 @@
                     </pic:cNvPicPr>
                   </pic:nvPicPr>
                   <pic:blipFill>
-                    <a:blip r:embed="rId15">
+                    <a:blip r:embed="rId16">
                       <a:extLst>
                         <a:ext uri="{28A0092B-C50C-407E-A947-70E740481C1C}">
                           <a14:useLocalDpi xmlns:a14="http://schemas.microsoft.com/office/drawing/2010/main" val="0"/>
@@ -2012,7 +2290,25 @@
           <w:kern w:val="0"/>
           <w:sz w:val="22"/>
         </w:rPr>
-        <w:t>示例中的地形，白色块部分是</w:t>
+        <w:t>示例中的地形，白色</w:t>
+      </w:r>
+      <w:proofErr w:type="gramStart"/>
+      <w:r>
+        <w:rPr>
+          <w:rFonts w:ascii="Tahoma" w:eastAsia="微软雅黑" w:hAnsi="Tahoma" w:hint="eastAsia"/>
+          <w:kern w:val="0"/>
+          <w:sz w:val="22"/>
+        </w:rPr>
+        <w:t>块部分</w:t>
+      </w:r>
+      <w:proofErr w:type="gramEnd"/>
+      <w:r>
+        <w:rPr>
+          <w:rFonts w:ascii="Tahoma" w:eastAsia="微软雅黑" w:hAnsi="Tahoma" w:hint="eastAsia"/>
+          <w:kern w:val="0"/>
+          <w:sz w:val="22"/>
+        </w:rPr>
+        <w:t>是</w:t>
       </w:r>
       <w:r>
         <w:rPr>
@@ -2084,7 +2380,7 @@
                     </pic:cNvPicPr>
                   </pic:nvPicPr>
                   <pic:blipFill>
-                    <a:blip r:embed="rId16">
+                    <a:blip r:embed="rId17">
                       <a:extLst>
                         <a:ext uri="{28A0092B-C50C-407E-A947-70E740481C1C}">
                           <a14:useLocalDpi xmlns:a14="http://schemas.microsoft.com/office/drawing/2010/main" val="0"/>
@@ -2133,7 +2429,25 @@
           <w:kern w:val="0"/>
           <w:sz w:val="22"/>
         </w:rPr>
-        <w:t>这个通过在白色块的地形上，加一层透明的墙即可。</w:t>
+        <w:t>这个通过在白色块的地形上，加一层透明</w:t>
+      </w:r>
+      <w:proofErr w:type="gramStart"/>
+      <w:r>
+        <w:rPr>
+          <w:rFonts w:ascii="Tahoma" w:eastAsia="微软雅黑" w:hAnsi="Tahoma" w:hint="eastAsia"/>
+          <w:kern w:val="0"/>
+          <w:sz w:val="22"/>
+        </w:rPr>
+        <w:t>的墙即可</w:t>
+      </w:r>
+      <w:proofErr w:type="gramEnd"/>
+      <w:r>
+        <w:rPr>
+          <w:rFonts w:ascii="Tahoma" w:eastAsia="微软雅黑" w:hAnsi="Tahoma" w:hint="eastAsia"/>
+          <w:kern w:val="0"/>
+          <w:sz w:val="22"/>
+        </w:rPr>
+        <w:t>。</w:t>
       </w:r>
     </w:p>
     <w:p>
@@ -2153,7 +2467,25 @@
           <w:kern w:val="0"/>
           <w:sz w:val="22"/>
         </w:rPr>
-        <w:t>（透明的墙是在图块中设置了不一样四通行设置而做出来的。）</w:t>
+        <w:t>（透明的墙是在图块中设置了不一样四通</w:t>
+      </w:r>
+      <w:proofErr w:type="gramStart"/>
+      <w:r>
+        <w:rPr>
+          <w:rFonts w:ascii="Tahoma" w:eastAsia="微软雅黑" w:hAnsi="Tahoma" w:hint="eastAsia"/>
+          <w:kern w:val="0"/>
+          <w:sz w:val="22"/>
+        </w:rPr>
+        <w:t>行设置</w:t>
+      </w:r>
+      <w:proofErr w:type="gramEnd"/>
+      <w:r>
+        <w:rPr>
+          <w:rFonts w:ascii="Tahoma" w:eastAsia="微软雅黑" w:hAnsi="Tahoma" w:hint="eastAsia"/>
+          <w:kern w:val="0"/>
+          <w:sz w:val="22"/>
+        </w:rPr>
+        <w:t>而做出来的。）</w:t>
       </w:r>
     </w:p>
     <w:p>
@@ -2193,7 +2525,7 @@
                     </pic:cNvPicPr>
                   </pic:nvPicPr>
                   <pic:blipFill>
-                    <a:blip r:embed="rId17">
+                    <a:blip r:embed="rId18">
                       <a:extLst>
                         <a:ext uri="{28A0092B-C50C-407E-A947-70E740481C1C}">
                           <a14:useLocalDpi xmlns:a14="http://schemas.microsoft.com/office/drawing/2010/main" val="0"/>
@@ -2415,7 +2747,7 @@
                     </pic:cNvPicPr>
                   </pic:nvPicPr>
                   <pic:blipFill>
-                    <a:blip r:embed="rId18">
+                    <a:blip r:embed="rId19">
                       <a:extLst>
                         <a:ext uri="{28A0092B-C50C-407E-A947-70E740481C1C}">
                           <a14:useLocalDpi xmlns:a14="http://schemas.microsoft.com/office/drawing/2010/main" val="0"/>
@@ -2484,7 +2816,7 @@
                     </pic:cNvPicPr>
                   </pic:nvPicPr>
                   <pic:blipFill>
-                    <a:blip r:embed="rId19">
+                    <a:blip r:embed="rId20">
                       <a:extLst>
                         <a:ext uri="{28A0092B-C50C-407E-A947-70E740481C1C}">
                           <a14:useLocalDpi xmlns:a14="http://schemas.microsoft.com/office/drawing/2010/main" val="0"/>
@@ -2966,7 +3298,21 @@
         <w:rPr>
           <w:rFonts w:hint="eastAsia"/>
         </w:rPr>
-        <w:t>）卡关注意事项</w:t>
+        <w:t>）</w:t>
+      </w:r>
+      <w:proofErr w:type="gramStart"/>
+      <w:r>
+        <w:rPr>
+          <w:rFonts w:hint="eastAsia"/>
+        </w:rPr>
+        <w:t>卡关注意</w:t>
+      </w:r>
+      <w:proofErr w:type="gramEnd"/>
+      <w:r>
+        <w:rPr>
+          <w:rFonts w:hint="eastAsia"/>
+        </w:rPr>
+        <w:t>事项</w:t>
       </w:r>
     </w:p>
     <w:p>
@@ -2998,13 +3344,23 @@
         </w:rPr>
         <w:t>可随时用鼠标重置，</w:t>
       </w:r>
-      <w:r>
-        <w:rPr>
-          <w:rFonts w:ascii="Tahoma" w:eastAsia="微软雅黑" w:hAnsi="Tahoma" w:hint="eastAsia"/>
-          <w:kern w:val="0"/>
-          <w:sz w:val="22"/>
-        </w:rPr>
-        <w:t>不会卡关。</w:t>
+      <w:proofErr w:type="gramStart"/>
+      <w:r>
+        <w:rPr>
+          <w:rFonts w:ascii="Tahoma" w:eastAsia="微软雅黑" w:hAnsi="Tahoma" w:hint="eastAsia"/>
+          <w:kern w:val="0"/>
+          <w:sz w:val="22"/>
+        </w:rPr>
+        <w:t>不会卡关</w:t>
+      </w:r>
+      <w:proofErr w:type="gramEnd"/>
+      <w:r>
+        <w:rPr>
+          <w:rFonts w:ascii="Tahoma" w:eastAsia="微软雅黑" w:hAnsi="Tahoma" w:hint="eastAsia"/>
+          <w:kern w:val="0"/>
+          <w:sz w:val="22"/>
+        </w:rPr>
+        <w:t>。</w:t>
       </w:r>
     </w:p>
     <w:p>
@@ -3015,7 +3371,7 @@
         <w:spacing w:after="200"/>
         <w:jc w:val="left"/>
         <w:rPr>
-          <w:rFonts w:ascii="Tahoma" w:eastAsia="微软雅黑" w:hAnsi="Tahoma" w:hint="eastAsia"/>
+          <w:rFonts w:ascii="Tahoma" w:eastAsia="微软雅黑" w:hAnsi="Tahoma"/>
           <w:kern w:val="0"/>
           <w:sz w:val="22"/>
         </w:rPr>
@@ -3109,13 +3465,23 @@
         </w:rPr>
         <w:t xml:space="preserve"> </w:t>
       </w:r>
-      <w:r>
-        <w:rPr>
-          <w:rFonts w:ascii="Tahoma" w:eastAsia="微软雅黑" w:hAnsi="Tahoma" w:hint="eastAsia"/>
-          <w:kern w:val="0"/>
-          <w:sz w:val="22"/>
-        </w:rPr>
-        <w:t>堆一些砖块，确保所有砖块能消除就可以了。</w:t>
+      <w:proofErr w:type="gramStart"/>
+      <w:r>
+        <w:rPr>
+          <w:rFonts w:ascii="Tahoma" w:eastAsia="微软雅黑" w:hAnsi="Tahoma" w:hint="eastAsia"/>
+          <w:kern w:val="0"/>
+          <w:sz w:val="22"/>
+        </w:rPr>
+        <w:t>堆一些</w:t>
+      </w:r>
+      <w:proofErr w:type="gramEnd"/>
+      <w:r>
+        <w:rPr>
+          <w:rFonts w:ascii="Tahoma" w:eastAsia="微软雅黑" w:hAnsi="Tahoma" w:hint="eastAsia"/>
+          <w:kern w:val="0"/>
+          <w:sz w:val="22"/>
+        </w:rPr>
+        <w:t>砖块，确保所有砖块能消除就可以了。</w:t>
       </w:r>
     </w:p>
     <w:p>
@@ -3578,12 +3944,12 @@
       <w:pPr>
         <w:snapToGrid w:val="0"/>
         <w:rPr>
-          <w:rFonts w:ascii="Tahoma" w:eastAsia="微软雅黑" w:hAnsi="Tahoma" w:hint="eastAsia"/>
-          <w:kern w:val="0"/>
-          <w:sz w:val="22"/>
-        </w:rPr>
-      </w:pPr>
-      <w:hyperlink r:id="rId20" w:history="1">
+          <w:rFonts w:ascii="Tahoma" w:eastAsia="微软雅黑" w:hAnsi="Tahoma"/>
+          <w:kern w:val="0"/>
+          <w:sz w:val="22"/>
+        </w:rPr>
+      </w:pPr>
+      <w:hyperlink r:id="rId21" w:history="1">
         <w:r>
           <w:rPr>
             <w:rStyle w:val="a4"/>
@@ -3640,7 +4006,7 @@
                     </pic:cNvPicPr>
                   </pic:nvPicPr>
                   <pic:blipFill>
-                    <a:blip r:embed="rId21">
+                    <a:blip r:embed="rId22">
                       <a:extLst>
                         <a:ext uri="{28A0092B-C50C-407E-A947-70E740481C1C}">
                           <a14:useLocalDpi xmlns:a14="http://schemas.microsoft.com/office/drawing/2010/main" val="0"/>
@@ -3702,7 +4068,7 @@
       <w:pPr>
         <w:snapToGrid w:val="0"/>
         <w:rPr>
-          <w:rFonts w:ascii="Tahoma" w:eastAsia="微软雅黑" w:hAnsi="Tahoma" w:hint="eastAsia"/>
+          <w:rFonts w:ascii="Tahoma" w:eastAsia="微软雅黑" w:hAnsi="Tahoma"/>
           <w:kern w:val="0"/>
           <w:sz w:val="22"/>
         </w:rPr>
@@ -3763,7 +4129,25 @@
           <w:kern w:val="0"/>
           <w:sz w:val="22"/>
         </w:rPr>
-        <w:t>于是就开坑了。</w:t>
+        <w:t>于是</w:t>
+      </w:r>
+      <w:proofErr w:type="gramStart"/>
+      <w:r>
+        <w:rPr>
+          <w:rFonts w:ascii="Tahoma" w:eastAsia="微软雅黑" w:hAnsi="Tahoma" w:hint="eastAsia"/>
+          <w:kern w:val="0"/>
+          <w:sz w:val="22"/>
+        </w:rPr>
+        <w:t>就开坑了</w:t>
+      </w:r>
+      <w:proofErr w:type="gramEnd"/>
+      <w:r>
+        <w:rPr>
+          <w:rFonts w:ascii="Tahoma" w:eastAsia="微软雅黑" w:hAnsi="Tahoma" w:hint="eastAsia"/>
+          <w:kern w:val="0"/>
+          <w:sz w:val="22"/>
+        </w:rPr>
+        <w:t>。</w:t>
       </w:r>
     </w:p>
     <w:p>
@@ -3837,6 +4221,7 @@
         </w:rPr>
         <w:t>细节</w:t>
       </w:r>
+      <w:proofErr w:type="gramStart"/>
       <w:r>
         <w:rPr>
           <w:rFonts w:ascii="Tahoma" w:eastAsia="微软雅黑" w:hAnsi="Tahoma" w:hint="eastAsia"/>
@@ -3847,6 +4232,7 @@
         </w:rPr>
         <w:t>一</w:t>
       </w:r>
+      <w:proofErr w:type="gramEnd"/>
       <w:r>
         <w:rPr>
           <w:rFonts w:ascii="Tahoma" w:eastAsia="微软雅黑" w:hAnsi="Tahoma" w:hint="eastAsia"/>
@@ -3964,150 +4350,6 @@
             <wp:extent cx="2292766" cy="1211580"/>
             <wp:effectExtent l="0" t="0" r="0" b="7620"/>
             <wp:docPr id="3" name="图片 3"/>
-            <wp:cNvGraphicFramePr>
-              <a:graphicFrameLocks xmlns:a="http://schemas.openxmlformats.org/drawingml/2006/main" noChangeAspect="1"/>
-            </wp:cNvGraphicFramePr>
-            <a:graphic xmlns:a="http://schemas.openxmlformats.org/drawingml/2006/main">
-              <a:graphicData uri="http://schemas.openxmlformats.org/drawingml/2006/picture">
-                <pic:pic xmlns:pic="http://schemas.openxmlformats.org/drawingml/2006/picture">
-                  <pic:nvPicPr>
-                    <pic:cNvPr id="1" name=""/>
-                    <pic:cNvPicPr/>
-                  </pic:nvPicPr>
-                  <pic:blipFill>
-                    <a:blip r:embed="rId22"/>
-                    <a:stretch>
-                      <a:fillRect/>
-                    </a:stretch>
-                  </pic:blipFill>
-                  <pic:spPr>
-                    <a:xfrm>
-                      <a:off x="0" y="0"/>
-                      <a:ext cx="2307682" cy="1219462"/>
-                    </a:xfrm>
-                    <a:prstGeom prst="rect">
-                      <a:avLst/>
-                    </a:prstGeom>
-                  </pic:spPr>
-                </pic:pic>
-              </a:graphicData>
-            </a:graphic>
-          </wp:inline>
-        </w:drawing>
-      </w:r>
-    </w:p>
-    <w:p>
-      <w:pPr>
-        <w:widowControl/>
-        <w:adjustRightInd w:val="0"/>
-        <w:snapToGrid w:val="0"/>
-        <w:jc w:val="left"/>
-        <w:rPr>
-          <w:rFonts w:ascii="Tahoma" w:eastAsia="微软雅黑" w:hAnsi="Tahoma"/>
-          <w:kern w:val="0"/>
-          <w:sz w:val="22"/>
-        </w:rPr>
-      </w:pPr>
-      <w:r>
-        <w:rPr>
-          <w:rFonts w:ascii="Tahoma" w:eastAsia="微软雅黑" w:hAnsi="Tahoma" w:hint="eastAsia"/>
-          <w:b/>
-          <w:bCs/>
-          <w:kern w:val="0"/>
-          <w:sz w:val="22"/>
-        </w:rPr>
-        <w:t>细节</w:t>
-      </w:r>
-      <w:r>
-        <w:rPr>
-          <w:rFonts w:ascii="Tahoma" w:eastAsia="微软雅黑" w:hAnsi="Tahoma" w:hint="eastAsia"/>
-          <w:b/>
-          <w:bCs/>
-          <w:kern w:val="0"/>
-          <w:sz w:val="22"/>
-        </w:rPr>
-        <w:t>二</w:t>
-      </w:r>
-      <w:r>
-        <w:rPr>
-          <w:rFonts w:ascii="Tahoma" w:eastAsia="微软雅黑" w:hAnsi="Tahoma" w:hint="eastAsia"/>
-          <w:b/>
-          <w:bCs/>
-          <w:kern w:val="0"/>
-          <w:sz w:val="22"/>
-        </w:rPr>
-        <w:t>：</w:t>
-      </w:r>
-      <w:r>
-        <w:rPr>
-          <w:rFonts w:ascii="Tahoma" w:eastAsia="微软雅黑" w:hAnsi="Tahoma" w:hint="eastAsia"/>
-          <w:kern w:val="0"/>
-          <w:sz w:val="22"/>
-        </w:rPr>
-        <w:t>如果是物体自身</w:t>
-      </w:r>
-      <w:r>
-        <w:rPr>
-          <w:rFonts w:ascii="Tahoma" w:eastAsia="微软雅黑" w:hAnsi="Tahoma"/>
-          <w:kern w:val="0"/>
-          <w:sz w:val="22"/>
-        </w:rPr>
-        <w:t>”</w:t>
-      </w:r>
-      <w:r>
-        <w:rPr>
-          <w:rFonts w:ascii="Tahoma" w:eastAsia="微软雅黑" w:hAnsi="Tahoma" w:hint="eastAsia"/>
-          <w:kern w:val="0"/>
-          <w:sz w:val="22"/>
-        </w:rPr>
-        <w:t>下落</w:t>
-      </w:r>
-      <w:r>
-        <w:rPr>
-          <w:rFonts w:ascii="Tahoma" w:eastAsia="微软雅黑" w:hAnsi="Tahoma"/>
-          <w:kern w:val="0"/>
-          <w:sz w:val="22"/>
-        </w:rPr>
-        <w:t>”</w:t>
-      </w:r>
-      <w:r>
-        <w:rPr>
-          <w:rFonts w:ascii="Tahoma" w:eastAsia="微软雅黑" w:hAnsi="Tahoma" w:hint="eastAsia"/>
-          <w:kern w:val="0"/>
-          <w:sz w:val="22"/>
-        </w:rPr>
-        <w:t>的情况，两个相邻方块不会被消除</w:t>
-      </w:r>
-      <w:r>
-        <w:rPr>
-          <w:rFonts w:ascii="Tahoma" w:eastAsia="微软雅黑" w:hAnsi="Tahoma" w:hint="eastAsia"/>
-          <w:kern w:val="0"/>
-          <w:sz w:val="22"/>
-        </w:rPr>
-        <w:t>。</w:t>
-      </w:r>
-    </w:p>
-    <w:p>
-      <w:pPr>
-        <w:widowControl/>
-        <w:adjustRightInd w:val="0"/>
-        <w:snapToGrid w:val="0"/>
-        <w:jc w:val="center"/>
-        <w:rPr>
-          <w:rFonts w:ascii="Tahoma" w:eastAsia="微软雅黑" w:hAnsi="Tahoma"/>
-          <w:kern w:val="0"/>
-          <w:sz w:val="22"/>
-        </w:rPr>
-      </w:pPr>
-      <w:r>
-        <w:rPr>
-          <w:noProof/>
-        </w:rPr>
-        <w:drawing>
-          <wp:inline distT="0" distB="0" distL="0" distR="0" wp14:anchorId="1791CDCD" wp14:editId="4D15479B">
-            <wp:extent cx="2369820" cy="1704609"/>
-            <wp:effectExtent l="0" t="0" r="0" b="0"/>
-            <wp:docPr id="5" name="图片 5"/>
             <wp:cNvGraphicFramePr>
               <a:graphicFrameLocks xmlns:a="http://schemas.openxmlformats.org/drawingml/2006/main" noChangeAspect="1"/>
             </wp:cNvGraphicFramePr>
@@ -4127,6 +4369,154 @@
                   <pic:spPr>
                     <a:xfrm>
                       <a:off x="0" y="0"/>
+                      <a:ext cx="2307682" cy="1219462"/>
+                    </a:xfrm>
+                    <a:prstGeom prst="rect">
+                      <a:avLst/>
+                    </a:prstGeom>
+                  </pic:spPr>
+                </pic:pic>
+              </a:graphicData>
+            </a:graphic>
+          </wp:inline>
+        </w:drawing>
+      </w:r>
+    </w:p>
+    <w:p>
+      <w:pPr>
+        <w:widowControl/>
+        <w:adjustRightInd w:val="0"/>
+        <w:snapToGrid w:val="0"/>
+        <w:jc w:val="left"/>
+        <w:rPr>
+          <w:rFonts w:ascii="Tahoma" w:eastAsia="微软雅黑" w:hAnsi="Tahoma"/>
+          <w:kern w:val="0"/>
+          <w:sz w:val="22"/>
+        </w:rPr>
+      </w:pPr>
+      <w:r>
+        <w:rPr>
+          <w:rFonts w:ascii="Tahoma" w:eastAsia="微软雅黑" w:hAnsi="Tahoma" w:hint="eastAsia"/>
+          <w:b/>
+          <w:bCs/>
+          <w:kern w:val="0"/>
+          <w:sz w:val="22"/>
+        </w:rPr>
+        <w:t>细节</w:t>
+      </w:r>
+      <w:r>
+        <w:rPr>
+          <w:rFonts w:ascii="Tahoma" w:eastAsia="微软雅黑" w:hAnsi="Tahoma" w:hint="eastAsia"/>
+          <w:b/>
+          <w:bCs/>
+          <w:kern w:val="0"/>
+          <w:sz w:val="22"/>
+        </w:rPr>
+        <w:t>二</w:t>
+      </w:r>
+      <w:r>
+        <w:rPr>
+          <w:rFonts w:ascii="Tahoma" w:eastAsia="微软雅黑" w:hAnsi="Tahoma" w:hint="eastAsia"/>
+          <w:b/>
+          <w:bCs/>
+          <w:kern w:val="0"/>
+          <w:sz w:val="22"/>
+        </w:rPr>
+        <w:t>：</w:t>
+      </w:r>
+      <w:r>
+        <w:rPr>
+          <w:rFonts w:ascii="Tahoma" w:eastAsia="微软雅黑" w:hAnsi="Tahoma" w:hint="eastAsia"/>
+          <w:kern w:val="0"/>
+          <w:sz w:val="22"/>
+        </w:rPr>
+        <w:t>如果是物体自身</w:t>
+      </w:r>
+      <w:proofErr w:type="gramStart"/>
+      <w:r>
+        <w:rPr>
+          <w:rFonts w:ascii="Tahoma" w:eastAsia="微软雅黑" w:hAnsi="Tahoma"/>
+          <w:kern w:val="0"/>
+          <w:sz w:val="22"/>
+        </w:rPr>
+        <w:t>”</w:t>
+      </w:r>
+      <w:proofErr w:type="gramEnd"/>
+      <w:r>
+        <w:rPr>
+          <w:rFonts w:ascii="Tahoma" w:eastAsia="微软雅黑" w:hAnsi="Tahoma" w:hint="eastAsia"/>
+          <w:kern w:val="0"/>
+          <w:sz w:val="22"/>
+        </w:rPr>
+        <w:t>下落</w:t>
+      </w:r>
+      <w:proofErr w:type="gramStart"/>
+      <w:r>
+        <w:rPr>
+          <w:rFonts w:ascii="Tahoma" w:eastAsia="微软雅黑" w:hAnsi="Tahoma"/>
+          <w:kern w:val="0"/>
+          <w:sz w:val="22"/>
+        </w:rPr>
+        <w:t>”</w:t>
+      </w:r>
+      <w:proofErr w:type="gramEnd"/>
+      <w:r>
+        <w:rPr>
+          <w:rFonts w:ascii="Tahoma" w:eastAsia="微软雅黑" w:hAnsi="Tahoma" w:hint="eastAsia"/>
+          <w:kern w:val="0"/>
+          <w:sz w:val="22"/>
+        </w:rPr>
+        <w:t>的情况，两个相邻方块不会被消除</w:t>
+      </w:r>
+      <w:r>
+        <w:rPr>
+          <w:rFonts w:ascii="Tahoma" w:eastAsia="微软雅黑" w:hAnsi="Tahoma" w:hint="eastAsia"/>
+          <w:kern w:val="0"/>
+          <w:sz w:val="22"/>
+        </w:rPr>
+        <w:t>。</w:t>
+      </w:r>
+    </w:p>
+    <w:p>
+      <w:pPr>
+        <w:widowControl/>
+        <w:adjustRightInd w:val="0"/>
+        <w:snapToGrid w:val="0"/>
+        <w:jc w:val="center"/>
+        <w:rPr>
+          <w:rFonts w:ascii="Tahoma" w:eastAsia="微软雅黑" w:hAnsi="Tahoma"/>
+          <w:kern w:val="0"/>
+          <w:sz w:val="22"/>
+        </w:rPr>
+      </w:pPr>
+      <w:r>
+        <w:rPr>
+          <w:noProof/>
+        </w:rPr>
+        <w:drawing>
+          <wp:inline distT="0" distB="0" distL="0" distR="0" wp14:anchorId="1791CDCD" wp14:editId="4D15479B">
+            <wp:extent cx="2369820" cy="1704609"/>
+            <wp:effectExtent l="0" t="0" r="0" b="0"/>
+            <wp:docPr id="5" name="图片 5"/>
+            <wp:cNvGraphicFramePr>
+              <a:graphicFrameLocks xmlns:a="http://schemas.openxmlformats.org/drawingml/2006/main" noChangeAspect="1"/>
+            </wp:cNvGraphicFramePr>
+            <a:graphic xmlns:a="http://schemas.openxmlformats.org/drawingml/2006/main">
+              <a:graphicData uri="http://schemas.openxmlformats.org/drawingml/2006/picture">
+                <pic:pic xmlns:pic="http://schemas.openxmlformats.org/drawingml/2006/picture">
+                  <pic:nvPicPr>
+                    <pic:cNvPr id="1" name=""/>
+                    <pic:cNvPicPr/>
+                  </pic:nvPicPr>
+                  <pic:blipFill>
+                    <a:blip r:embed="rId24"/>
+                    <a:stretch>
+                      <a:fillRect/>
+                    </a:stretch>
+                  </pic:blipFill>
+                  <pic:spPr>
+                    <a:xfrm>
+                      <a:off x="0" y="0"/>
                       <a:ext cx="2394052" cy="1722039"/>
                     </a:xfrm>
                     <a:prstGeom prst="rect">
@@ -4239,6 +4629,7 @@
         </w:rPr>
         <w:t>实现细节</w:t>
       </w:r>
+      <w:proofErr w:type="gramStart"/>
       <w:r>
         <w:rPr>
           <w:rFonts w:ascii="Tahoma" w:eastAsia="微软雅黑" w:hAnsi="Tahoma" w:hint="eastAsia"/>
@@ -4249,6 +4640,7 @@
         </w:rPr>
         <w:t>一</w:t>
       </w:r>
+      <w:proofErr w:type="gramEnd"/>
       <w:r>
         <w:rPr>
           <w:rFonts w:ascii="Tahoma" w:eastAsia="微软雅黑" w:hAnsi="Tahoma" w:hint="eastAsia"/>
@@ -4471,8 +4863,18 @@
           <w:kern w:val="0"/>
           <w:sz w:val="22"/>
         </w:rPr>
-        <w:t>细节一</w:t>
-      </w:r>
+        <w:t>细节</w:t>
+      </w:r>
+      <w:proofErr w:type="gramStart"/>
+      <w:r>
+        <w:rPr>
+          <w:rFonts w:ascii="Tahoma" w:eastAsia="微软雅黑" w:hAnsi="Tahoma" w:hint="eastAsia"/>
+          <w:kern w:val="0"/>
+          <w:sz w:val="22"/>
+        </w:rPr>
+        <w:t>一</w:t>
+      </w:r>
+      <w:proofErr w:type="gramEnd"/>
       <w:r>
         <w:rPr>
           <w:rFonts w:ascii="Tahoma" w:eastAsia="微软雅黑" w:hAnsi="Tahoma" w:hint="eastAsia"/>
@@ -4588,7 +4990,7 @@
                     </pic:cNvPicPr>
                   </pic:nvPicPr>
                   <pic:blipFill>
-                    <a:blip r:embed="rId18">
+                    <a:blip r:embed="rId19">
                       <a:extLst>
                         <a:ext uri="{28A0092B-C50C-407E-A947-70E740481C1C}">
                           <a14:useLocalDpi xmlns:a14="http://schemas.microsoft.com/office/drawing/2010/main" val="0"/>
@@ -4648,7 +5050,7 @@
                     <pic:cNvPicPr/>
                   </pic:nvPicPr>
                   <pic:blipFill>
-                    <a:blip r:embed="rId24"/>
+                    <a:blip r:embed="rId25"/>
                     <a:stretch>
                       <a:fillRect/>
                     </a:stretch>
@@ -4775,7 +5177,7 @@
                     </pic:cNvPicPr>
                   </pic:nvPicPr>
                   <pic:blipFill>
-                    <a:blip r:embed="rId25">
+                    <a:blip r:embed="rId26">
                       <a:extLst>
                         <a:ext uri="{28A0092B-C50C-407E-A947-70E740481C1C}">
                           <a14:useLocalDpi xmlns:a14="http://schemas.microsoft.com/office/drawing/2010/main" val="0"/>
@@ -4840,7 +5242,25 @@
                 <w:kern w:val="0"/>
                 <w:sz w:val="22"/>
               </w:rPr>
-              <w:t>注意，消除砖块关卡的下沉过程判断，对帧数要求非常严格，</w:t>
+              <w:t>注意，消除砖块关卡的下沉过程判断，</w:t>
+            </w:r>
+            <w:proofErr w:type="gramStart"/>
+            <w:r>
+              <w:rPr>
+                <w:rFonts w:ascii="Tahoma" w:eastAsia="微软雅黑" w:hAnsi="Tahoma" w:hint="eastAsia"/>
+                <w:kern w:val="0"/>
+                <w:sz w:val="22"/>
+              </w:rPr>
+              <w:t>对帧数要求</w:t>
+            </w:r>
+            <w:proofErr w:type="gramEnd"/>
+            <w:r>
+              <w:rPr>
+                <w:rFonts w:ascii="Tahoma" w:eastAsia="微软雅黑" w:hAnsi="Tahoma" w:hint="eastAsia"/>
+                <w:kern w:val="0"/>
+                <w:sz w:val="22"/>
+              </w:rPr>
+              <w:t>非常严格，</w:t>
             </w:r>
           </w:p>
           <w:p>
@@ -4998,122 +5418,6 @@
             <wp:extent cx="4138019" cy="1234547"/>
             <wp:effectExtent l="0" t="0" r="0" b="3810"/>
             <wp:docPr id="32" name="图片 32"/>
-            <wp:cNvGraphicFramePr>
-              <a:graphicFrameLocks xmlns:a="http://schemas.openxmlformats.org/drawingml/2006/main" noChangeAspect="1"/>
-            </wp:cNvGraphicFramePr>
-            <a:graphic xmlns:a="http://schemas.openxmlformats.org/drawingml/2006/main">
-              <a:graphicData uri="http://schemas.openxmlformats.org/drawingml/2006/picture">
-                <pic:pic xmlns:pic="http://schemas.openxmlformats.org/drawingml/2006/picture">
-                  <pic:nvPicPr>
-                    <pic:cNvPr id="1" name=""/>
-                    <pic:cNvPicPr/>
-                  </pic:nvPicPr>
-                  <pic:blipFill>
-                    <a:blip r:embed="rId26"/>
-                    <a:stretch>
-                      <a:fillRect/>
-                    </a:stretch>
-                  </pic:blipFill>
-                  <pic:spPr>
-                    <a:xfrm>
-                      <a:off x="0" y="0"/>
-                      <a:ext cx="4138019" cy="1234547"/>
-                    </a:xfrm>
-                    <a:prstGeom prst="rect">
-                      <a:avLst/>
-                    </a:prstGeom>
-                  </pic:spPr>
-                </pic:pic>
-              </a:graphicData>
-            </a:graphic>
-          </wp:inline>
-        </w:drawing>
-      </w:r>
-    </w:p>
-    <w:p>
-      <w:pPr>
-        <w:widowControl/>
-        <w:adjustRightInd w:val="0"/>
-        <w:snapToGrid w:val="0"/>
-        <w:spacing w:after="200"/>
-        <w:jc w:val="left"/>
-        <w:rPr>
-          <w:rFonts w:ascii="Tahoma" w:eastAsia="微软雅黑" w:hAnsi="Tahoma"/>
-          <w:kern w:val="0"/>
-          <w:sz w:val="22"/>
-        </w:rPr>
-      </w:pPr>
-      <w:r>
-        <w:rPr>
-          <w:rFonts w:ascii="Tahoma" w:eastAsia="微软雅黑" w:hAnsi="Tahoma" w:hint="eastAsia"/>
-          <w:kern w:val="0"/>
-          <w:sz w:val="22"/>
-        </w:rPr>
-        <w:t>2</w:t>
-      </w:r>
-      <w:r>
-        <w:rPr>
-          <w:rFonts w:ascii="Tahoma" w:eastAsia="微软雅黑" w:hAnsi="Tahoma" w:hint="eastAsia"/>
-          <w:kern w:val="0"/>
-          <w:sz w:val="22"/>
-        </w:rPr>
-        <w:t>．需要注意的是，由于关卡是要求所有砖块被消除，所以这里计数开关的</w:t>
-      </w:r>
-      <w:r>
-        <w:rPr>
-          <w:rFonts w:ascii="Tahoma" w:eastAsia="微软雅黑" w:hAnsi="Tahoma" w:hint="eastAsia"/>
-          <w:kern w:val="0"/>
-          <w:sz w:val="22"/>
-        </w:rPr>
-        <w:t xml:space="preserve"> </w:t>
-      </w:r>
-      <w:r>
-        <w:rPr>
-          <w:rFonts w:ascii="Tahoma" w:eastAsia="微软雅黑" w:hAnsi="Tahoma" w:hint="eastAsia"/>
-          <w:kern w:val="0"/>
-          <w:sz w:val="22"/>
-        </w:rPr>
-        <w:t>钥匙</w:t>
-      </w:r>
-      <w:r>
-        <w:rPr>
-          <w:rFonts w:ascii="Tahoma" w:eastAsia="微软雅黑" w:hAnsi="Tahoma" w:hint="eastAsia"/>
-          <w:kern w:val="0"/>
-          <w:sz w:val="22"/>
-        </w:rPr>
-        <w:t xml:space="preserve"> </w:t>
-      </w:r>
-      <w:r>
-        <w:rPr>
-          <w:rFonts w:ascii="Tahoma" w:eastAsia="微软雅黑" w:hAnsi="Tahoma" w:hint="eastAsia"/>
-          <w:kern w:val="0"/>
-          <w:sz w:val="22"/>
-        </w:rPr>
-        <w:t>，是放在消除状态的事件页中的。</w:t>
-      </w:r>
-    </w:p>
-    <w:p>
-      <w:pPr>
-        <w:widowControl/>
-        <w:adjustRightInd w:val="0"/>
-        <w:snapToGrid w:val="0"/>
-        <w:spacing w:after="200"/>
-        <w:jc w:val="center"/>
-        <w:rPr>
-          <w:rFonts w:ascii="Tahoma" w:eastAsia="微软雅黑" w:hAnsi="Tahoma"/>
-          <w:kern w:val="0"/>
-          <w:sz w:val="22"/>
-        </w:rPr>
-      </w:pPr>
-      <w:r>
-        <w:rPr>
-          <w:noProof/>
-        </w:rPr>
-        <w:drawing>
-          <wp:inline distT="0" distB="0" distL="0" distR="0" wp14:anchorId="021A590D" wp14:editId="47D7004B">
-            <wp:extent cx="4358640" cy="1240484"/>
-            <wp:effectExtent l="0" t="0" r="3810" b="0"/>
-            <wp:docPr id="42" name="图片 42"/>
             <wp:cNvGraphicFramePr>
               <a:graphicFrameLocks xmlns:a="http://schemas.openxmlformats.org/drawingml/2006/main" noChangeAspect="1"/>
             </wp:cNvGraphicFramePr>
@@ -5133,7 +5437,7 @@
                   <pic:spPr>
                     <a:xfrm>
                       <a:off x="0" y="0"/>
-                      <a:ext cx="4389097" cy="1249152"/>
+                      <a:ext cx="4138019" cy="1234547"/>
                     </a:xfrm>
                     <a:prstGeom prst="rect">
                       <a:avLst/>
@@ -5161,91 +5465,51 @@
       </w:pPr>
       <w:r>
         <w:rPr>
-          <w:rFonts w:ascii="Tahoma" w:eastAsia="微软雅黑" w:hAnsi="Tahoma"/>
-          <w:kern w:val="0"/>
-          <w:sz w:val="22"/>
-        </w:rPr>
-        <w:t>3</w:t>
-      </w:r>
-      <w:r>
-        <w:rPr>
-          <w:rFonts w:ascii="Tahoma" w:eastAsia="微软雅黑" w:hAnsi="Tahoma" w:hint="eastAsia"/>
-          <w:kern w:val="0"/>
-          <w:sz w:val="22"/>
-        </w:rPr>
-        <w:t>．</w:t>
-      </w:r>
-      <w:r>
-        <w:rPr>
-          <w:rFonts w:ascii="Tahoma" w:eastAsia="微软雅黑" w:hAnsi="Tahoma" w:hint="eastAsia"/>
-          <w:kern w:val="0"/>
-          <w:sz w:val="22"/>
-        </w:rPr>
-        <w:t>示例中的</w:t>
-      </w:r>
-      <w:r>
-        <w:rPr>
-          <w:rFonts w:ascii="Tahoma" w:eastAsia="微软雅黑" w:hAnsi="Tahoma"/>
-          <w:kern w:val="0"/>
-          <w:sz w:val="22"/>
-        </w:rPr>
-        <w:t>”</w:t>
-      </w:r>
-      <w:r>
-        <w:rPr>
-          <w:rFonts w:ascii="Tahoma" w:eastAsia="微软雅黑" w:hAnsi="Tahoma" w:hint="eastAsia"/>
-          <w:kern w:val="0"/>
-          <w:sz w:val="22"/>
-        </w:rPr>
-        <w:t>重力</w:t>
-      </w:r>
-      <w:r>
-        <w:rPr>
-          <w:rFonts w:ascii="Tahoma" w:eastAsia="微软雅黑" w:hAnsi="Tahoma"/>
-          <w:kern w:val="0"/>
-          <w:sz w:val="22"/>
-        </w:rPr>
-        <w:t>”</w:t>
-      </w:r>
-      <w:r>
-        <w:rPr>
-          <w:rFonts w:ascii="Tahoma" w:eastAsia="微软雅黑" w:hAnsi="Tahoma" w:hint="eastAsia"/>
-          <w:kern w:val="0"/>
-          <w:sz w:val="22"/>
-        </w:rPr>
-        <w:t>就是下移</w:t>
-      </w:r>
-      <w:r>
-        <w:rPr>
-          <w:rFonts w:ascii="Tahoma" w:eastAsia="微软雅黑" w:hAnsi="Tahoma" w:hint="eastAsia"/>
-          <w:kern w:val="0"/>
-          <w:sz w:val="22"/>
-        </w:rPr>
-        <w:t>n</w:t>
-      </w:r>
-      <w:r>
-        <w:rPr>
-          <w:rFonts w:ascii="Tahoma" w:eastAsia="微软雅黑" w:hAnsi="Tahoma" w:hint="eastAsia"/>
-          <w:kern w:val="0"/>
-          <w:sz w:val="22"/>
-        </w:rPr>
-        <w:t>步的结果</w:t>
-      </w:r>
-      <w:r>
-        <w:rPr>
-          <w:rFonts w:ascii="Tahoma" w:eastAsia="微软雅黑" w:hAnsi="Tahoma" w:hint="eastAsia"/>
-          <w:kern w:val="0"/>
-          <w:sz w:val="22"/>
-        </w:rPr>
-        <w:t>，你当然可以修改成上移、左移、右移，使得方块的重力随时可变</w:t>
-      </w:r>
-      <w:r>
-        <w:rPr>
-          <w:rFonts w:ascii="Tahoma" w:eastAsia="微软雅黑" w:hAnsi="Tahoma" w:hint="eastAsia"/>
-          <w:kern w:val="0"/>
-          <w:sz w:val="22"/>
-        </w:rPr>
-        <w:t>。</w:t>
+          <w:rFonts w:ascii="Tahoma" w:eastAsia="微软雅黑" w:hAnsi="Tahoma" w:hint="eastAsia"/>
+          <w:kern w:val="0"/>
+          <w:sz w:val="22"/>
+        </w:rPr>
+        <w:t>2</w:t>
+      </w:r>
+      <w:r>
+        <w:rPr>
+          <w:rFonts w:ascii="Tahoma" w:eastAsia="微软雅黑" w:hAnsi="Tahoma" w:hint="eastAsia"/>
+          <w:kern w:val="0"/>
+          <w:sz w:val="22"/>
+        </w:rPr>
+        <w:t>．需要注意的是，由于关卡是要求所有砖块被消除，所以这里计数开关的</w:t>
+      </w:r>
+      <w:r>
+        <w:rPr>
+          <w:rFonts w:ascii="Tahoma" w:eastAsia="微软雅黑" w:hAnsi="Tahoma" w:hint="eastAsia"/>
+          <w:kern w:val="0"/>
+          <w:sz w:val="22"/>
+        </w:rPr>
+        <w:t xml:space="preserve"> </w:t>
+      </w:r>
+      <w:r>
+        <w:rPr>
+          <w:rFonts w:ascii="Tahoma" w:eastAsia="微软雅黑" w:hAnsi="Tahoma" w:hint="eastAsia"/>
+          <w:kern w:val="0"/>
+          <w:sz w:val="22"/>
+        </w:rPr>
+        <w:t>钥匙</w:t>
+      </w:r>
+      <w:r>
+        <w:rPr>
+          <w:rFonts w:ascii="Tahoma" w:eastAsia="微软雅黑" w:hAnsi="Tahoma" w:hint="eastAsia"/>
+          <w:kern w:val="0"/>
+          <w:sz w:val="22"/>
+        </w:rPr>
+        <w:t xml:space="preserve"> </w:t>
+      </w:r>
+      <w:r>
+        <w:rPr>
+          <w:rFonts w:ascii="Tahoma" w:eastAsia="微软雅黑" w:hAnsi="Tahoma" w:hint="eastAsia"/>
+          <w:kern w:val="0"/>
+          <w:sz w:val="22"/>
+        </w:rPr>
+        <w:t>，是放在消除状态的事件页中的。</w:t>
       </w:r>
     </w:p>
     <w:p>
@@ -5263,16 +5527,13 @@
       </w:pPr>
       <w:r>
         <w:rPr>
-          <w:rFonts w:ascii="Tahoma" w:eastAsia="微软雅黑" w:hAnsi="Tahoma"/>
           <w:noProof/>
-          <w:kern w:val="0"/>
-          <w:sz w:val="22"/>
         </w:rPr>
         <w:drawing>
-          <wp:inline distT="0" distB="0" distL="0" distR="0" wp14:anchorId="1E331C69" wp14:editId="29D5A67D">
-            <wp:extent cx="2408129" cy="891617"/>
-            <wp:effectExtent l="0" t="0" r="0" b="3810"/>
-            <wp:docPr id="33" name="图片 33"/>
+          <wp:inline distT="0" distB="0" distL="0" distR="0" wp14:anchorId="021A590D" wp14:editId="47D7004B">
+            <wp:extent cx="4358640" cy="1240484"/>
+            <wp:effectExtent l="0" t="0" r="3810" b="0"/>
+            <wp:docPr id="42" name="图片 42"/>
             <wp:cNvGraphicFramePr>
               <a:graphicFrameLocks xmlns:a="http://schemas.openxmlformats.org/drawingml/2006/main" noChangeAspect="1"/>
             </wp:cNvGraphicFramePr>
@@ -5292,6 +5553,169 @@
                   <pic:spPr>
                     <a:xfrm>
                       <a:off x="0" y="0"/>
+                      <a:ext cx="4389097" cy="1249152"/>
+                    </a:xfrm>
+                    <a:prstGeom prst="rect">
+                      <a:avLst/>
+                    </a:prstGeom>
+                  </pic:spPr>
+                </pic:pic>
+              </a:graphicData>
+            </a:graphic>
+          </wp:inline>
+        </w:drawing>
+      </w:r>
+    </w:p>
+    <w:p>
+      <w:pPr>
+        <w:widowControl/>
+        <w:adjustRightInd w:val="0"/>
+        <w:snapToGrid w:val="0"/>
+        <w:spacing w:after="200"/>
+        <w:jc w:val="left"/>
+        <w:rPr>
+          <w:rFonts w:ascii="Tahoma" w:eastAsia="微软雅黑" w:hAnsi="Tahoma"/>
+          <w:kern w:val="0"/>
+          <w:sz w:val="22"/>
+        </w:rPr>
+      </w:pPr>
+      <w:r>
+        <w:rPr>
+          <w:rFonts w:ascii="Tahoma" w:eastAsia="微软雅黑" w:hAnsi="Tahoma"/>
+          <w:kern w:val="0"/>
+          <w:sz w:val="22"/>
+        </w:rPr>
+        <w:t>3</w:t>
+      </w:r>
+      <w:r>
+        <w:rPr>
+          <w:rFonts w:ascii="Tahoma" w:eastAsia="微软雅黑" w:hAnsi="Tahoma" w:hint="eastAsia"/>
+          <w:kern w:val="0"/>
+          <w:sz w:val="22"/>
+        </w:rPr>
+        <w:t>．</w:t>
+      </w:r>
+      <w:r>
+        <w:rPr>
+          <w:rFonts w:ascii="Tahoma" w:eastAsia="微软雅黑" w:hAnsi="Tahoma" w:hint="eastAsia"/>
+          <w:kern w:val="0"/>
+          <w:sz w:val="22"/>
+        </w:rPr>
+        <w:t>示例中的</w:t>
+      </w:r>
+      <w:proofErr w:type="gramStart"/>
+      <w:r>
+        <w:rPr>
+          <w:rFonts w:ascii="Tahoma" w:eastAsia="微软雅黑" w:hAnsi="Tahoma"/>
+          <w:kern w:val="0"/>
+          <w:sz w:val="22"/>
+        </w:rPr>
+        <w:t>”</w:t>
+      </w:r>
+      <w:proofErr w:type="gramEnd"/>
+      <w:r>
+        <w:rPr>
+          <w:rFonts w:ascii="Tahoma" w:eastAsia="微软雅黑" w:hAnsi="Tahoma" w:hint="eastAsia"/>
+          <w:kern w:val="0"/>
+          <w:sz w:val="22"/>
+        </w:rPr>
+        <w:t>重力</w:t>
+      </w:r>
+      <w:proofErr w:type="gramStart"/>
+      <w:r>
+        <w:rPr>
+          <w:rFonts w:ascii="Tahoma" w:eastAsia="微软雅黑" w:hAnsi="Tahoma"/>
+          <w:kern w:val="0"/>
+          <w:sz w:val="22"/>
+        </w:rPr>
+        <w:t>”</w:t>
+      </w:r>
+      <w:proofErr w:type="gramEnd"/>
+      <w:r>
+        <w:rPr>
+          <w:rFonts w:ascii="Tahoma" w:eastAsia="微软雅黑" w:hAnsi="Tahoma" w:hint="eastAsia"/>
+          <w:kern w:val="0"/>
+          <w:sz w:val="22"/>
+        </w:rPr>
+        <w:t>就是下移</w:t>
+      </w:r>
+      <w:r>
+        <w:rPr>
+          <w:rFonts w:ascii="Tahoma" w:eastAsia="微软雅黑" w:hAnsi="Tahoma" w:hint="eastAsia"/>
+          <w:kern w:val="0"/>
+          <w:sz w:val="22"/>
+        </w:rPr>
+        <w:t>n</w:t>
+      </w:r>
+      <w:r>
+        <w:rPr>
+          <w:rFonts w:ascii="Tahoma" w:eastAsia="微软雅黑" w:hAnsi="Tahoma" w:hint="eastAsia"/>
+          <w:kern w:val="0"/>
+          <w:sz w:val="22"/>
+        </w:rPr>
+        <w:t>步的结果</w:t>
+      </w:r>
+      <w:r>
+        <w:rPr>
+          <w:rFonts w:ascii="Tahoma" w:eastAsia="微软雅黑" w:hAnsi="Tahoma" w:hint="eastAsia"/>
+          <w:kern w:val="0"/>
+          <w:sz w:val="22"/>
+        </w:rPr>
+        <w:t>，你当然可以修改成上移、左移、右移，使得方块的重力随时可变</w:t>
+      </w:r>
+      <w:r>
+        <w:rPr>
+          <w:rFonts w:ascii="Tahoma" w:eastAsia="微软雅黑" w:hAnsi="Tahoma" w:hint="eastAsia"/>
+          <w:kern w:val="0"/>
+          <w:sz w:val="22"/>
+        </w:rPr>
+        <w:t>。</w:t>
+      </w:r>
+    </w:p>
+    <w:p>
+      <w:pPr>
+        <w:widowControl/>
+        <w:adjustRightInd w:val="0"/>
+        <w:snapToGrid w:val="0"/>
+        <w:spacing w:after="200"/>
+        <w:jc w:val="center"/>
+        <w:rPr>
+          <w:rFonts w:ascii="Tahoma" w:eastAsia="微软雅黑" w:hAnsi="Tahoma"/>
+          <w:kern w:val="0"/>
+          <w:sz w:val="22"/>
+        </w:rPr>
+      </w:pPr>
+      <w:r>
+        <w:rPr>
+          <w:rFonts w:ascii="Tahoma" w:eastAsia="微软雅黑" w:hAnsi="Tahoma"/>
+          <w:noProof/>
+          <w:kern w:val="0"/>
+          <w:sz w:val="22"/>
+        </w:rPr>
+        <w:drawing>
+          <wp:inline distT="0" distB="0" distL="0" distR="0" wp14:anchorId="1E331C69" wp14:editId="29D5A67D">
+            <wp:extent cx="2408129" cy="891617"/>
+            <wp:effectExtent l="0" t="0" r="0" b="3810"/>
+            <wp:docPr id="33" name="图片 33"/>
+            <wp:cNvGraphicFramePr>
+              <a:graphicFrameLocks xmlns:a="http://schemas.openxmlformats.org/drawingml/2006/main" noChangeAspect="1"/>
+            </wp:cNvGraphicFramePr>
+            <a:graphic xmlns:a="http://schemas.openxmlformats.org/drawingml/2006/main">
+              <a:graphicData uri="http://schemas.openxmlformats.org/drawingml/2006/picture">
+                <pic:pic xmlns:pic="http://schemas.openxmlformats.org/drawingml/2006/picture">
+                  <pic:nvPicPr>
+                    <pic:cNvPr id="1" name=""/>
+                    <pic:cNvPicPr/>
+                  </pic:nvPicPr>
+                  <pic:blipFill>
+                    <a:blip r:embed="rId29"/>
+                    <a:stretch>
+                      <a:fillRect/>
+                    </a:stretch>
+                  </pic:blipFill>
+                  <pic:spPr>
+                    <a:xfrm>
+                      <a:off x="0" y="0"/>
                       <a:ext cx="2408129" cy="891617"/>
                     </a:xfrm>
                     <a:prstGeom prst="rect">
@@ -5480,7 +5904,7 @@
                     </pic:cNvPicPr>
                   </pic:nvPicPr>
                   <pic:blipFill>
-                    <a:blip r:embed="rId29">
+                    <a:blip r:embed="rId30">
                       <a:extLst>
                         <a:ext uri="{28A0092B-C50C-407E-A947-70E740481C1C}">
                           <a14:useLocalDpi xmlns:a14="http://schemas.microsoft.com/office/drawing/2010/main" val="0"/>
@@ -5845,7 +6269,7 @@
                     </pic:cNvPicPr>
                   </pic:nvPicPr>
                   <pic:blipFill>
-                    <a:blip r:embed="rId30">
+                    <a:blip r:embed="rId31">
                       <a:extLst>
                         <a:ext uri="{28A0092B-C50C-407E-A947-70E740481C1C}">
                           <a14:useLocalDpi xmlns:a14="http://schemas.microsoft.com/office/drawing/2010/main" val="0"/>
@@ -5931,7 +6355,7 @@
                     </pic:cNvPicPr>
                   </pic:nvPicPr>
                   <pic:blipFill>
-                    <a:blip r:embed="rId31">
+                    <a:blip r:embed="rId32">
                       <a:extLst>
                         <a:ext uri="{28A0092B-C50C-407E-A947-70E740481C1C}">
                           <a14:useLocalDpi xmlns:a14="http://schemas.microsoft.com/office/drawing/2010/main" val="0"/>
@@ -6004,7 +6428,25 @@
           <w:kern w:val="0"/>
           <w:sz w:val="22"/>
         </w:rPr>
-        <w:t>，图中并不是第六关真实解法，</w:t>
+        <w:t>，图中并不是第六</w:t>
+      </w:r>
+      <w:proofErr w:type="gramStart"/>
+      <w:r>
+        <w:rPr>
+          <w:rFonts w:ascii="Tahoma" w:eastAsia="微软雅黑" w:hAnsi="Tahoma" w:hint="eastAsia"/>
+          <w:kern w:val="0"/>
+          <w:sz w:val="22"/>
+        </w:rPr>
+        <w:t>关真实</w:t>
+      </w:r>
+      <w:proofErr w:type="gramEnd"/>
+      <w:r>
+        <w:rPr>
+          <w:rFonts w:ascii="Tahoma" w:eastAsia="微软雅黑" w:hAnsi="Tahoma" w:hint="eastAsia"/>
+          <w:kern w:val="0"/>
+          <w:sz w:val="22"/>
+        </w:rPr>
+        <w:t>解法，</w:t>
       </w:r>
       <w:r>
         <w:rPr>
@@ -6074,8 +6516,1819 @@
         </w:rPr>
       </w:pPr>
     </w:p>
+    <w:p>
+      <w:pPr>
+        <w:widowControl/>
+        <w:jc w:val="left"/>
+        <w:rPr>
+          <w:rFonts w:ascii="Tahoma" w:eastAsia="微软雅黑" w:hAnsi="Tahoma"/>
+          <w:kern w:val="0"/>
+          <w:sz w:val="22"/>
+        </w:rPr>
+      </w:pPr>
+      <w:r>
+        <w:rPr>
+          <w:rFonts w:ascii="Tahoma" w:eastAsia="微软雅黑" w:hAnsi="Tahoma"/>
+          <w:kern w:val="0"/>
+          <w:sz w:val="22"/>
+        </w:rPr>
+        <w:br w:type="page"/>
+      </w:r>
+    </w:p>
+    <w:p>
+      <w:pPr>
+        <w:pStyle w:val="2"/>
+      </w:pPr>
+      <w:r>
+        <w:rPr>
+          <w:rFonts w:hint="eastAsia"/>
+        </w:rPr>
+        <w:lastRenderedPageBreak/>
+        <w:t>常见问题（FAQ）</w:t>
+      </w:r>
+    </w:p>
+    <w:p>
+      <w:pPr>
+        <w:pStyle w:val="3"/>
+        <w:rPr>
+          <w:rFonts w:hint="eastAsia"/>
+        </w:rPr>
+      </w:pPr>
+      <w:r>
+        <w:rPr>
+          <w:rFonts w:hint="eastAsia"/>
+        </w:rPr>
+        <w:t>复制了示例的</w:t>
+      </w:r>
+      <w:r>
+        <w:rPr>
+          <w:rFonts w:hint="eastAsia"/>
+        </w:rPr>
+        <w:t>砖块后</w:t>
+      </w:r>
+      <w:r>
+        <w:rPr>
+          <w:rFonts w:hint="eastAsia"/>
+        </w:rPr>
+        <w:t>不下落</w:t>
+      </w:r>
+    </w:p>
+    <w:tbl>
+      <w:tblPr>
+        <w:tblStyle w:val="af"/>
+        <w:tblW w:w="8789" w:type="dxa"/>
+        <w:tblInd w:w="-176" w:type="dxa"/>
+        <w:tblBorders>
+          <w:top w:val="single" w:sz="4" w:space="0" w:color="D9D9D9" w:themeColor="background1" w:themeShade="D9"/>
+          <w:left w:val="none" w:sz="0" w:space="0" w:color="auto"/>
+          <w:bottom w:val="single" w:sz="4" w:space="0" w:color="D9D9D9" w:themeColor="background1" w:themeShade="D9"/>
+          <w:right w:val="none" w:sz="0" w:space="0" w:color="auto"/>
+          <w:insideH w:val="single" w:sz="4" w:space="0" w:color="D9D9D9" w:themeColor="background1" w:themeShade="D9"/>
+          <w:insideV w:val="none" w:sz="0" w:space="0" w:color="auto"/>
+        </w:tblBorders>
+        <w:tblLook w:val="04A0" w:firstRow="1" w:lastRow="0" w:firstColumn="1" w:lastColumn="0" w:noHBand="0" w:noVBand="1"/>
+      </w:tblPr>
+      <w:tblGrid>
+        <w:gridCol w:w="1418"/>
+        <w:gridCol w:w="7371"/>
+      </w:tblGrid>
+      <w:tr>
+        <w:tc>
+          <w:tcPr>
+            <w:tcW w:w="1418" w:type="dxa"/>
+          </w:tcPr>
+          <w:p>
+            <w:pPr>
+              <w:widowControl/>
+              <w:adjustRightInd w:val="0"/>
+              <w:snapToGrid w:val="0"/>
+              <w:spacing w:line="276" w:lineRule="auto"/>
+              <w:jc w:val="left"/>
+              <w:rPr>
+                <w:rFonts w:ascii="Tahoma" w:eastAsia="微软雅黑" w:hAnsi="Tahoma"/>
+                <w:kern w:val="0"/>
+                <w:sz w:val="22"/>
+              </w:rPr>
+            </w:pPr>
+            <w:r>
+              <w:rPr>
+                <w:rFonts w:ascii="Tahoma" w:eastAsia="微软雅黑" w:hAnsi="Tahoma" w:hint="eastAsia"/>
+                <w:b/>
+                <w:bCs/>
+                <w:kern w:val="0"/>
+                <w:sz w:val="22"/>
+              </w:rPr>
+              <w:t>问题名称</w:t>
+            </w:r>
+          </w:p>
+        </w:tc>
+        <w:tc>
+          <w:tcPr>
+            <w:tcW w:w="7371" w:type="dxa"/>
+          </w:tcPr>
+          <w:p>
+            <w:pPr>
+              <w:widowControl/>
+              <w:adjustRightInd w:val="0"/>
+              <w:snapToGrid w:val="0"/>
+              <w:spacing w:line="276" w:lineRule="auto"/>
+              <w:jc w:val="left"/>
+              <w:rPr>
+                <w:rFonts w:ascii="Tahoma" w:eastAsia="微软雅黑" w:hAnsi="Tahoma"/>
+                <w:kern w:val="0"/>
+                <w:sz w:val="22"/>
+              </w:rPr>
+            </w:pPr>
+            <w:r>
+              <w:rPr>
+                <w:rFonts w:ascii="Tahoma" w:eastAsia="微软雅黑" w:hAnsi="Tahoma" w:hint="eastAsia"/>
+                <w:kern w:val="0"/>
+                <w:sz w:val="22"/>
+              </w:rPr>
+              <w:t>复制了示例的砖块后不下落</w:t>
+            </w:r>
+          </w:p>
+        </w:tc>
+      </w:tr>
+      <w:tr>
+        <w:tc>
+          <w:tcPr>
+            <w:tcW w:w="1418" w:type="dxa"/>
+          </w:tcPr>
+          <w:p>
+            <w:pPr>
+              <w:widowControl/>
+              <w:adjustRightInd w:val="0"/>
+              <w:snapToGrid w:val="0"/>
+              <w:spacing w:line="276" w:lineRule="auto"/>
+              <w:jc w:val="left"/>
+              <w:rPr>
+                <w:rFonts w:ascii="Tahoma" w:eastAsia="微软雅黑" w:hAnsi="Tahoma"/>
+                <w:b/>
+                <w:bCs/>
+                <w:kern w:val="0"/>
+                <w:sz w:val="22"/>
+              </w:rPr>
+            </w:pPr>
+            <w:r>
+              <w:rPr>
+                <w:rFonts w:ascii="Tahoma" w:eastAsia="微软雅黑" w:hAnsi="Tahoma" w:hint="eastAsia"/>
+                <w:b/>
+                <w:bCs/>
+                <w:kern w:val="0"/>
+                <w:sz w:val="22"/>
+              </w:rPr>
+              <w:t>问题图示</w:t>
+            </w:r>
+          </w:p>
+        </w:tc>
+        <w:tc>
+          <w:tcPr>
+            <w:tcW w:w="7371" w:type="dxa"/>
+          </w:tcPr>
+          <w:p>
+            <w:pPr>
+              <w:widowControl/>
+              <w:jc w:val="left"/>
+              <w:rPr>
+                <w:rFonts w:ascii="宋体" w:hAnsi="宋体" w:cs="宋体" w:hint="eastAsia"/>
+                <w:kern w:val="0"/>
+                <w:szCs w:val="24"/>
+              </w:rPr>
+            </w:pPr>
+            <w:r>
+              <w:rPr>
+                <w:rFonts w:hint="eastAsia"/>
+                <w:noProof/>
+              </w:rPr>
+              <w:drawing>
+                <wp:inline distT="0" distB="0" distL="0" distR="0" wp14:anchorId="34C82385" wp14:editId="43A7BEC7">
+                  <wp:extent cx="1813560" cy="1452033"/>
+                  <wp:effectExtent l="0" t="0" r="0" b="0"/>
+                  <wp:docPr id="1904061002" name="图片 3"/>
+                  <wp:cNvGraphicFramePr>
+                    <a:graphicFrameLocks xmlns:a="http://schemas.openxmlformats.org/drawingml/2006/main" noChangeAspect="1"/>
+                  </wp:cNvGraphicFramePr>
+                  <a:graphic xmlns:a="http://schemas.openxmlformats.org/drawingml/2006/main">
+                    <a:graphicData uri="http://schemas.openxmlformats.org/drawingml/2006/picture">
+                      <pic:pic xmlns:pic="http://schemas.openxmlformats.org/drawingml/2006/picture">
+                        <pic:nvPicPr>
+                          <pic:cNvPr id="0" name="Picture 5"/>
+                          <pic:cNvPicPr>
+                            <a:picLocks noChangeAspect="1" noChangeArrowheads="1"/>
+                          </pic:cNvPicPr>
+                        </pic:nvPicPr>
+                        <pic:blipFill>
+                          <a:blip r:embed="rId33">
+                            <a:extLst>
+                              <a:ext uri="{28A0092B-C50C-407E-A947-70E740481C1C}">
+                                <a14:useLocalDpi xmlns:a14="http://schemas.microsoft.com/office/drawing/2010/main" val="0"/>
+                              </a:ext>
+                            </a:extLst>
+                          </a:blip>
+                          <a:srcRect/>
+                          <a:stretch>
+                            <a:fillRect/>
+                          </a:stretch>
+                        </pic:blipFill>
+                        <pic:spPr bwMode="auto">
+                          <a:xfrm>
+                            <a:off x="0" y="0"/>
+                            <a:ext cx="1815855" cy="1453871"/>
+                          </a:xfrm>
+                          <a:prstGeom prst="rect">
+                            <a:avLst/>
+                          </a:prstGeom>
+                          <a:noFill/>
+                          <a:ln>
+                            <a:noFill/>
+                          </a:ln>
+                        </pic:spPr>
+                      </pic:pic>
+                    </a:graphicData>
+                  </a:graphic>
+                </wp:inline>
+              </w:drawing>
+            </w:r>
+          </w:p>
+        </w:tc>
+      </w:tr>
+      <w:tr>
+        <w:tc>
+          <w:tcPr>
+            <w:tcW w:w="1418" w:type="dxa"/>
+          </w:tcPr>
+          <w:p>
+            <w:pPr>
+              <w:widowControl/>
+              <w:adjustRightInd w:val="0"/>
+              <w:snapToGrid w:val="0"/>
+              <w:spacing w:line="276" w:lineRule="auto"/>
+              <w:jc w:val="left"/>
+              <w:rPr>
+                <w:rFonts w:ascii="Tahoma" w:eastAsia="微软雅黑" w:hAnsi="Tahoma"/>
+                <w:b/>
+                <w:bCs/>
+                <w:kern w:val="0"/>
+                <w:sz w:val="22"/>
+              </w:rPr>
+            </w:pPr>
+            <w:r>
+              <w:rPr>
+                <w:rFonts w:ascii="Tahoma" w:eastAsia="微软雅黑" w:hAnsi="Tahoma" w:hint="eastAsia"/>
+                <w:b/>
+                <w:bCs/>
+                <w:kern w:val="0"/>
+                <w:sz w:val="22"/>
+              </w:rPr>
+              <w:t>问题描述</w:t>
+            </w:r>
+          </w:p>
+        </w:tc>
+        <w:tc>
+          <w:tcPr>
+            <w:tcW w:w="7371" w:type="dxa"/>
+          </w:tcPr>
+          <w:p>
+            <w:pPr>
+              <w:widowControl/>
+              <w:adjustRightInd w:val="0"/>
+              <w:snapToGrid w:val="0"/>
+              <w:spacing w:line="276" w:lineRule="auto"/>
+              <w:jc w:val="left"/>
+              <w:rPr>
+                <w:rFonts w:ascii="Tahoma" w:eastAsia="微软雅黑" w:hAnsi="Tahoma"/>
+                <w:kern w:val="0"/>
+                <w:sz w:val="22"/>
+              </w:rPr>
+            </w:pPr>
+            <w:r>
+              <w:rPr>
+                <w:rFonts w:ascii="Tahoma" w:eastAsia="微软雅黑" w:hAnsi="Tahoma" w:hint="eastAsia"/>
+                <w:kern w:val="0"/>
+                <w:sz w:val="22"/>
+              </w:rPr>
+              <w:t>复制</w:t>
+            </w:r>
+            <w:r>
+              <w:rPr>
+                <w:rFonts w:ascii="Tahoma" w:eastAsia="微软雅黑" w:hAnsi="Tahoma" w:hint="eastAsia"/>
+                <w:kern w:val="0"/>
+                <w:sz w:val="22"/>
+              </w:rPr>
+              <w:t>了</w:t>
+            </w:r>
+            <w:r>
+              <w:rPr>
+                <w:rFonts w:ascii="Tahoma" w:eastAsia="微软雅黑" w:hAnsi="Tahoma" w:hint="eastAsia"/>
+                <w:kern w:val="0"/>
+                <w:sz w:val="22"/>
+              </w:rPr>
+              <w:t>示例中的插件，</w:t>
+            </w:r>
+            <w:r>
+              <w:rPr>
+                <w:rFonts w:ascii="Tahoma" w:eastAsia="微软雅黑" w:hAnsi="Tahoma" w:hint="eastAsia"/>
+                <w:kern w:val="0"/>
+                <w:sz w:val="22"/>
+              </w:rPr>
+              <w:t>复制了示例中的</w:t>
+            </w:r>
+            <w:r>
+              <w:rPr>
+                <w:rFonts w:ascii="Tahoma" w:eastAsia="微软雅黑" w:hAnsi="Tahoma" w:hint="eastAsia"/>
+                <w:kern w:val="0"/>
+                <w:sz w:val="22"/>
+              </w:rPr>
+              <w:t>消除砖块后，砖块不下落</w:t>
+            </w:r>
+            <w:r>
+              <w:rPr>
+                <w:rFonts w:ascii="Tahoma" w:eastAsia="微软雅黑" w:hAnsi="Tahoma" w:hint="eastAsia"/>
+                <w:kern w:val="0"/>
+                <w:sz w:val="22"/>
+              </w:rPr>
+              <w:t>。</w:t>
+            </w:r>
+          </w:p>
+        </w:tc>
+      </w:tr>
+      <w:tr>
+        <w:tc>
+          <w:tcPr>
+            <w:tcW w:w="1418" w:type="dxa"/>
+          </w:tcPr>
+          <w:p>
+            <w:pPr>
+              <w:widowControl/>
+              <w:adjustRightInd w:val="0"/>
+              <w:snapToGrid w:val="0"/>
+              <w:spacing w:line="276" w:lineRule="auto"/>
+              <w:jc w:val="left"/>
+              <w:rPr>
+                <w:rFonts w:ascii="Tahoma" w:eastAsia="微软雅黑" w:hAnsi="Tahoma"/>
+                <w:b/>
+                <w:bCs/>
+                <w:kern w:val="0"/>
+                <w:sz w:val="22"/>
+              </w:rPr>
+            </w:pPr>
+            <w:r>
+              <w:rPr>
+                <w:rFonts w:ascii="Tahoma" w:eastAsia="微软雅黑" w:hAnsi="Tahoma" w:hint="eastAsia"/>
+                <w:b/>
+                <w:bCs/>
+                <w:kern w:val="0"/>
+                <w:sz w:val="22"/>
+              </w:rPr>
+              <w:t>出现时机</w:t>
+            </w:r>
+          </w:p>
+        </w:tc>
+        <w:tc>
+          <w:tcPr>
+            <w:tcW w:w="7371" w:type="dxa"/>
+          </w:tcPr>
+          <w:p>
+            <w:pPr>
+              <w:widowControl/>
+              <w:adjustRightInd w:val="0"/>
+              <w:snapToGrid w:val="0"/>
+              <w:spacing w:line="276" w:lineRule="auto"/>
+              <w:jc w:val="left"/>
+              <w:rPr>
+                <w:rFonts w:ascii="Tahoma" w:eastAsia="微软雅黑" w:hAnsi="Tahoma"/>
+                <w:kern w:val="0"/>
+                <w:sz w:val="22"/>
+              </w:rPr>
+            </w:pPr>
+            <w:r>
+              <w:rPr>
+                <w:rFonts w:ascii="Tahoma" w:eastAsia="微软雅黑" w:hAnsi="Tahoma"/>
+                <w:kern w:val="0"/>
+                <w:sz w:val="22"/>
+              </w:rPr>
+              <w:t xml:space="preserve">&gt; </w:t>
+            </w:r>
+            <w:r>
+              <w:rPr>
+                <w:rFonts w:ascii="Tahoma" w:eastAsia="微软雅黑" w:hAnsi="Tahoma" w:hint="eastAsia"/>
+                <w:kern w:val="0"/>
+                <w:sz w:val="22"/>
+              </w:rPr>
+              <w:t>新工程单独复制就出问题。</w:t>
+            </w:r>
+          </w:p>
+          <w:p>
+            <w:pPr>
+              <w:widowControl/>
+              <w:adjustRightInd w:val="0"/>
+              <w:snapToGrid w:val="0"/>
+              <w:spacing w:line="276" w:lineRule="auto"/>
+              <w:jc w:val="left"/>
+              <w:rPr>
+                <w:rFonts w:ascii="Tahoma" w:eastAsia="微软雅黑" w:hAnsi="Tahoma" w:hint="eastAsia"/>
+                <w:kern w:val="0"/>
+                <w:sz w:val="22"/>
+              </w:rPr>
+            </w:pPr>
+            <w:r>
+              <w:rPr>
+                <w:rFonts w:ascii="Tahoma" w:eastAsia="微软雅黑" w:hAnsi="Tahoma"/>
+                <w:kern w:val="0"/>
+                <w:sz w:val="22"/>
+              </w:rPr>
+              <w:t>&gt;</w:t>
+            </w:r>
+            <w:r>
+              <w:rPr>
+                <w:rFonts w:ascii="Tahoma" w:eastAsia="微软雅黑" w:hAnsi="Tahoma" w:hint="eastAsia"/>
+                <w:kern w:val="0"/>
+                <w:sz w:val="22"/>
+              </w:rPr>
+              <w:t xml:space="preserve"> </w:t>
+            </w:r>
+            <w:r>
+              <w:rPr>
+                <w:rFonts w:ascii="Tahoma" w:eastAsia="微软雅黑" w:hAnsi="Tahoma" w:hint="eastAsia"/>
+                <w:kern w:val="0"/>
+                <w:sz w:val="22"/>
+              </w:rPr>
+              <w:t>示例中</w:t>
+            </w:r>
+            <w:r>
+              <w:rPr>
+                <w:rFonts w:ascii="Tahoma" w:eastAsia="微软雅黑" w:hAnsi="Tahoma" w:hint="eastAsia"/>
+                <w:kern w:val="0"/>
+                <w:sz w:val="22"/>
+              </w:rPr>
+              <w:t>复制</w:t>
+            </w:r>
+            <w:r>
+              <w:rPr>
+                <w:rFonts w:ascii="Tahoma" w:eastAsia="微软雅黑" w:hAnsi="Tahoma" w:hint="eastAsia"/>
+                <w:kern w:val="0"/>
+                <w:sz w:val="22"/>
+              </w:rPr>
+              <w:t>的事件就没问题</w:t>
+            </w:r>
+            <w:r>
+              <w:rPr>
+                <w:rFonts w:ascii="Tahoma" w:eastAsia="微软雅黑" w:hAnsi="Tahoma" w:hint="eastAsia"/>
+                <w:kern w:val="0"/>
+                <w:sz w:val="22"/>
+              </w:rPr>
+              <w:t>。</w:t>
+            </w:r>
+          </w:p>
+        </w:tc>
+      </w:tr>
+      <w:tr>
+        <w:tc>
+          <w:tcPr>
+            <w:tcW w:w="1418" w:type="dxa"/>
+          </w:tcPr>
+          <w:p>
+            <w:pPr>
+              <w:widowControl/>
+              <w:adjustRightInd w:val="0"/>
+              <w:snapToGrid w:val="0"/>
+              <w:spacing w:line="276" w:lineRule="auto"/>
+              <w:jc w:val="left"/>
+              <w:rPr>
+                <w:rFonts w:ascii="Tahoma" w:eastAsia="微软雅黑" w:hAnsi="Tahoma"/>
+                <w:kern w:val="0"/>
+                <w:sz w:val="22"/>
+              </w:rPr>
+            </w:pPr>
+            <w:r>
+              <w:rPr>
+                <w:rFonts w:ascii="Tahoma" w:eastAsia="微软雅黑" w:hAnsi="Tahoma" w:hint="eastAsia"/>
+                <w:b/>
+                <w:bCs/>
+                <w:kern w:val="0"/>
+                <w:sz w:val="22"/>
+              </w:rPr>
+              <w:t>原理解析</w:t>
+            </w:r>
+          </w:p>
+        </w:tc>
+        <w:tc>
+          <w:tcPr>
+            <w:tcW w:w="7371" w:type="dxa"/>
+          </w:tcPr>
+          <w:p>
+            <w:pPr>
+              <w:widowControl/>
+              <w:adjustRightInd w:val="0"/>
+              <w:snapToGrid w:val="0"/>
+              <w:rPr>
+                <w:rFonts w:ascii="Tahoma" w:eastAsia="微软雅黑" w:hAnsi="Tahoma"/>
+                <w:kern w:val="0"/>
+                <w:sz w:val="22"/>
+              </w:rPr>
+            </w:pPr>
+            <w:r>
+              <w:rPr>
+                <w:rFonts w:ascii="Tahoma" w:eastAsia="微软雅黑" w:hAnsi="Tahoma" w:hint="eastAsia"/>
+                <w:kern w:val="0"/>
+                <w:sz w:val="22"/>
+              </w:rPr>
+              <w:t>作者我的问题，</w:t>
+            </w:r>
+            <w:r>
+              <w:rPr>
+                <w:rFonts w:ascii="Tahoma" w:eastAsia="微软雅黑" w:hAnsi="Tahoma" w:hint="eastAsia"/>
+                <w:kern w:val="0"/>
+                <w:sz w:val="22"/>
+              </w:rPr>
+              <w:t>忘了说了</w:t>
+            </w:r>
+            <w:r>
+              <w:rPr>
+                <w:rFonts w:ascii="Tahoma" w:eastAsia="微软雅黑" w:hAnsi="Tahoma" w:hint="eastAsia"/>
+                <w:kern w:val="0"/>
+                <w:sz w:val="22"/>
+              </w:rPr>
+              <w:t>，</w:t>
+            </w:r>
+          </w:p>
+          <w:p>
+            <w:pPr>
+              <w:widowControl/>
+              <w:adjustRightInd w:val="0"/>
+              <w:snapToGrid w:val="0"/>
+              <w:rPr>
+                <w:rFonts w:ascii="Tahoma" w:eastAsia="微软雅黑" w:hAnsi="Tahoma"/>
+                <w:kern w:val="0"/>
+                <w:sz w:val="22"/>
+              </w:rPr>
+            </w:pPr>
+            <w:r>
+              <w:rPr>
+                <w:rFonts w:ascii="Tahoma" w:eastAsia="微软雅黑" w:hAnsi="Tahoma" w:hint="eastAsia"/>
+                <w:kern w:val="0"/>
+                <w:sz w:val="22"/>
+              </w:rPr>
+              <w:t>移动路线插件的指令转移了到了其他插件</w:t>
+            </w:r>
+            <w:r>
+              <w:rPr>
+                <w:rFonts w:ascii="Tahoma" w:eastAsia="微软雅黑" w:hAnsi="Tahoma" w:hint="eastAsia"/>
+                <w:kern w:val="0"/>
+                <w:sz w:val="22"/>
+              </w:rPr>
+              <w:t>。</w:t>
+            </w:r>
+          </w:p>
+          <w:p>
+            <w:pPr>
+              <w:widowControl/>
+              <w:adjustRightInd w:val="0"/>
+              <w:snapToGrid w:val="0"/>
+              <w:rPr>
+                <w:rFonts w:ascii="Tahoma" w:eastAsia="微软雅黑" w:hAnsi="Tahoma"/>
+                <w:kern w:val="0"/>
+                <w:sz w:val="22"/>
+              </w:rPr>
+            </w:pPr>
+            <w:r>
+              <w:rPr>
+                <w:rFonts w:hint="eastAsia"/>
+                <w:noProof/>
+              </w:rPr>
+              <w:drawing>
+                <wp:inline distT="0" distB="0" distL="0" distR="0" wp14:anchorId="1107E84A" wp14:editId="54B09E54">
+                  <wp:extent cx="3089873" cy="1493520"/>
+                  <wp:effectExtent l="0" t="0" r="0" b="0"/>
+                  <wp:docPr id="1354588406" name="图片 4"/>
+                  <wp:cNvGraphicFramePr>
+                    <a:graphicFrameLocks xmlns:a="http://schemas.openxmlformats.org/drawingml/2006/main" noChangeAspect="1"/>
+                  </wp:cNvGraphicFramePr>
+                  <a:graphic xmlns:a="http://schemas.openxmlformats.org/drawingml/2006/main">
+                    <a:graphicData uri="http://schemas.openxmlformats.org/drawingml/2006/picture">
+                      <pic:pic xmlns:pic="http://schemas.openxmlformats.org/drawingml/2006/picture">
+                        <pic:nvPicPr>
+                          <pic:cNvPr id="0" name="Picture 7"/>
+                          <pic:cNvPicPr>
+                            <a:picLocks noChangeAspect="1" noChangeArrowheads="1"/>
+                          </pic:cNvPicPr>
+                        </pic:nvPicPr>
+                        <pic:blipFill>
+                          <a:blip r:embed="rId34">
+                            <a:extLst>
+                              <a:ext uri="{28A0092B-C50C-407E-A947-70E740481C1C}">
+                                <a14:useLocalDpi xmlns:a14="http://schemas.microsoft.com/office/drawing/2010/main" val="0"/>
+                              </a:ext>
+                            </a:extLst>
+                          </a:blip>
+                          <a:srcRect/>
+                          <a:stretch>
+                            <a:fillRect/>
+                          </a:stretch>
+                        </pic:blipFill>
+                        <pic:spPr bwMode="auto">
+                          <a:xfrm>
+                            <a:off x="0" y="0"/>
+                            <a:ext cx="3094473" cy="1495743"/>
+                          </a:xfrm>
+                          <a:prstGeom prst="rect">
+                            <a:avLst/>
+                          </a:prstGeom>
+                          <a:noFill/>
+                          <a:ln>
+                            <a:noFill/>
+                          </a:ln>
+                        </pic:spPr>
+                      </pic:pic>
+                    </a:graphicData>
+                  </a:graphic>
+                </wp:inline>
+              </w:drawing>
+            </w:r>
+          </w:p>
+          <w:p>
+            <w:pPr>
+              <w:widowControl/>
+              <w:adjustRightInd w:val="0"/>
+              <w:snapToGrid w:val="0"/>
+              <w:rPr>
+                <w:rFonts w:ascii="Tahoma" w:eastAsia="微软雅黑" w:hAnsi="Tahoma" w:hint="eastAsia"/>
+                <w:kern w:val="0"/>
+                <w:sz w:val="22"/>
+              </w:rPr>
+            </w:pPr>
+            <w:r>
+              <w:rPr>
+                <w:rFonts w:hint="eastAsia"/>
+                <w:noProof/>
+              </w:rPr>
+              <w:drawing>
+                <wp:inline distT="0" distB="0" distL="0" distR="0" wp14:anchorId="1D84DB98" wp14:editId="44D339D0">
+                  <wp:extent cx="3803650" cy="416267"/>
+                  <wp:effectExtent l="0" t="0" r="6350" b="3175"/>
+                  <wp:docPr id="1317897563" name="图片 6"/>
+                  <wp:cNvGraphicFramePr>
+                    <a:graphicFrameLocks xmlns:a="http://schemas.openxmlformats.org/drawingml/2006/main" noChangeAspect="1"/>
+                  </wp:cNvGraphicFramePr>
+                  <a:graphic xmlns:a="http://schemas.openxmlformats.org/drawingml/2006/main">
+                    <a:graphicData uri="http://schemas.openxmlformats.org/drawingml/2006/picture">
+                      <pic:pic xmlns:pic="http://schemas.openxmlformats.org/drawingml/2006/picture">
+                        <pic:nvPicPr>
+                          <pic:cNvPr id="0" name="Picture 11"/>
+                          <pic:cNvPicPr>
+                            <a:picLocks noChangeAspect="1" noChangeArrowheads="1"/>
+                          </pic:cNvPicPr>
+                        </pic:nvPicPr>
+                        <pic:blipFill>
+                          <a:blip r:embed="rId35">
+                            <a:extLst>
+                              <a:ext uri="{28A0092B-C50C-407E-A947-70E740481C1C}">
+                                <a14:useLocalDpi xmlns:a14="http://schemas.microsoft.com/office/drawing/2010/main" val="0"/>
+                              </a:ext>
+                            </a:extLst>
+                          </a:blip>
+                          <a:srcRect/>
+                          <a:stretch>
+                            <a:fillRect/>
+                          </a:stretch>
+                        </pic:blipFill>
+                        <pic:spPr bwMode="auto">
+                          <a:xfrm>
+                            <a:off x="0" y="0"/>
+                            <a:ext cx="3860276" cy="422464"/>
+                          </a:xfrm>
+                          <a:prstGeom prst="rect">
+                            <a:avLst/>
+                          </a:prstGeom>
+                          <a:noFill/>
+                          <a:ln>
+                            <a:noFill/>
+                          </a:ln>
+                        </pic:spPr>
+                      </pic:pic>
+                    </a:graphicData>
+                  </a:graphic>
+                </wp:inline>
+              </w:drawing>
+            </w:r>
+          </w:p>
+        </w:tc>
+      </w:tr>
+      <w:tr>
+        <w:tc>
+          <w:tcPr>
+            <w:tcW w:w="1418" w:type="dxa"/>
+          </w:tcPr>
+          <w:p>
+            <w:pPr>
+              <w:widowControl/>
+              <w:adjustRightInd w:val="0"/>
+              <w:snapToGrid w:val="0"/>
+              <w:spacing w:line="276" w:lineRule="auto"/>
+              <w:jc w:val="left"/>
+              <w:rPr>
+                <w:rFonts w:ascii="Tahoma" w:eastAsia="微软雅黑" w:hAnsi="Tahoma"/>
+                <w:b/>
+                <w:bCs/>
+                <w:kern w:val="0"/>
+                <w:sz w:val="22"/>
+              </w:rPr>
+            </w:pPr>
+            <w:r>
+              <w:rPr>
+                <w:rFonts w:ascii="Tahoma" w:eastAsia="微软雅黑" w:hAnsi="Tahoma" w:hint="eastAsia"/>
+                <w:b/>
+                <w:bCs/>
+                <w:kern w:val="0"/>
+                <w:sz w:val="22"/>
+              </w:rPr>
+              <w:t>解决方案</w:t>
+            </w:r>
+          </w:p>
+        </w:tc>
+        <w:tc>
+          <w:tcPr>
+            <w:tcW w:w="7371" w:type="dxa"/>
+          </w:tcPr>
+          <w:p>
+            <w:pPr>
+              <w:widowControl/>
+              <w:adjustRightInd w:val="0"/>
+              <w:snapToGrid w:val="0"/>
+              <w:rPr>
+                <w:rFonts w:ascii="Tahoma" w:eastAsia="微软雅黑" w:hAnsi="Tahoma"/>
+                <w:kern w:val="0"/>
+                <w:sz w:val="22"/>
+              </w:rPr>
+            </w:pPr>
+            <w:r>
+              <w:rPr>
+                <w:rFonts w:ascii="Tahoma" w:eastAsia="微软雅黑" w:hAnsi="Tahoma" w:hint="eastAsia"/>
+                <w:kern w:val="0"/>
+                <w:sz w:val="22"/>
+              </w:rPr>
+              <w:t>添加插件“移动路线</w:t>
+            </w:r>
+            <w:r>
+              <w:rPr>
+                <w:rFonts w:ascii="Tahoma" w:eastAsia="微软雅黑" w:hAnsi="Tahoma" w:hint="eastAsia"/>
+                <w:kern w:val="0"/>
+                <w:sz w:val="22"/>
+              </w:rPr>
+              <w:t xml:space="preserve"> - </w:t>
+            </w:r>
+            <w:r>
+              <w:rPr>
+                <w:rFonts w:ascii="Tahoma" w:eastAsia="微软雅黑" w:hAnsi="Tahoma" w:hint="eastAsia"/>
+                <w:kern w:val="0"/>
+                <w:sz w:val="22"/>
+              </w:rPr>
+              <w:t>指令集”，</w:t>
+            </w:r>
+          </w:p>
+          <w:p>
+            <w:pPr>
+              <w:widowControl/>
+              <w:adjustRightInd w:val="0"/>
+              <w:snapToGrid w:val="0"/>
+              <w:spacing w:line="276" w:lineRule="auto"/>
+              <w:jc w:val="left"/>
+              <w:rPr>
+                <w:rFonts w:ascii="Tahoma" w:eastAsia="微软雅黑" w:hAnsi="Tahoma"/>
+                <w:kern w:val="0"/>
+                <w:sz w:val="22"/>
+              </w:rPr>
+            </w:pPr>
+            <w:r>
+              <w:rPr>
+                <w:rFonts w:ascii="Tahoma" w:eastAsia="微软雅黑" w:hAnsi="Tahoma" w:hint="eastAsia"/>
+                <w:kern w:val="0"/>
+                <w:sz w:val="22"/>
+              </w:rPr>
+              <w:t>然后检查</w:t>
+            </w:r>
+            <w:r>
+              <w:rPr>
+                <w:rFonts w:ascii="Tahoma" w:eastAsia="微软雅黑" w:hAnsi="Tahoma" w:hint="eastAsia"/>
+                <w:kern w:val="0"/>
+                <w:sz w:val="22"/>
+              </w:rPr>
+              <w:t>事件</w:t>
+            </w:r>
+            <w:r>
+              <w:rPr>
+                <w:rFonts w:ascii="Tahoma" w:eastAsia="微软雅黑" w:hAnsi="Tahoma" w:hint="eastAsia"/>
+                <w:kern w:val="0"/>
+                <w:sz w:val="22"/>
+              </w:rPr>
+              <w:t>中的移动</w:t>
+            </w:r>
+            <w:r>
+              <w:rPr>
+                <w:rFonts w:ascii="Tahoma" w:eastAsia="微软雅黑" w:hAnsi="Tahoma" w:hint="eastAsia"/>
+                <w:kern w:val="0"/>
+                <w:sz w:val="22"/>
+              </w:rPr>
+              <w:t>路线</w:t>
+            </w:r>
+            <w:r>
+              <w:rPr>
+                <w:rFonts w:ascii="Tahoma" w:eastAsia="微软雅黑" w:hAnsi="Tahoma" w:hint="eastAsia"/>
+                <w:kern w:val="0"/>
+                <w:sz w:val="22"/>
+              </w:rPr>
+              <w:t>是否正确，</w:t>
+            </w:r>
+          </w:p>
+          <w:p>
+            <w:pPr>
+              <w:widowControl/>
+              <w:adjustRightInd w:val="0"/>
+              <w:snapToGrid w:val="0"/>
+              <w:spacing w:line="276" w:lineRule="auto"/>
+              <w:jc w:val="left"/>
+              <w:rPr>
+                <w:rFonts w:ascii="Tahoma" w:eastAsia="微软雅黑" w:hAnsi="Tahoma"/>
+                <w:kern w:val="0"/>
+                <w:sz w:val="22"/>
+              </w:rPr>
+            </w:pPr>
+            <w:r>
+              <w:rPr>
+                <w:rFonts w:ascii="Tahoma" w:eastAsia="微软雅黑" w:hAnsi="Tahoma" w:hint="eastAsia"/>
+                <w:kern w:val="0"/>
+                <w:sz w:val="22"/>
+              </w:rPr>
+              <w:t>再测试事件在游戏中是否能向下移动</w:t>
+            </w:r>
+            <w:r>
+              <w:rPr>
+                <w:rFonts w:ascii="Tahoma" w:eastAsia="微软雅黑" w:hAnsi="Tahoma" w:hint="eastAsia"/>
+                <w:kern w:val="0"/>
+                <w:sz w:val="22"/>
+              </w:rPr>
+              <w:t>。</w:t>
+            </w:r>
+          </w:p>
+        </w:tc>
+      </w:tr>
+    </w:tbl>
+    <w:p>
+      <w:pPr>
+        <w:rPr>
+          <w:rFonts w:hint="eastAsia"/>
+        </w:rPr>
+      </w:pPr>
+    </w:p>
+    <w:p>
+      <w:pPr>
+        <w:widowControl/>
+        <w:jc w:val="left"/>
+        <w:rPr>
+          <w:rFonts w:hint="eastAsia"/>
+        </w:rPr>
+      </w:pPr>
+      <w:r>
+        <w:rPr>
+          <w:rFonts w:hint="eastAsia"/>
+        </w:rPr>
+        <w:br w:type="page"/>
+      </w:r>
+    </w:p>
+    <w:p>
+      <w:pPr>
+        <w:pStyle w:val="3"/>
+        <w:rPr>
+          <w:rFonts w:hint="eastAsia"/>
+        </w:rPr>
+      </w:pPr>
+      <w:r>
+        <w:rPr>
+          <w:rFonts w:hint="eastAsia"/>
+        </w:rPr>
+        <w:lastRenderedPageBreak/>
+        <w:t>砖块消除后仍然占了体积，其它砖块被阻塞了</w:t>
+      </w:r>
+    </w:p>
+    <w:tbl>
+      <w:tblPr>
+        <w:tblStyle w:val="af"/>
+        <w:tblW w:w="8789" w:type="dxa"/>
+        <w:tblInd w:w="-176" w:type="dxa"/>
+        <w:tblBorders>
+          <w:top w:val="single" w:sz="4" w:space="0" w:color="D9D9D9" w:themeColor="background1" w:themeShade="D9"/>
+          <w:left w:val="none" w:sz="0" w:space="0" w:color="auto"/>
+          <w:bottom w:val="single" w:sz="4" w:space="0" w:color="D9D9D9" w:themeColor="background1" w:themeShade="D9"/>
+          <w:right w:val="none" w:sz="0" w:space="0" w:color="auto"/>
+          <w:insideH w:val="single" w:sz="4" w:space="0" w:color="D9D9D9" w:themeColor="background1" w:themeShade="D9"/>
+          <w:insideV w:val="none" w:sz="0" w:space="0" w:color="auto"/>
+        </w:tblBorders>
+        <w:tblLook w:val="04A0" w:firstRow="1" w:lastRow="0" w:firstColumn="1" w:lastColumn="0" w:noHBand="0" w:noVBand="1"/>
+      </w:tblPr>
+      <w:tblGrid>
+        <w:gridCol w:w="1418"/>
+        <w:gridCol w:w="7371"/>
+      </w:tblGrid>
+      <w:tr>
+        <w:tc>
+          <w:tcPr>
+            <w:tcW w:w="1418" w:type="dxa"/>
+          </w:tcPr>
+          <w:p>
+            <w:pPr>
+              <w:widowControl/>
+              <w:adjustRightInd w:val="0"/>
+              <w:snapToGrid w:val="0"/>
+              <w:spacing w:line="276" w:lineRule="auto"/>
+              <w:jc w:val="left"/>
+              <w:rPr>
+                <w:rFonts w:ascii="Tahoma" w:eastAsia="微软雅黑" w:hAnsi="Tahoma"/>
+                <w:kern w:val="0"/>
+                <w:sz w:val="22"/>
+              </w:rPr>
+            </w:pPr>
+            <w:r>
+              <w:rPr>
+                <w:rFonts w:ascii="Tahoma" w:eastAsia="微软雅黑" w:hAnsi="Tahoma" w:hint="eastAsia"/>
+                <w:b/>
+                <w:bCs/>
+                <w:kern w:val="0"/>
+                <w:sz w:val="22"/>
+              </w:rPr>
+              <w:t>问题名称</w:t>
+            </w:r>
+          </w:p>
+        </w:tc>
+        <w:tc>
+          <w:tcPr>
+            <w:tcW w:w="7371" w:type="dxa"/>
+          </w:tcPr>
+          <w:p>
+            <w:pPr>
+              <w:widowControl/>
+              <w:adjustRightInd w:val="0"/>
+              <w:snapToGrid w:val="0"/>
+              <w:spacing w:line="276" w:lineRule="auto"/>
+              <w:jc w:val="left"/>
+              <w:rPr>
+                <w:rFonts w:ascii="Tahoma" w:eastAsia="微软雅黑" w:hAnsi="Tahoma"/>
+                <w:kern w:val="0"/>
+                <w:sz w:val="22"/>
+              </w:rPr>
+            </w:pPr>
+            <w:r>
+              <w:rPr>
+                <w:rFonts w:ascii="Tahoma" w:eastAsia="微软雅黑" w:hAnsi="Tahoma" w:hint="eastAsia"/>
+                <w:kern w:val="0"/>
+                <w:sz w:val="22"/>
+              </w:rPr>
+              <w:t>砖块消除后仍然占了体积，其它砖块被阻塞了</w:t>
+            </w:r>
+          </w:p>
+        </w:tc>
+      </w:tr>
+      <w:tr>
+        <w:tc>
+          <w:tcPr>
+            <w:tcW w:w="1418" w:type="dxa"/>
+          </w:tcPr>
+          <w:p>
+            <w:pPr>
+              <w:widowControl/>
+              <w:adjustRightInd w:val="0"/>
+              <w:snapToGrid w:val="0"/>
+              <w:spacing w:line="276" w:lineRule="auto"/>
+              <w:jc w:val="left"/>
+              <w:rPr>
+                <w:rFonts w:ascii="Tahoma" w:eastAsia="微软雅黑" w:hAnsi="Tahoma"/>
+                <w:b/>
+                <w:bCs/>
+                <w:kern w:val="0"/>
+                <w:sz w:val="22"/>
+              </w:rPr>
+            </w:pPr>
+            <w:r>
+              <w:rPr>
+                <w:rFonts w:ascii="Tahoma" w:eastAsia="微软雅黑" w:hAnsi="Tahoma" w:hint="eastAsia"/>
+                <w:b/>
+                <w:bCs/>
+                <w:kern w:val="0"/>
+                <w:sz w:val="22"/>
+              </w:rPr>
+              <w:t>问题图示</w:t>
+            </w:r>
+          </w:p>
+        </w:tc>
+        <w:tc>
+          <w:tcPr>
+            <w:tcW w:w="7371" w:type="dxa"/>
+          </w:tcPr>
+          <w:p>
+            <w:pPr>
+              <w:widowControl/>
+              <w:jc w:val="left"/>
+              <w:rPr>
+                <w:rFonts w:ascii="宋体" w:hAnsi="宋体" w:cs="宋体" w:hint="eastAsia"/>
+                <w:kern w:val="0"/>
+                <w:szCs w:val="24"/>
+              </w:rPr>
+            </w:pPr>
+            <w:r>
+              <w:rPr>
+                <w:rFonts w:hint="eastAsia"/>
+                <w:noProof/>
+              </w:rPr>
+              <w:drawing>
+                <wp:inline distT="0" distB="0" distL="0" distR="0" wp14:anchorId="0AFE700A" wp14:editId="43FBCEBA">
+                  <wp:extent cx="2400300" cy="1650206"/>
+                  <wp:effectExtent l="0" t="0" r="0" b="7620"/>
+                  <wp:docPr id="1033356100" name="图片 7"/>
+                  <wp:cNvGraphicFramePr>
+                    <a:graphicFrameLocks xmlns:a="http://schemas.openxmlformats.org/drawingml/2006/main" noChangeAspect="1"/>
+                  </wp:cNvGraphicFramePr>
+                  <a:graphic xmlns:a="http://schemas.openxmlformats.org/drawingml/2006/main">
+                    <a:graphicData uri="http://schemas.openxmlformats.org/drawingml/2006/picture">
+                      <pic:pic xmlns:pic="http://schemas.openxmlformats.org/drawingml/2006/picture">
+                        <pic:nvPicPr>
+                          <pic:cNvPr id="0" name="Picture 13"/>
+                          <pic:cNvPicPr>
+                            <a:picLocks noChangeAspect="1" noChangeArrowheads="1"/>
+                          </pic:cNvPicPr>
+                        </pic:nvPicPr>
+                        <pic:blipFill>
+                          <a:blip r:embed="rId36">
+                            <a:extLst>
+                              <a:ext uri="{28A0092B-C50C-407E-A947-70E740481C1C}">
+                                <a14:useLocalDpi xmlns:a14="http://schemas.microsoft.com/office/drawing/2010/main" val="0"/>
+                              </a:ext>
+                            </a:extLst>
+                          </a:blip>
+                          <a:srcRect/>
+                          <a:stretch>
+                            <a:fillRect/>
+                          </a:stretch>
+                        </pic:blipFill>
+                        <pic:spPr bwMode="auto">
+                          <a:xfrm>
+                            <a:off x="0" y="0"/>
+                            <a:ext cx="2403740" cy="1652571"/>
+                          </a:xfrm>
+                          <a:prstGeom prst="rect">
+                            <a:avLst/>
+                          </a:prstGeom>
+                          <a:noFill/>
+                          <a:ln>
+                            <a:noFill/>
+                          </a:ln>
+                        </pic:spPr>
+                      </pic:pic>
+                    </a:graphicData>
+                  </a:graphic>
+                </wp:inline>
+              </w:drawing>
+            </w:r>
+          </w:p>
+        </w:tc>
+      </w:tr>
+      <w:tr>
+        <w:tc>
+          <w:tcPr>
+            <w:tcW w:w="1418" w:type="dxa"/>
+          </w:tcPr>
+          <w:p>
+            <w:pPr>
+              <w:widowControl/>
+              <w:adjustRightInd w:val="0"/>
+              <w:snapToGrid w:val="0"/>
+              <w:spacing w:line="276" w:lineRule="auto"/>
+              <w:jc w:val="left"/>
+              <w:rPr>
+                <w:rFonts w:ascii="Tahoma" w:eastAsia="微软雅黑" w:hAnsi="Tahoma"/>
+                <w:b/>
+                <w:bCs/>
+                <w:kern w:val="0"/>
+                <w:sz w:val="22"/>
+              </w:rPr>
+            </w:pPr>
+            <w:r>
+              <w:rPr>
+                <w:rFonts w:ascii="Tahoma" w:eastAsia="微软雅黑" w:hAnsi="Tahoma" w:hint="eastAsia"/>
+                <w:b/>
+                <w:bCs/>
+                <w:kern w:val="0"/>
+                <w:sz w:val="22"/>
+              </w:rPr>
+              <w:t>问题描述</w:t>
+            </w:r>
+          </w:p>
+        </w:tc>
+        <w:tc>
+          <w:tcPr>
+            <w:tcW w:w="7371" w:type="dxa"/>
+          </w:tcPr>
+          <w:p>
+            <w:pPr>
+              <w:widowControl/>
+              <w:adjustRightInd w:val="0"/>
+              <w:snapToGrid w:val="0"/>
+              <w:spacing w:line="276" w:lineRule="auto"/>
+              <w:jc w:val="left"/>
+              <w:rPr>
+                <w:rFonts w:ascii="Tahoma" w:eastAsia="微软雅黑" w:hAnsi="Tahoma"/>
+                <w:kern w:val="0"/>
+                <w:sz w:val="22"/>
+              </w:rPr>
+            </w:pPr>
+            <w:r>
+              <w:rPr>
+                <w:rFonts w:ascii="Tahoma" w:eastAsia="微软雅黑" w:hAnsi="Tahoma" w:hint="eastAsia"/>
+                <w:kern w:val="0"/>
+                <w:sz w:val="22"/>
+              </w:rPr>
+              <w:t>新工程中，砖块消除后仍然占了体积，阻塞其它砖块</w:t>
+            </w:r>
+            <w:r>
+              <w:rPr>
+                <w:rFonts w:ascii="Tahoma" w:eastAsia="微软雅黑" w:hAnsi="Tahoma" w:hint="eastAsia"/>
+                <w:kern w:val="0"/>
+                <w:sz w:val="22"/>
+              </w:rPr>
+              <w:t>。</w:t>
+            </w:r>
+          </w:p>
+        </w:tc>
+      </w:tr>
+      <w:tr>
+        <w:tc>
+          <w:tcPr>
+            <w:tcW w:w="1418" w:type="dxa"/>
+          </w:tcPr>
+          <w:p>
+            <w:pPr>
+              <w:widowControl/>
+              <w:adjustRightInd w:val="0"/>
+              <w:snapToGrid w:val="0"/>
+              <w:spacing w:line="276" w:lineRule="auto"/>
+              <w:jc w:val="left"/>
+              <w:rPr>
+                <w:rFonts w:ascii="Tahoma" w:eastAsia="微软雅黑" w:hAnsi="Tahoma"/>
+                <w:b/>
+                <w:bCs/>
+                <w:kern w:val="0"/>
+                <w:sz w:val="22"/>
+              </w:rPr>
+            </w:pPr>
+            <w:r>
+              <w:rPr>
+                <w:rFonts w:ascii="Tahoma" w:eastAsia="微软雅黑" w:hAnsi="Tahoma" w:hint="eastAsia"/>
+                <w:b/>
+                <w:bCs/>
+                <w:kern w:val="0"/>
+                <w:sz w:val="22"/>
+              </w:rPr>
+              <w:t>出现时机</w:t>
+            </w:r>
+          </w:p>
+        </w:tc>
+        <w:tc>
+          <w:tcPr>
+            <w:tcW w:w="7371" w:type="dxa"/>
+          </w:tcPr>
+          <w:p>
+            <w:pPr>
+              <w:widowControl/>
+              <w:adjustRightInd w:val="0"/>
+              <w:snapToGrid w:val="0"/>
+              <w:spacing w:line="276" w:lineRule="auto"/>
+              <w:jc w:val="left"/>
+              <w:rPr>
+                <w:rFonts w:ascii="Tahoma" w:eastAsia="微软雅黑" w:hAnsi="Tahoma"/>
+                <w:kern w:val="0"/>
+                <w:sz w:val="22"/>
+              </w:rPr>
+            </w:pPr>
+            <w:r>
+              <w:rPr>
+                <w:rFonts w:ascii="Tahoma" w:eastAsia="微软雅黑" w:hAnsi="Tahoma"/>
+                <w:kern w:val="0"/>
+                <w:sz w:val="22"/>
+              </w:rPr>
+              <w:t xml:space="preserve">&gt; </w:t>
+            </w:r>
+            <w:r>
+              <w:rPr>
+                <w:rFonts w:ascii="Tahoma" w:eastAsia="微软雅黑" w:hAnsi="Tahoma" w:hint="eastAsia"/>
+                <w:kern w:val="0"/>
+                <w:sz w:val="22"/>
+              </w:rPr>
+              <w:t>新工程单独复制就出问题。</w:t>
+            </w:r>
+          </w:p>
+          <w:p>
+            <w:pPr>
+              <w:widowControl/>
+              <w:adjustRightInd w:val="0"/>
+              <w:snapToGrid w:val="0"/>
+              <w:spacing w:line="276" w:lineRule="auto"/>
+              <w:jc w:val="left"/>
+              <w:rPr>
+                <w:rFonts w:ascii="Tahoma" w:eastAsia="微软雅黑" w:hAnsi="Tahoma"/>
+                <w:kern w:val="0"/>
+                <w:sz w:val="22"/>
+              </w:rPr>
+            </w:pPr>
+            <w:r>
+              <w:rPr>
+                <w:rFonts w:ascii="Tahoma" w:eastAsia="微软雅黑" w:hAnsi="Tahoma"/>
+                <w:kern w:val="0"/>
+                <w:sz w:val="22"/>
+              </w:rPr>
+              <w:t>&gt;</w:t>
+            </w:r>
+            <w:r>
+              <w:rPr>
+                <w:rFonts w:ascii="Tahoma" w:eastAsia="微软雅黑" w:hAnsi="Tahoma" w:hint="eastAsia"/>
+                <w:kern w:val="0"/>
+                <w:sz w:val="22"/>
+              </w:rPr>
+              <w:t xml:space="preserve"> </w:t>
+            </w:r>
+            <w:r>
+              <w:rPr>
+                <w:rFonts w:ascii="Tahoma" w:eastAsia="微软雅黑" w:hAnsi="Tahoma" w:hint="eastAsia"/>
+                <w:kern w:val="0"/>
+                <w:sz w:val="22"/>
+              </w:rPr>
+              <w:t>示例中复制的事件就没问题。</w:t>
+            </w:r>
+          </w:p>
+        </w:tc>
+      </w:tr>
+      <w:tr>
+        <w:tc>
+          <w:tcPr>
+            <w:tcW w:w="1418" w:type="dxa"/>
+          </w:tcPr>
+          <w:p>
+            <w:pPr>
+              <w:widowControl/>
+              <w:adjustRightInd w:val="0"/>
+              <w:snapToGrid w:val="0"/>
+              <w:spacing w:line="276" w:lineRule="auto"/>
+              <w:jc w:val="left"/>
+              <w:rPr>
+                <w:rFonts w:ascii="Tahoma" w:eastAsia="微软雅黑" w:hAnsi="Tahoma"/>
+                <w:kern w:val="0"/>
+                <w:sz w:val="22"/>
+              </w:rPr>
+            </w:pPr>
+            <w:r>
+              <w:rPr>
+                <w:rFonts w:ascii="Tahoma" w:eastAsia="微软雅黑" w:hAnsi="Tahoma" w:hint="eastAsia"/>
+                <w:b/>
+                <w:bCs/>
+                <w:kern w:val="0"/>
+                <w:sz w:val="22"/>
+              </w:rPr>
+              <w:t>原理解析</w:t>
+            </w:r>
+          </w:p>
+        </w:tc>
+        <w:tc>
+          <w:tcPr>
+            <w:tcW w:w="7371" w:type="dxa"/>
+          </w:tcPr>
+          <w:p>
+            <w:pPr>
+              <w:widowControl/>
+              <w:adjustRightInd w:val="0"/>
+              <w:snapToGrid w:val="0"/>
+              <w:spacing w:line="276" w:lineRule="auto"/>
+              <w:jc w:val="left"/>
+              <w:rPr>
+                <w:rFonts w:ascii="Tahoma" w:eastAsia="微软雅黑" w:hAnsi="Tahoma"/>
+                <w:kern w:val="0"/>
+                <w:sz w:val="22"/>
+              </w:rPr>
+            </w:pPr>
+            <w:r>
+              <w:rPr>
+                <w:rFonts w:ascii="Tahoma" w:eastAsia="微软雅黑" w:hAnsi="Tahoma" w:hint="eastAsia"/>
+                <w:kern w:val="0"/>
+                <w:sz w:val="22"/>
+              </w:rPr>
+              <w:t>原</w:t>
+            </w:r>
+            <w:r>
+              <w:rPr>
+                <w:rFonts w:ascii="Tahoma" w:eastAsia="微软雅黑" w:hAnsi="Tahoma" w:hint="eastAsia"/>
+                <w:kern w:val="0"/>
+                <w:sz w:val="22"/>
+              </w:rPr>
+              <w:t>游戏</w:t>
+            </w:r>
+            <w:r>
+              <w:rPr>
+                <w:rFonts w:ascii="Tahoma" w:eastAsia="微软雅黑" w:hAnsi="Tahoma" w:hint="eastAsia"/>
+                <w:kern w:val="0"/>
+                <w:sz w:val="22"/>
+              </w:rPr>
+              <w:t>底层有个设定，就是事件一定会被其他事件阻塞</w:t>
+            </w:r>
+            <w:r>
+              <w:rPr>
+                <w:rFonts w:ascii="Tahoma" w:eastAsia="微软雅黑" w:hAnsi="Tahoma" w:hint="eastAsia"/>
+                <w:kern w:val="0"/>
+                <w:sz w:val="22"/>
+              </w:rPr>
+              <w:t>。</w:t>
+            </w:r>
+          </w:p>
+          <w:p>
+            <w:pPr>
+              <w:widowControl/>
+              <w:adjustRightInd w:val="0"/>
+              <w:snapToGrid w:val="0"/>
+              <w:spacing w:line="276" w:lineRule="auto"/>
+              <w:jc w:val="left"/>
+              <w:rPr>
+                <w:rFonts w:ascii="Tahoma" w:eastAsia="微软雅黑" w:hAnsi="Tahoma" w:hint="eastAsia"/>
+                <w:kern w:val="0"/>
+                <w:sz w:val="22"/>
+              </w:rPr>
+            </w:pPr>
+            <w:r>
+              <w:rPr>
+                <w:rFonts w:ascii="Tahoma" w:eastAsia="微软雅黑" w:hAnsi="Tahoma" w:hint="eastAsia"/>
+                <w:kern w:val="0"/>
+                <w:sz w:val="22"/>
+              </w:rPr>
+              <w:t>事件即使</w:t>
+            </w:r>
+            <w:r>
+              <w:rPr>
+                <w:rFonts w:ascii="Tahoma" w:eastAsia="微软雅黑" w:hAnsi="Tahoma" w:hint="eastAsia"/>
+                <w:kern w:val="0"/>
+                <w:sz w:val="22"/>
+              </w:rPr>
+              <w:t>“</w:t>
+            </w:r>
+            <w:r>
+              <w:rPr>
+                <w:rFonts w:ascii="Tahoma" w:eastAsia="微软雅黑" w:hAnsi="Tahoma" w:hint="eastAsia"/>
+                <w:kern w:val="0"/>
+                <w:sz w:val="22"/>
+              </w:rPr>
+              <w:t>在</w:t>
+            </w:r>
+            <w:r>
+              <w:rPr>
+                <w:rFonts w:ascii="Tahoma" w:eastAsia="微软雅黑" w:hAnsi="Tahoma" w:hint="eastAsia"/>
+                <w:kern w:val="0"/>
+                <w:sz w:val="22"/>
+              </w:rPr>
+              <w:t>人物</w:t>
+            </w:r>
+            <w:r>
+              <w:rPr>
+                <w:rFonts w:ascii="Tahoma" w:eastAsia="微软雅黑" w:hAnsi="Tahoma" w:hint="eastAsia"/>
+                <w:kern w:val="0"/>
+                <w:sz w:val="22"/>
+              </w:rPr>
+              <w:t>下方”</w:t>
+            </w:r>
+            <w:r>
+              <w:rPr>
+                <w:rFonts w:ascii="Tahoma" w:eastAsia="微软雅黑" w:hAnsi="Tahoma" w:hint="eastAsia"/>
+                <w:kern w:val="0"/>
+                <w:sz w:val="22"/>
+              </w:rPr>
+              <w:t>，</w:t>
+            </w:r>
+            <w:r>
+              <w:rPr>
+                <w:rFonts w:ascii="Tahoma" w:eastAsia="微软雅黑" w:hAnsi="Tahoma" w:hint="eastAsia"/>
+                <w:kern w:val="0"/>
+                <w:sz w:val="22"/>
+              </w:rPr>
+              <w:t>也</w:t>
+            </w:r>
+            <w:r>
+              <w:rPr>
+                <w:rFonts w:ascii="Tahoma" w:eastAsia="微软雅黑" w:hAnsi="Tahoma" w:hint="eastAsia"/>
+                <w:kern w:val="0"/>
+                <w:sz w:val="22"/>
+              </w:rPr>
+              <w:t>会被其他事件阻塞</w:t>
+            </w:r>
+            <w:r>
+              <w:rPr>
+                <w:rFonts w:ascii="Tahoma" w:eastAsia="微软雅黑" w:hAnsi="Tahoma" w:hint="eastAsia"/>
+                <w:kern w:val="0"/>
+                <w:sz w:val="22"/>
+              </w:rPr>
+              <w:t>，但不会阻塞玩家</w:t>
+            </w:r>
+            <w:r>
+              <w:rPr>
+                <w:rFonts w:ascii="Tahoma" w:eastAsia="微软雅黑" w:hAnsi="Tahoma" w:hint="eastAsia"/>
+                <w:kern w:val="0"/>
+                <w:sz w:val="22"/>
+              </w:rPr>
+              <w:t>。</w:t>
+            </w:r>
+          </w:p>
+          <w:p>
+            <w:pPr>
+              <w:widowControl/>
+              <w:adjustRightInd w:val="0"/>
+              <w:snapToGrid w:val="0"/>
+              <w:spacing w:line="276" w:lineRule="auto"/>
+              <w:jc w:val="left"/>
+              <w:rPr>
+                <w:rFonts w:ascii="Tahoma" w:eastAsia="微软雅黑" w:hAnsi="Tahoma" w:hint="eastAsia"/>
+                <w:kern w:val="0"/>
+                <w:sz w:val="22"/>
+              </w:rPr>
+            </w:pPr>
+            <w:r>
+              <w:rPr>
+                <w:rFonts w:ascii="Tahoma" w:eastAsia="微软雅黑" w:hAnsi="Tahoma" w:hint="eastAsia"/>
+                <w:kern w:val="0"/>
+                <w:sz w:val="22"/>
+              </w:rPr>
+              <w:t>后来作者我可能在</w:t>
+            </w:r>
+            <w:r>
+              <w:rPr>
+                <w:rFonts w:ascii="Tahoma" w:eastAsia="微软雅黑" w:hAnsi="Tahoma" w:hint="eastAsia"/>
+                <w:kern w:val="0"/>
+                <w:sz w:val="22"/>
+              </w:rPr>
+              <w:t xml:space="preserve"> </w:t>
+            </w:r>
+            <w:r>
+              <w:rPr>
+                <w:rFonts w:ascii="Tahoma" w:eastAsia="微软雅黑" w:hAnsi="Tahoma" w:hint="eastAsia"/>
+                <w:kern w:val="0"/>
+                <w:sz w:val="22"/>
+              </w:rPr>
+              <w:t>事件穿透关系</w:t>
+            </w:r>
+            <w:r>
+              <w:rPr>
+                <w:rFonts w:ascii="Tahoma" w:eastAsia="微软雅黑" w:hAnsi="Tahoma" w:hint="eastAsia"/>
+                <w:kern w:val="0"/>
+                <w:sz w:val="22"/>
+              </w:rPr>
+              <w:t>插件</w:t>
+            </w:r>
+            <w:r>
+              <w:rPr>
+                <w:rFonts w:ascii="Tahoma" w:eastAsia="微软雅黑" w:hAnsi="Tahoma" w:hint="eastAsia"/>
+                <w:kern w:val="0"/>
+                <w:sz w:val="22"/>
+              </w:rPr>
+              <w:t>、通行插件</w:t>
+            </w:r>
+            <w:r>
+              <w:rPr>
+                <w:rFonts w:ascii="Tahoma" w:eastAsia="微软雅黑" w:hAnsi="Tahoma" w:hint="eastAsia"/>
+                <w:kern w:val="0"/>
+                <w:sz w:val="22"/>
+              </w:rPr>
+              <w:t xml:space="preserve"> </w:t>
+            </w:r>
+            <w:r>
+              <w:rPr>
+                <w:rFonts w:ascii="Tahoma" w:eastAsia="微软雅黑" w:hAnsi="Tahoma" w:hint="eastAsia"/>
+                <w:kern w:val="0"/>
+                <w:sz w:val="22"/>
+              </w:rPr>
+              <w:t>中修改了规则，只有“与人物相同”才会阻塞。这就导致了如果没加那个插件，事件就会</w:t>
+            </w:r>
+            <w:proofErr w:type="gramStart"/>
+            <w:r>
+              <w:rPr>
+                <w:rFonts w:ascii="Tahoma" w:eastAsia="微软雅黑" w:hAnsi="Tahoma" w:hint="eastAsia"/>
+                <w:kern w:val="0"/>
+                <w:sz w:val="22"/>
+              </w:rPr>
+              <w:t>被事件</w:t>
+            </w:r>
+            <w:proofErr w:type="gramEnd"/>
+            <w:r>
+              <w:rPr>
+                <w:rFonts w:ascii="Tahoma" w:eastAsia="微软雅黑" w:hAnsi="Tahoma" w:hint="eastAsia"/>
+                <w:kern w:val="0"/>
+                <w:sz w:val="22"/>
+              </w:rPr>
+              <w:t>阻塞。</w:t>
+            </w:r>
+          </w:p>
+        </w:tc>
+      </w:tr>
+      <w:tr>
+        <w:tc>
+          <w:tcPr>
+            <w:tcW w:w="1418" w:type="dxa"/>
+          </w:tcPr>
+          <w:p>
+            <w:pPr>
+              <w:widowControl/>
+              <w:adjustRightInd w:val="0"/>
+              <w:snapToGrid w:val="0"/>
+              <w:spacing w:line="276" w:lineRule="auto"/>
+              <w:jc w:val="left"/>
+              <w:rPr>
+                <w:rFonts w:ascii="Tahoma" w:eastAsia="微软雅黑" w:hAnsi="Tahoma"/>
+                <w:b/>
+                <w:bCs/>
+                <w:kern w:val="0"/>
+                <w:sz w:val="22"/>
+              </w:rPr>
+            </w:pPr>
+            <w:r>
+              <w:rPr>
+                <w:rFonts w:ascii="Tahoma" w:eastAsia="微软雅黑" w:hAnsi="Tahoma" w:hint="eastAsia"/>
+                <w:b/>
+                <w:bCs/>
+                <w:kern w:val="0"/>
+                <w:sz w:val="22"/>
+              </w:rPr>
+              <w:t>解决方案</w:t>
+            </w:r>
+          </w:p>
+        </w:tc>
+        <w:tc>
+          <w:tcPr>
+            <w:tcW w:w="7371" w:type="dxa"/>
+          </w:tcPr>
+          <w:p>
+            <w:pPr>
+              <w:widowControl/>
+              <w:adjustRightInd w:val="0"/>
+              <w:snapToGrid w:val="0"/>
+              <w:spacing w:line="276" w:lineRule="auto"/>
+              <w:jc w:val="left"/>
+              <w:rPr>
+                <w:rFonts w:ascii="Tahoma" w:eastAsia="微软雅黑" w:hAnsi="Tahoma"/>
+                <w:b/>
+                <w:bCs/>
+                <w:kern w:val="0"/>
+                <w:sz w:val="22"/>
+              </w:rPr>
+            </w:pPr>
+            <w:r>
+              <w:rPr>
+                <w:rFonts w:ascii="Tahoma" w:eastAsia="微软雅黑" w:hAnsi="Tahoma" w:hint="eastAsia"/>
+                <w:b/>
+                <w:bCs/>
+                <w:kern w:val="0"/>
+                <w:sz w:val="22"/>
+              </w:rPr>
+              <w:t>不需要加额外插件，属于纯粹设计失误。</w:t>
+            </w:r>
+          </w:p>
+          <w:p>
+            <w:pPr>
+              <w:widowControl/>
+              <w:adjustRightInd w:val="0"/>
+              <w:snapToGrid w:val="0"/>
+              <w:spacing w:line="276" w:lineRule="auto"/>
+              <w:jc w:val="left"/>
+              <w:rPr>
+                <w:rFonts w:ascii="Tahoma" w:eastAsia="微软雅黑" w:hAnsi="Tahoma" w:hint="eastAsia"/>
+                <w:b/>
+                <w:bCs/>
+                <w:kern w:val="0"/>
+                <w:sz w:val="22"/>
+              </w:rPr>
+            </w:pPr>
+            <w:r>
+              <w:rPr>
+                <w:rFonts w:ascii="Tahoma" w:eastAsia="微软雅黑" w:hAnsi="Tahoma" w:hint="eastAsia"/>
+                <w:b/>
+                <w:bCs/>
+                <w:kern w:val="0"/>
+                <w:sz w:val="22"/>
+              </w:rPr>
+              <w:t>既然砖块消除了还会阻塞，那么我</w:t>
+            </w:r>
+            <w:r>
+              <w:rPr>
+                <w:rFonts w:ascii="Tahoma" w:eastAsia="微软雅黑" w:hAnsi="Tahoma" w:hint="eastAsia"/>
+                <w:b/>
+                <w:bCs/>
+                <w:kern w:val="0"/>
+                <w:sz w:val="22"/>
+              </w:rPr>
+              <w:t>在消除后的事件页中，</w:t>
+            </w:r>
+            <w:proofErr w:type="gramStart"/>
+            <w:r>
+              <w:rPr>
+                <w:rFonts w:ascii="Tahoma" w:eastAsia="微软雅黑" w:hAnsi="Tahoma" w:hint="eastAsia"/>
+                <w:b/>
+                <w:bCs/>
+                <w:kern w:val="0"/>
+                <w:sz w:val="22"/>
+              </w:rPr>
+              <w:t>勾选穿透</w:t>
+            </w:r>
+            <w:proofErr w:type="gramEnd"/>
+            <w:r>
+              <w:rPr>
+                <w:rFonts w:ascii="Tahoma" w:eastAsia="微软雅黑" w:hAnsi="Tahoma" w:hint="eastAsia"/>
+                <w:b/>
+                <w:bCs/>
+                <w:kern w:val="0"/>
+                <w:sz w:val="22"/>
+              </w:rPr>
+              <w:t>就行了。</w:t>
+            </w:r>
+          </w:p>
+          <w:p>
+            <w:pPr>
+              <w:widowControl/>
+              <w:adjustRightInd w:val="0"/>
+              <w:snapToGrid w:val="0"/>
+              <w:spacing w:line="276" w:lineRule="auto"/>
+              <w:jc w:val="left"/>
+              <w:rPr>
+                <w:rFonts w:ascii="Tahoma" w:eastAsia="微软雅黑" w:hAnsi="Tahoma"/>
+                <w:kern w:val="0"/>
+                <w:sz w:val="22"/>
+              </w:rPr>
+            </w:pPr>
+            <w:r>
+              <w:rPr>
+                <w:rFonts w:ascii="Tahoma" w:eastAsia="微软雅黑" w:hAnsi="Tahoma" w:hint="eastAsia"/>
+                <w:kern w:val="0"/>
+                <w:sz w:val="22"/>
+              </w:rPr>
+              <w:t>在砖块消除的最后一页，设置穿透</w:t>
+            </w:r>
+            <w:r>
+              <w:rPr>
+                <w:rFonts w:ascii="Tahoma" w:eastAsia="微软雅黑" w:hAnsi="Tahoma" w:hint="eastAsia"/>
+                <w:kern w:val="0"/>
+                <w:sz w:val="22"/>
+              </w:rPr>
+              <w:t>。</w:t>
+            </w:r>
+          </w:p>
+          <w:p>
+            <w:pPr>
+              <w:widowControl/>
+              <w:adjustRightInd w:val="0"/>
+              <w:snapToGrid w:val="0"/>
+              <w:spacing w:line="276" w:lineRule="auto"/>
+              <w:jc w:val="left"/>
+              <w:rPr>
+                <w:rFonts w:ascii="Tahoma" w:eastAsia="微软雅黑" w:hAnsi="Tahoma"/>
+                <w:kern w:val="0"/>
+                <w:sz w:val="22"/>
+              </w:rPr>
+            </w:pPr>
+            <w:r>
+              <w:rPr>
+                <w:rFonts w:hint="eastAsia"/>
+                <w:noProof/>
+              </w:rPr>
+              <w:drawing>
+                <wp:inline distT="0" distB="0" distL="0" distR="0" wp14:anchorId="29A75EAE" wp14:editId="06447B20">
+                  <wp:extent cx="4333539" cy="1196340"/>
+                  <wp:effectExtent l="0" t="0" r="0" b="3810"/>
+                  <wp:docPr id="927670969" name="图片 8"/>
+                  <wp:cNvGraphicFramePr>
+                    <a:graphicFrameLocks xmlns:a="http://schemas.openxmlformats.org/drawingml/2006/main" noChangeAspect="1"/>
+                  </wp:cNvGraphicFramePr>
+                  <a:graphic xmlns:a="http://schemas.openxmlformats.org/drawingml/2006/main">
+                    <a:graphicData uri="http://schemas.openxmlformats.org/drawingml/2006/picture">
+                      <pic:pic xmlns:pic="http://schemas.openxmlformats.org/drawingml/2006/picture">
+                        <pic:nvPicPr>
+                          <pic:cNvPr id="0" name="Picture 15"/>
+                          <pic:cNvPicPr>
+                            <a:picLocks noChangeAspect="1" noChangeArrowheads="1"/>
+                          </pic:cNvPicPr>
+                        </pic:nvPicPr>
+                        <pic:blipFill>
+                          <a:blip r:embed="rId37">
+                            <a:extLst>
+                              <a:ext uri="{28A0092B-C50C-407E-A947-70E740481C1C}">
+                                <a14:useLocalDpi xmlns:a14="http://schemas.microsoft.com/office/drawing/2010/main" val="0"/>
+                              </a:ext>
+                            </a:extLst>
+                          </a:blip>
+                          <a:srcRect/>
+                          <a:stretch>
+                            <a:fillRect/>
+                          </a:stretch>
+                        </pic:blipFill>
+                        <pic:spPr bwMode="auto">
+                          <a:xfrm>
+                            <a:off x="0" y="0"/>
+                            <a:ext cx="4342833" cy="1198906"/>
+                          </a:xfrm>
+                          <a:prstGeom prst="rect">
+                            <a:avLst/>
+                          </a:prstGeom>
+                          <a:noFill/>
+                          <a:ln>
+                            <a:noFill/>
+                          </a:ln>
+                        </pic:spPr>
+                      </pic:pic>
+                    </a:graphicData>
+                  </a:graphic>
+                </wp:inline>
+              </w:drawing>
+            </w:r>
+          </w:p>
+          <w:p>
+            <w:pPr>
+              <w:widowControl/>
+              <w:adjustRightInd w:val="0"/>
+              <w:snapToGrid w:val="0"/>
+              <w:spacing w:line="276" w:lineRule="auto"/>
+              <w:jc w:val="left"/>
+              <w:rPr>
+                <w:rFonts w:ascii="Tahoma" w:eastAsia="微软雅黑" w:hAnsi="Tahoma" w:hint="eastAsia"/>
+                <w:kern w:val="0"/>
+                <w:sz w:val="22"/>
+              </w:rPr>
+            </w:pPr>
+            <w:r>
+              <w:rPr>
+                <w:rFonts w:hint="eastAsia"/>
+                <w:noProof/>
+              </w:rPr>
+              <w:drawing>
+                <wp:inline distT="0" distB="0" distL="0" distR="0" wp14:anchorId="739D1BE5" wp14:editId="3C538987">
+                  <wp:extent cx="3032760" cy="1304277"/>
+                  <wp:effectExtent l="0" t="0" r="0" b="0"/>
+                  <wp:docPr id="1961854847" name="图片 9"/>
+                  <wp:cNvGraphicFramePr>
+                    <a:graphicFrameLocks xmlns:a="http://schemas.openxmlformats.org/drawingml/2006/main" noChangeAspect="1"/>
+                  </wp:cNvGraphicFramePr>
+                  <a:graphic xmlns:a="http://schemas.openxmlformats.org/drawingml/2006/main">
+                    <a:graphicData uri="http://schemas.openxmlformats.org/drawingml/2006/picture">
+                      <pic:pic xmlns:pic="http://schemas.openxmlformats.org/drawingml/2006/picture">
+                        <pic:nvPicPr>
+                          <pic:cNvPr id="0" name="Picture 17"/>
+                          <pic:cNvPicPr>
+                            <a:picLocks noChangeAspect="1" noChangeArrowheads="1"/>
+                          </pic:cNvPicPr>
+                        </pic:nvPicPr>
+                        <pic:blipFill>
+                          <a:blip r:embed="rId38">
+                            <a:extLst>
+                              <a:ext uri="{28A0092B-C50C-407E-A947-70E740481C1C}">
+                                <a14:useLocalDpi xmlns:a14="http://schemas.microsoft.com/office/drawing/2010/main" val="0"/>
+                              </a:ext>
+                            </a:extLst>
+                          </a:blip>
+                          <a:srcRect/>
+                          <a:stretch>
+                            <a:fillRect/>
+                          </a:stretch>
+                        </pic:blipFill>
+                        <pic:spPr bwMode="auto">
+                          <a:xfrm>
+                            <a:off x="0" y="0"/>
+                            <a:ext cx="3043438" cy="1308869"/>
+                          </a:xfrm>
+                          <a:prstGeom prst="rect">
+                            <a:avLst/>
+                          </a:prstGeom>
+                          <a:noFill/>
+                          <a:ln>
+                            <a:noFill/>
+                          </a:ln>
+                        </pic:spPr>
+                      </pic:pic>
+                    </a:graphicData>
+                  </a:graphic>
+                </wp:inline>
+              </w:drawing>
+            </w:r>
+          </w:p>
+        </w:tc>
+      </w:tr>
+    </w:tbl>
+    <w:p>
+      <w:pPr>
+        <w:rPr>
+          <w:rFonts w:ascii="Tahoma" w:eastAsia="微软雅黑" w:hAnsi="Tahoma" w:hint="eastAsia"/>
+          <w:kern w:val="0"/>
+          <w:sz w:val="22"/>
+        </w:rPr>
+      </w:pPr>
+    </w:p>
     <w:sectPr>
-      <w:headerReference w:type="default" r:id="rId32"/>
+      <w:headerReference w:type="default" r:id="rId39"/>
       <w:pgSz w:w="11906" w:h="16838"/>
       <w:pgMar w:top="1440" w:right="1800" w:bottom="1440" w:left="1800" w:header="851" w:footer="992" w:gutter="0"/>
       <w:cols w:space="425"/>
@@ -6086,7 +8339,7 @@
 </file>
 
 <file path=word/endnotes.xml><?xml version="1.0" encoding="utf-8"?>
-<w:endnotes xmlns:wpc="http://schemas.microsoft.com/office/word/2010/wordprocessingCanvas" xmlns:cx="http://schemas.microsoft.com/office/drawing/2014/chartex" xmlns:cx1="http://schemas.microsoft.com/office/drawing/2015/9/8/chartex" xmlns:cx2="http://schemas.microsoft.com/office/drawing/2015/10/21/chartex" xmlns:cx3="http://schemas.microsoft.com/office/drawing/2016/5/9/chartex" xmlns:cx4="http://schemas.microsoft.com/office/drawing/2016/5/10/chartex" xmlns:cx5="http://schemas.microsoft.com/office/drawing/2016/5/11/chartex" xmlns:cx6="http://schemas.microsoft.com/office/drawing/2016/5/12/chartex" xmlns:cx7="http://schemas.microsoft.com/office/drawing/2016/5/13/chartex" xmlns:cx8="http://schemas.microsoft.com/office/drawing/2016/5/14/chartex" xmlns:mc="http://schemas.openxmlformats.org/markup-compatibility/2006" xmlns:aink="http://schemas.microsoft.com/office/drawing/2016/ink" xmlns:am3d="http://schemas.microsoft.com/office/drawing/2017/model3d" xmlns:o="urn:schemas-microsoft-com:office:office" xmlns:oel="http://schemas.microsoft.com/office/2019/extlst" xmlns:r="http://schemas.openxmlformats.org/officeDocument/2006/relationships" xmlns:m="http://schemas.openxmlformats.org/officeDocument/2006/math" xmlns:v="urn:schemas-microsoft-com:vml" xmlns:wp14="http://schemas.microsoft.com/office/word/2010/wordprocessingDrawing" xmlns:wp="http://schemas.openxmlformats.org/drawingml/2006/wordprocessingDrawing" xmlns:w10="urn:schemas-microsoft-com:office:word" xmlns:w="http://schemas.openxmlformats.org/wordprocessingml/2006/main" xmlns:w14="http://schemas.microsoft.com/office/word/2010/wordml" xmlns:w15="http://schemas.microsoft.com/office/word/2012/wordml" xmlns:w16cex="http://schemas.microsoft.com/office/word/2018/wordml/cex" xmlns:w16cid="http://schemas.microsoft.com/office/word/2016/wordml/cid" xmlns:w16="http://schemas.microsoft.com/office/word/2018/wordml" xmlns:w16du="http://schemas.microsoft.com/office/word/2023/wordml/word16du" xmlns:w16sdtdh="http://schemas.microsoft.com/office/word/2020/wordml/sdtdatahash" xmlns:w16se="http://schemas.microsoft.com/office/word/2015/wordml/symex" xmlns:wpg="http://schemas.microsoft.com/office/word/2010/wordprocessingGroup" xmlns:wpi="http://schemas.microsoft.com/office/word/2010/wordprocessingInk" xmlns:wne="http://schemas.microsoft.com/office/word/2006/wordml" xmlns:wps="http://schemas.microsoft.com/office/word/2010/wordprocessingShape" mc:Ignorable="w14 w15 w16se w16cid w16 w16cex w16sdtdh w16du wp14">
+<w:endnotes xmlns:wpc="http://schemas.microsoft.com/office/word/2010/wordprocessingCanvas" xmlns:cx="http://schemas.microsoft.com/office/drawing/2014/chartex" xmlns:cx1="http://schemas.microsoft.com/office/drawing/2015/9/8/chartex" xmlns:cx2="http://schemas.microsoft.com/office/drawing/2015/10/21/chartex" xmlns:cx3="http://schemas.microsoft.com/office/drawing/2016/5/9/chartex" xmlns:cx4="http://schemas.microsoft.com/office/drawing/2016/5/10/chartex" xmlns:cx5="http://schemas.microsoft.com/office/drawing/2016/5/11/chartex" xmlns:cx6="http://schemas.microsoft.com/office/drawing/2016/5/12/chartex" xmlns:cx7="http://schemas.microsoft.com/office/drawing/2016/5/13/chartex" xmlns:cx8="http://schemas.microsoft.com/office/drawing/2016/5/14/chartex" xmlns:mc="http://schemas.openxmlformats.org/markup-compatibility/2006" xmlns:aink="http://schemas.microsoft.com/office/drawing/2016/ink" xmlns:am3d="http://schemas.microsoft.com/office/drawing/2017/model3d" xmlns:o="urn:schemas-microsoft-com:office:office" xmlns:oel="http://schemas.microsoft.com/office/2019/extlst" xmlns:r="http://schemas.openxmlformats.org/officeDocument/2006/relationships" xmlns:m="http://schemas.openxmlformats.org/officeDocument/2006/math" xmlns:v="urn:schemas-microsoft-com:vml" xmlns:wp14="http://schemas.microsoft.com/office/word/2010/wordprocessingDrawing" xmlns:wp="http://schemas.openxmlformats.org/drawingml/2006/wordprocessingDrawing" xmlns:w10="urn:schemas-microsoft-com:office:word" xmlns:w="http://schemas.openxmlformats.org/wordprocessingml/2006/main" xmlns:w14="http://schemas.microsoft.com/office/word/2010/wordml" xmlns:w15="http://schemas.microsoft.com/office/word/2012/wordml" xmlns:w16cex="http://schemas.microsoft.com/office/word/2018/wordml/cex" xmlns:w16cid="http://schemas.microsoft.com/office/word/2016/wordml/cid" xmlns:w16="http://schemas.microsoft.com/office/word/2018/wordml" xmlns:w16du="http://schemas.microsoft.com/office/word/2023/wordml/word16du" xmlns:w16sdtdh="http://schemas.microsoft.com/office/word/2020/wordml/sdtdatahash" xmlns:w16sdtfl="http://schemas.microsoft.com/office/word/2024/wordml/sdtformatlock" xmlns:w16se="http://schemas.microsoft.com/office/word/2015/wordml/symex" xmlns:wpg="http://schemas.microsoft.com/office/word/2010/wordprocessingGroup" xmlns:wpi="http://schemas.microsoft.com/office/word/2010/wordprocessingInk" xmlns:wne="http://schemas.microsoft.com/office/word/2006/wordml" xmlns:wps="http://schemas.microsoft.com/office/word/2010/wordprocessingShape" mc:Ignorable="w14 w15 w16se w16cid w16 w16cex w16sdtdh w16sdtfl w16du wp14">
   <w:endnote w:type="separator" w:id="-1">
     <w:p>
       <w:pPr>
@@ -6115,7 +8368,7 @@
 </file>
 
 <file path=word/footnotes.xml><?xml version="1.0" encoding="utf-8"?>
-<w:footnotes xmlns:wpc="http://schemas.microsoft.com/office/word/2010/wordprocessingCanvas" xmlns:cx="http://schemas.microsoft.com/office/drawing/2014/chartex" xmlns:cx1="http://schemas.microsoft.com/office/drawing/2015/9/8/chartex" xmlns:cx2="http://schemas.microsoft.com/office/drawing/2015/10/21/chartex" xmlns:cx3="http://schemas.microsoft.com/office/drawing/2016/5/9/chartex" xmlns:cx4="http://schemas.microsoft.com/office/drawing/2016/5/10/chartex" xmlns:cx5="http://schemas.microsoft.com/office/drawing/2016/5/11/chartex" xmlns:cx6="http://schemas.microsoft.com/office/drawing/2016/5/12/chartex" xmlns:cx7="http://schemas.microsoft.com/office/drawing/2016/5/13/chartex" xmlns:cx8="http://schemas.microsoft.com/office/drawing/2016/5/14/chartex" xmlns:mc="http://schemas.openxmlformats.org/markup-compatibility/2006" xmlns:aink="http://schemas.microsoft.com/office/drawing/2016/ink" xmlns:am3d="http://schemas.microsoft.com/office/drawing/2017/model3d" xmlns:o="urn:schemas-microsoft-com:office:office" xmlns:oel="http://schemas.microsoft.com/office/2019/extlst" xmlns:r="http://schemas.openxmlformats.org/officeDocument/2006/relationships" xmlns:m="http://schemas.openxmlformats.org/officeDocument/2006/math" xmlns:v="urn:schemas-microsoft-com:vml" xmlns:wp14="http://schemas.microsoft.com/office/word/2010/wordprocessingDrawing" xmlns:wp="http://schemas.openxmlformats.org/drawingml/2006/wordprocessingDrawing" xmlns:w10="urn:schemas-microsoft-com:office:word" xmlns:w="http://schemas.openxmlformats.org/wordprocessingml/2006/main" xmlns:w14="http://schemas.microsoft.com/office/word/2010/wordml" xmlns:w15="http://schemas.microsoft.com/office/word/2012/wordml" xmlns:w16cex="http://schemas.microsoft.com/office/word/2018/wordml/cex" xmlns:w16cid="http://schemas.microsoft.com/office/word/2016/wordml/cid" xmlns:w16="http://schemas.microsoft.com/office/word/2018/wordml" xmlns:w16du="http://schemas.microsoft.com/office/word/2023/wordml/word16du" xmlns:w16sdtdh="http://schemas.microsoft.com/office/word/2020/wordml/sdtdatahash" xmlns:w16se="http://schemas.microsoft.com/office/word/2015/wordml/symex" xmlns:wpg="http://schemas.microsoft.com/office/word/2010/wordprocessingGroup" xmlns:wpi="http://schemas.microsoft.com/office/word/2010/wordprocessingInk" xmlns:wne="http://schemas.microsoft.com/office/word/2006/wordml" xmlns:wps="http://schemas.microsoft.com/office/word/2010/wordprocessingShape" mc:Ignorable="w14 w15 w16se w16cid w16 w16cex w16sdtdh w16du wp14">
+<w:footnotes xmlns:wpc="http://schemas.microsoft.com/office/word/2010/wordprocessingCanvas" xmlns:cx="http://schemas.microsoft.com/office/drawing/2014/chartex" xmlns:cx1="http://schemas.microsoft.com/office/drawing/2015/9/8/chartex" xmlns:cx2="http://schemas.microsoft.com/office/drawing/2015/10/21/chartex" xmlns:cx3="http://schemas.microsoft.com/office/drawing/2016/5/9/chartex" xmlns:cx4="http://schemas.microsoft.com/office/drawing/2016/5/10/chartex" xmlns:cx5="http://schemas.microsoft.com/office/drawing/2016/5/11/chartex" xmlns:cx6="http://schemas.microsoft.com/office/drawing/2016/5/12/chartex" xmlns:cx7="http://schemas.microsoft.com/office/drawing/2016/5/13/chartex" xmlns:cx8="http://schemas.microsoft.com/office/drawing/2016/5/14/chartex" xmlns:mc="http://schemas.openxmlformats.org/markup-compatibility/2006" xmlns:aink="http://schemas.microsoft.com/office/drawing/2016/ink" xmlns:am3d="http://schemas.microsoft.com/office/drawing/2017/model3d" xmlns:o="urn:schemas-microsoft-com:office:office" xmlns:oel="http://schemas.microsoft.com/office/2019/extlst" xmlns:r="http://schemas.openxmlformats.org/officeDocument/2006/relationships" xmlns:m="http://schemas.openxmlformats.org/officeDocument/2006/math" xmlns:v="urn:schemas-microsoft-com:vml" xmlns:wp14="http://schemas.microsoft.com/office/word/2010/wordprocessingDrawing" xmlns:wp="http://schemas.openxmlformats.org/drawingml/2006/wordprocessingDrawing" xmlns:w10="urn:schemas-microsoft-com:office:word" xmlns:w="http://schemas.openxmlformats.org/wordprocessingml/2006/main" xmlns:w14="http://schemas.microsoft.com/office/word/2010/wordml" xmlns:w15="http://schemas.microsoft.com/office/word/2012/wordml" xmlns:w16cex="http://schemas.microsoft.com/office/word/2018/wordml/cex" xmlns:w16cid="http://schemas.microsoft.com/office/word/2016/wordml/cid" xmlns:w16="http://schemas.microsoft.com/office/word/2018/wordml" xmlns:w16du="http://schemas.microsoft.com/office/word/2023/wordml/word16du" xmlns:w16sdtdh="http://schemas.microsoft.com/office/word/2020/wordml/sdtdatahash" xmlns:w16sdtfl="http://schemas.microsoft.com/office/word/2024/wordml/sdtformatlock" xmlns:w16se="http://schemas.microsoft.com/office/word/2015/wordml/symex" xmlns:wpg="http://schemas.microsoft.com/office/word/2010/wordprocessingGroup" xmlns:wpi="http://schemas.microsoft.com/office/word/2010/wordprocessingInk" xmlns:wne="http://schemas.microsoft.com/office/word/2006/wordml" xmlns:wps="http://schemas.microsoft.com/office/word/2010/wordprocessingShape" mc:Ignorable="w14 w15 w16se w16cid w16 w16cex w16sdtdh w16sdtfl w16du wp14">
   <w:footnote w:type="separator" w:id="-1">
     <w:p>
       <w:pPr>
@@ -6144,7 +8397,7 @@
 </file>
 
 <file path=word/header1.xml><?xml version="1.0" encoding="utf-8"?>
-<w:hdr xmlns:wpc="http://schemas.microsoft.com/office/word/2010/wordprocessingCanvas" xmlns:cx="http://schemas.microsoft.com/office/drawing/2014/chartex" xmlns:cx1="http://schemas.microsoft.com/office/drawing/2015/9/8/chartex" xmlns:cx2="http://schemas.microsoft.com/office/drawing/2015/10/21/chartex" xmlns:cx3="http://schemas.microsoft.com/office/drawing/2016/5/9/chartex" xmlns:cx4="http://schemas.microsoft.com/office/drawing/2016/5/10/chartex" xmlns:cx5="http://schemas.microsoft.com/office/drawing/2016/5/11/chartex" xmlns:cx6="http://schemas.microsoft.com/office/drawing/2016/5/12/chartex" xmlns:cx7="http://schemas.microsoft.com/office/drawing/2016/5/13/chartex" xmlns:cx8="http://schemas.microsoft.com/office/drawing/2016/5/14/chartex" xmlns:mc="http://schemas.openxmlformats.org/markup-compatibility/2006" xmlns:aink="http://schemas.microsoft.com/office/drawing/2016/ink" xmlns:am3d="http://schemas.microsoft.com/office/drawing/2017/model3d" xmlns:o="urn:schemas-microsoft-com:office:office" xmlns:oel="http://schemas.microsoft.com/office/2019/extlst" xmlns:r="http://schemas.openxmlformats.org/officeDocument/2006/relationships" xmlns:m="http://schemas.openxmlformats.org/officeDocument/2006/math" xmlns:v="urn:schemas-microsoft-com:vml" xmlns:wp14="http://schemas.microsoft.com/office/word/2010/wordprocessingDrawing" xmlns:wp="http://schemas.openxmlformats.org/drawingml/2006/wordprocessingDrawing" xmlns:w10="urn:schemas-microsoft-com:office:word" xmlns:w="http://schemas.openxmlformats.org/wordprocessingml/2006/main" xmlns:w14="http://schemas.microsoft.com/office/word/2010/wordml" xmlns:w15="http://schemas.microsoft.com/office/word/2012/wordml" xmlns:w16cex="http://schemas.microsoft.com/office/word/2018/wordml/cex" xmlns:w16cid="http://schemas.microsoft.com/office/word/2016/wordml/cid" xmlns:w16="http://schemas.microsoft.com/office/word/2018/wordml" xmlns:w16du="http://schemas.microsoft.com/office/word/2023/wordml/word16du" xmlns:w16sdtdh="http://schemas.microsoft.com/office/word/2020/wordml/sdtdatahash" xmlns:w16se="http://schemas.microsoft.com/office/word/2015/wordml/symex" xmlns:wpg="http://schemas.microsoft.com/office/word/2010/wordprocessingGroup" xmlns:wpi="http://schemas.microsoft.com/office/word/2010/wordprocessingInk" xmlns:wne="http://schemas.microsoft.com/office/word/2006/wordml" xmlns:wps="http://schemas.microsoft.com/office/word/2010/wordprocessingShape" mc:Ignorable="w14 w15 w16se w16cid w16 w16cex w16sdtdh w16du wp14">
+<w:hdr xmlns:wpc="http://schemas.microsoft.com/office/word/2010/wordprocessingCanvas" xmlns:cx="http://schemas.microsoft.com/office/drawing/2014/chartex" xmlns:cx1="http://schemas.microsoft.com/office/drawing/2015/9/8/chartex" xmlns:cx2="http://schemas.microsoft.com/office/drawing/2015/10/21/chartex" xmlns:cx3="http://schemas.microsoft.com/office/drawing/2016/5/9/chartex" xmlns:cx4="http://schemas.microsoft.com/office/drawing/2016/5/10/chartex" xmlns:cx5="http://schemas.microsoft.com/office/drawing/2016/5/11/chartex" xmlns:cx6="http://schemas.microsoft.com/office/drawing/2016/5/12/chartex" xmlns:cx7="http://schemas.microsoft.com/office/drawing/2016/5/13/chartex" xmlns:cx8="http://schemas.microsoft.com/office/drawing/2016/5/14/chartex" xmlns:mc="http://schemas.openxmlformats.org/markup-compatibility/2006" xmlns:aink="http://schemas.microsoft.com/office/drawing/2016/ink" xmlns:am3d="http://schemas.microsoft.com/office/drawing/2017/model3d" xmlns:o="urn:schemas-microsoft-com:office:office" xmlns:oel="http://schemas.microsoft.com/office/2019/extlst" xmlns:r="http://schemas.openxmlformats.org/officeDocument/2006/relationships" xmlns:m="http://schemas.openxmlformats.org/officeDocument/2006/math" xmlns:v="urn:schemas-microsoft-com:vml" xmlns:wp14="http://schemas.microsoft.com/office/word/2010/wordprocessingDrawing" xmlns:wp="http://schemas.openxmlformats.org/drawingml/2006/wordprocessingDrawing" xmlns:w10="urn:schemas-microsoft-com:office:word" xmlns:w="http://schemas.openxmlformats.org/wordprocessingml/2006/main" xmlns:w14="http://schemas.microsoft.com/office/word/2010/wordml" xmlns:w15="http://schemas.microsoft.com/office/word/2012/wordml" xmlns:w16cex="http://schemas.microsoft.com/office/word/2018/wordml/cex" xmlns:w16cid="http://schemas.microsoft.com/office/word/2016/wordml/cid" xmlns:w16="http://schemas.microsoft.com/office/word/2018/wordml" xmlns:w16du="http://schemas.microsoft.com/office/word/2023/wordml/word16du" xmlns:w16sdtdh="http://schemas.microsoft.com/office/word/2020/wordml/sdtdatahash" xmlns:w16sdtfl="http://schemas.microsoft.com/office/word/2024/wordml/sdtformatlock" xmlns:w16se="http://schemas.microsoft.com/office/word/2015/wordml/symex" xmlns:wpg="http://schemas.microsoft.com/office/word/2010/wordprocessingGroup" xmlns:wpi="http://schemas.microsoft.com/office/word/2010/wordprocessingInk" xmlns:wne="http://schemas.microsoft.com/office/word/2006/wordml" xmlns:wps="http://schemas.microsoft.com/office/word/2010/wordprocessingShape" mc:Ignorable="w14 w15 w16se w16cid w16 w16cex w16sdtdh w16sdtfl w16du wp14">
   <w:p>
     <w:pPr>
       <w:jc w:val="center"/>
@@ -6254,7 +8507,7 @@
 </file>
 
 <file path=word/styles.xml><?xml version="1.0" encoding="utf-8"?>
-<w:styles xmlns:mc="http://schemas.openxmlformats.org/markup-compatibility/2006" xmlns:r="http://schemas.openxmlformats.org/officeDocument/2006/relationships" xmlns:w="http://schemas.openxmlformats.org/wordprocessingml/2006/main" xmlns:w14="http://schemas.microsoft.com/office/word/2010/wordml" xmlns:w15="http://schemas.microsoft.com/office/word/2012/wordml" xmlns:w16cex="http://schemas.microsoft.com/office/word/2018/wordml/cex" xmlns:w16cid="http://schemas.microsoft.com/office/word/2016/wordml/cid" xmlns:w16="http://schemas.microsoft.com/office/word/2018/wordml" xmlns:w16du="http://schemas.microsoft.com/office/word/2023/wordml/word16du" xmlns:w16sdtdh="http://schemas.microsoft.com/office/word/2020/wordml/sdtdatahash" xmlns:w16se="http://schemas.microsoft.com/office/word/2015/wordml/symex" mc:Ignorable="w14 w15 w16se w16cid w16 w16cex w16sdtdh w16du">
+<w:styles xmlns:mc="http://schemas.openxmlformats.org/markup-compatibility/2006" xmlns:r="http://schemas.openxmlformats.org/officeDocument/2006/relationships" xmlns:w="http://schemas.openxmlformats.org/wordprocessingml/2006/main" xmlns:w14="http://schemas.microsoft.com/office/word/2010/wordml" xmlns:w15="http://schemas.microsoft.com/office/word/2012/wordml" xmlns:w16cex="http://schemas.microsoft.com/office/word/2018/wordml/cex" xmlns:w16cid="http://schemas.microsoft.com/office/word/2016/wordml/cid" xmlns:w16="http://schemas.microsoft.com/office/word/2018/wordml" xmlns:w16du="http://schemas.microsoft.com/office/word/2023/wordml/word16du" xmlns:w16sdtdh="http://schemas.microsoft.com/office/word/2020/wordml/sdtdatahash" xmlns:w16sdtfl="http://schemas.microsoft.com/office/word/2024/wordml/sdtformatlock" xmlns:w16se="http://schemas.microsoft.com/office/word/2015/wordml/symex" mc:Ignorable="w14 w15 w16se w16cid w16 w16cex w16sdtdh w16sdtfl w16du">
   <w:docDefaults>
     <w:rPrDefault>
       <w:rPr>

--- a/插件详细手册/14.鼠标/解谜设计-消除砖块.docx
+++ b/插件详细手册/14.鼠标/解谜设计-消除砖块.docx
@@ -172,7 +172,7 @@
         <w:widowControl/>
         <w:adjustRightInd w:val="0"/>
         <w:rPr>
-          <w:rFonts w:ascii="Tahoma" w:eastAsia="微软雅黑" w:hAnsi="Tahoma" w:hint="eastAsia"/>
+          <w:rFonts w:ascii="Tahoma" w:eastAsia="微软雅黑" w:hAnsi="Tahoma"/>
           <w:kern w:val="0"/>
           <w:sz w:val="22"/>
         </w:rPr>
@@ -774,25 +774,7 @@
           <w:kern w:val="0"/>
           <w:sz w:val="22"/>
         </w:rPr>
-        <w:t>于是</w:t>
-      </w:r>
-      <w:proofErr w:type="gramStart"/>
-      <w:r>
-        <w:rPr>
-          <w:rFonts w:ascii="Tahoma" w:eastAsia="微软雅黑" w:hAnsi="Tahoma" w:hint="eastAsia"/>
-          <w:kern w:val="0"/>
-          <w:sz w:val="22"/>
-        </w:rPr>
-        <w:t>就开坑了</w:t>
-      </w:r>
-      <w:proofErr w:type="gramEnd"/>
-      <w:r>
-        <w:rPr>
-          <w:rFonts w:ascii="Tahoma" w:eastAsia="微软雅黑" w:hAnsi="Tahoma" w:hint="eastAsia"/>
-          <w:kern w:val="0"/>
-          <w:sz w:val="22"/>
-        </w:rPr>
-        <w:t>。</w:t>
+        <w:t>于是就开坑了。</w:t>
       </w:r>
     </w:p>
     <w:p>
@@ -1242,21 +1224,7 @@
         <w:rPr>
           <w:rFonts w:hint="eastAsia"/>
         </w:rPr>
-        <w:t>）</w:t>
-      </w:r>
-      <w:proofErr w:type="gramStart"/>
-      <w:r>
-        <w:rPr>
-          <w:rFonts w:hint="eastAsia"/>
-        </w:rPr>
-        <w:t>卡关注意</w:t>
-      </w:r>
-      <w:proofErr w:type="gramEnd"/>
-      <w:r>
-        <w:rPr>
-          <w:rFonts w:hint="eastAsia"/>
-        </w:rPr>
-        <w:t>事项</w:t>
+        <w:t>）卡关注意事项</w:t>
       </w:r>
     </w:p>
     <w:p>
@@ -1288,23 +1256,13 @@
         </w:rPr>
         <w:t>可随时用鼠标重置，</w:t>
       </w:r>
-      <w:proofErr w:type="gramStart"/>
-      <w:r>
-        <w:rPr>
-          <w:rFonts w:ascii="Tahoma" w:eastAsia="微软雅黑" w:hAnsi="Tahoma" w:hint="eastAsia"/>
-          <w:kern w:val="0"/>
-          <w:sz w:val="22"/>
-        </w:rPr>
-        <w:t>不会卡关</w:t>
-      </w:r>
-      <w:proofErr w:type="gramEnd"/>
-      <w:r>
-        <w:rPr>
-          <w:rFonts w:ascii="Tahoma" w:eastAsia="微软雅黑" w:hAnsi="Tahoma" w:hint="eastAsia"/>
-          <w:kern w:val="0"/>
-          <w:sz w:val="22"/>
-        </w:rPr>
-        <w:t>。</w:t>
+      <w:r>
+        <w:rPr>
+          <w:rFonts w:ascii="Tahoma" w:eastAsia="微软雅黑" w:hAnsi="Tahoma" w:hint="eastAsia"/>
+          <w:kern w:val="0"/>
+          <w:sz w:val="22"/>
+        </w:rPr>
+        <w:t>不会卡关。</w:t>
       </w:r>
     </w:p>
     <w:p>
@@ -1415,23 +1373,13 @@
         </w:rPr>
         <w:t xml:space="preserve"> </w:t>
       </w:r>
-      <w:proofErr w:type="gramStart"/>
-      <w:r>
-        <w:rPr>
-          <w:rFonts w:ascii="Tahoma" w:eastAsia="微软雅黑" w:hAnsi="Tahoma" w:hint="eastAsia"/>
-          <w:kern w:val="0"/>
-          <w:sz w:val="22"/>
-        </w:rPr>
-        <w:t>堆一些</w:t>
-      </w:r>
-      <w:proofErr w:type="gramEnd"/>
-      <w:r>
-        <w:rPr>
-          <w:rFonts w:ascii="Tahoma" w:eastAsia="微软雅黑" w:hAnsi="Tahoma" w:hint="eastAsia"/>
-          <w:kern w:val="0"/>
-          <w:sz w:val="22"/>
-        </w:rPr>
-        <w:t>砖块，确保所有砖块能消除就可以了。</w:t>
+      <w:r>
+        <w:rPr>
+          <w:rFonts w:ascii="Tahoma" w:eastAsia="微软雅黑" w:hAnsi="Tahoma" w:hint="eastAsia"/>
+          <w:kern w:val="0"/>
+          <w:sz w:val="22"/>
+        </w:rPr>
+        <w:t>堆一些砖块，确保所有砖块能消除就可以了。</w:t>
       </w:r>
     </w:p>
     <w:p>
@@ -1739,7 +1687,7 @@
         <w:widowControl/>
         <w:jc w:val="left"/>
         <w:rPr>
-          <w:rFonts w:ascii="Tahoma" w:eastAsia="微软雅黑" w:hAnsi="Tahoma" w:hint="eastAsia"/>
+          <w:rFonts w:ascii="Tahoma" w:eastAsia="微软雅黑" w:hAnsi="Tahoma"/>
           <w:kern w:val="0"/>
           <w:sz w:val="22"/>
         </w:rPr>
@@ -1760,20 +1708,12 @@
           <w:rFonts w:hint="eastAsia"/>
         </w:rPr>
       </w:pPr>
-      <w:proofErr w:type="gramStart"/>
       <w:r>
         <w:rPr>
           <w:rFonts w:hint="eastAsia"/>
         </w:rPr>
         <w:lastRenderedPageBreak/>
-        <w:t>谜</w:t>
-      </w:r>
-      <w:proofErr w:type="gramEnd"/>
-      <w:r>
-        <w:rPr>
-          <w:rFonts w:hint="eastAsia"/>
-        </w:rPr>
-        <w:t>题解法</w:t>
+        <w:t>谜题解法</w:t>
       </w:r>
     </w:p>
     <w:p>
@@ -2418,25 +2358,7 @@
           <w:kern w:val="0"/>
           <w:sz w:val="22"/>
         </w:rPr>
-        <w:t>，图中并不是第六</w:t>
-      </w:r>
-      <w:proofErr w:type="gramStart"/>
-      <w:r>
-        <w:rPr>
-          <w:rFonts w:ascii="Tahoma" w:eastAsia="微软雅黑" w:hAnsi="Tahoma" w:hint="eastAsia"/>
-          <w:kern w:val="0"/>
-          <w:sz w:val="22"/>
-        </w:rPr>
-        <w:t>关真实</w:t>
-      </w:r>
-      <w:proofErr w:type="gramEnd"/>
-      <w:r>
-        <w:rPr>
-          <w:rFonts w:ascii="Tahoma" w:eastAsia="微软雅黑" w:hAnsi="Tahoma" w:hint="eastAsia"/>
-          <w:kern w:val="0"/>
-          <w:sz w:val="22"/>
-        </w:rPr>
-        <w:t>解法，</w:t>
+        <w:t>，图中并不是第六关真实解法，</w:t>
       </w:r>
       <w:r>
         <w:rPr>
@@ -2537,31 +2459,7 @@
           <w:rFonts w:hint="eastAsia"/>
         </w:rPr>
         <w:lastRenderedPageBreak/>
-        <w:t>===</w:t>
-      </w:r>
-      <w:r>
-        <w:rPr>
-          <w:rFonts w:hint="eastAsia"/>
-        </w:rPr>
-        <w:t>消除砖块</w:t>
-      </w:r>
-      <w:r>
-        <w:rPr>
-          <w:rFonts w:hint="eastAsia"/>
-        </w:rPr>
-        <w:t xml:space="preserve"> </w:t>
-      </w:r>
-      <w:r>
-        <w:rPr>
-          <w:rFonts w:hint="eastAsia"/>
-        </w:rPr>
-        <w:t>-</w:t>
-      </w:r>
-      <w:r>
-        <w:rPr>
-          <w:rFonts w:hint="eastAsia"/>
-        </w:rPr>
-        <w:t xml:space="preserve"> 实现===</w:t>
+        <w:t>===消除砖块 - 实现===</w:t>
       </w:r>
     </w:p>
     <w:p>
@@ -3356,7 +3254,6 @@
         </w:rPr>
         <w:t>，都在地图</w:t>
       </w:r>
-      <w:proofErr w:type="gramStart"/>
       <w:r>
         <w:rPr>
           <w:rFonts w:ascii="Tahoma" w:eastAsia="微软雅黑" w:hAnsi="Tahoma"/>
@@ -3365,7 +3262,6 @@
         </w:rPr>
         <w:t>”</w:t>
       </w:r>
-      <w:proofErr w:type="gramEnd"/>
       <w:r>
         <w:rPr>
           <w:rFonts w:ascii="Tahoma" w:eastAsia="微软雅黑" w:hAnsi="Tahoma" w:hint="eastAsia"/>
@@ -3390,7 +3286,6 @@
         </w:rPr>
         <w:t>消除砖块</w:t>
       </w:r>
-      <w:proofErr w:type="gramStart"/>
       <w:r>
         <w:rPr>
           <w:rFonts w:ascii="Tahoma" w:eastAsia="微软雅黑" w:hAnsi="Tahoma"/>
@@ -3399,7 +3294,6 @@
         </w:rPr>
         <w:t>”</w:t>
       </w:r>
-      <w:proofErr w:type="gramEnd"/>
       <w:r>
         <w:rPr>
           <w:rFonts w:ascii="Tahoma" w:eastAsia="微软雅黑" w:hAnsi="Tahoma" w:hint="eastAsia"/>
@@ -3671,7 +3565,7 @@
           <w:szCs w:val="24"/>
         </w:rPr>
         <w:drawing>
-          <wp:inline distT="0" distB="0" distL="0" distR="0" wp14:anchorId="729D1109" wp14:editId="25F0F891">
+          <wp:inline distT="0" distB="0" distL="0" distR="0" wp14:anchorId="729D1109" wp14:editId="28689D1A">
             <wp:extent cx="3162300" cy="1750573"/>
             <wp:effectExtent l="0" t="0" r="0" b="2540"/>
             <wp:docPr id="7" name="图片 7"/>
@@ -4229,7 +4123,7 @@
           <w:szCs w:val="24"/>
         </w:rPr>
         <w:drawing>
-          <wp:inline distT="0" distB="0" distL="0" distR="0" wp14:anchorId="6F8086EB" wp14:editId="5FBE6336">
+          <wp:inline distT="0" distB="0" distL="0" distR="0" wp14:anchorId="6F8086EB" wp14:editId="67184053">
             <wp:extent cx="2362200" cy="2009264"/>
             <wp:effectExtent l="0" t="0" r="0" b="0"/>
             <wp:docPr id="12" name="图片 12"/>
@@ -4405,25 +4299,7 @@
           <w:kern w:val="0"/>
           <w:sz w:val="22"/>
         </w:rPr>
-        <w:t>示例中的地形，白色</w:t>
-      </w:r>
-      <w:proofErr w:type="gramStart"/>
-      <w:r>
-        <w:rPr>
-          <w:rFonts w:ascii="Tahoma" w:eastAsia="微软雅黑" w:hAnsi="Tahoma" w:hint="eastAsia"/>
-          <w:kern w:val="0"/>
-          <w:sz w:val="22"/>
-        </w:rPr>
-        <w:t>块部分</w:t>
-      </w:r>
-      <w:proofErr w:type="gramEnd"/>
-      <w:r>
-        <w:rPr>
-          <w:rFonts w:ascii="Tahoma" w:eastAsia="微软雅黑" w:hAnsi="Tahoma" w:hint="eastAsia"/>
-          <w:kern w:val="0"/>
-          <w:sz w:val="22"/>
-        </w:rPr>
-        <w:t>是</w:t>
+        <w:t>示例中的地形，白色块部分是</w:t>
       </w:r>
       <w:r>
         <w:rPr>
@@ -4544,25 +4420,7 @@
           <w:kern w:val="0"/>
           <w:sz w:val="22"/>
         </w:rPr>
-        <w:t>这个通过在白色块的地形上，加一层透明</w:t>
-      </w:r>
-      <w:proofErr w:type="gramStart"/>
-      <w:r>
-        <w:rPr>
-          <w:rFonts w:ascii="Tahoma" w:eastAsia="微软雅黑" w:hAnsi="Tahoma" w:hint="eastAsia"/>
-          <w:kern w:val="0"/>
-          <w:sz w:val="22"/>
-        </w:rPr>
-        <w:t>的墙即可</w:t>
-      </w:r>
-      <w:proofErr w:type="gramEnd"/>
-      <w:r>
-        <w:rPr>
-          <w:rFonts w:ascii="Tahoma" w:eastAsia="微软雅黑" w:hAnsi="Tahoma" w:hint="eastAsia"/>
-          <w:kern w:val="0"/>
-          <w:sz w:val="22"/>
-        </w:rPr>
-        <w:t>。</w:t>
+        <w:t>这个通过在白色块的地形上，加一层透明的墙即可。</w:t>
       </w:r>
     </w:p>
     <w:p>
@@ -4582,25 +4440,7 @@
           <w:kern w:val="0"/>
           <w:sz w:val="22"/>
         </w:rPr>
-        <w:t>（透明的墙是在图块中设置了不一样四通</w:t>
-      </w:r>
-      <w:proofErr w:type="gramStart"/>
-      <w:r>
-        <w:rPr>
-          <w:rFonts w:ascii="Tahoma" w:eastAsia="微软雅黑" w:hAnsi="Tahoma" w:hint="eastAsia"/>
-          <w:kern w:val="0"/>
-          <w:sz w:val="22"/>
-        </w:rPr>
-        <w:t>行设置</w:t>
-      </w:r>
-      <w:proofErr w:type="gramEnd"/>
-      <w:r>
-        <w:rPr>
-          <w:rFonts w:ascii="Tahoma" w:eastAsia="微软雅黑" w:hAnsi="Tahoma" w:hint="eastAsia"/>
-          <w:kern w:val="0"/>
-          <w:sz w:val="22"/>
-        </w:rPr>
-        <w:t>而做出来的。）</w:t>
+        <w:t>（透明的墙是在图块中设置了不一样四通行设置而做出来的。）</w:t>
       </w:r>
     </w:p>
     <w:p>
@@ -4798,7 +4638,7 @@
         </w:rPr>
         <w:t>细节功能，可见后面章节：</w:t>
       </w:r>
-      <w:hyperlink w:anchor="_砖块移动细节" w:history="1">
+      <w:hyperlink w:anchor="_砖块移动细节_1" w:history="1">
         <w:r>
           <w:rPr>
             <w:rStyle w:val="a4"/>
@@ -5001,6 +4841,8 @@
           <w:rFonts w:hint="eastAsia"/>
         </w:rPr>
       </w:pPr>
+      <w:bookmarkStart w:id="4" w:name="_砖块移动细节_1"/>
+      <w:bookmarkEnd w:id="4"/>
       <w:r>
         <w:rPr>
           <w:rFonts w:hint="eastAsia"/>
@@ -5037,7 +4879,6 @@
         </w:rPr>
         <w:t>细节</w:t>
       </w:r>
-      <w:proofErr w:type="gramStart"/>
       <w:r>
         <w:rPr>
           <w:rFonts w:ascii="Tahoma" w:eastAsia="微软雅黑" w:hAnsi="Tahoma" w:hint="eastAsia"/>
@@ -5048,7 +4889,6 @@
         </w:rPr>
         <w:t>一</w:t>
       </w:r>
-      <w:proofErr w:type="gramEnd"/>
       <w:r>
         <w:rPr>
           <w:rFonts w:ascii="Tahoma" w:eastAsia="微软雅黑" w:hAnsi="Tahoma" w:hint="eastAsia"/>
@@ -5248,7 +5088,6 @@
         </w:rPr>
         <w:t>如果是物体自身</w:t>
       </w:r>
-      <w:proofErr w:type="gramStart"/>
       <w:r>
         <w:rPr>
           <w:rFonts w:ascii="Tahoma" w:eastAsia="微软雅黑" w:hAnsi="Tahoma"/>
@@ -5257,7 +5096,6 @@
         </w:rPr>
         <w:t>”</w:t>
       </w:r>
-      <w:proofErr w:type="gramEnd"/>
       <w:r>
         <w:rPr>
           <w:rFonts w:ascii="Tahoma" w:eastAsia="微软雅黑" w:hAnsi="Tahoma" w:hint="eastAsia"/>
@@ -5266,7 +5104,6 @@
         </w:rPr>
         <w:t>下落</w:t>
       </w:r>
-      <w:proofErr w:type="gramStart"/>
       <w:r>
         <w:rPr>
           <w:rFonts w:ascii="Tahoma" w:eastAsia="微软雅黑" w:hAnsi="Tahoma"/>
@@ -5275,7 +5112,6 @@
         </w:rPr>
         <w:t>”</w:t>
       </w:r>
-      <w:proofErr w:type="gramEnd"/>
       <w:r>
         <w:rPr>
           <w:rFonts w:ascii="Tahoma" w:eastAsia="微软雅黑" w:hAnsi="Tahoma" w:hint="eastAsia"/>
@@ -5445,7 +5281,6 @@
         </w:rPr>
         <w:t>实现细节</w:t>
       </w:r>
-      <w:proofErr w:type="gramStart"/>
       <w:r>
         <w:rPr>
           <w:rFonts w:ascii="Tahoma" w:eastAsia="微软雅黑" w:hAnsi="Tahoma" w:hint="eastAsia"/>
@@ -5456,7 +5291,6 @@
         </w:rPr>
         <w:t>一</w:t>
       </w:r>
-      <w:proofErr w:type="gramEnd"/>
       <w:r>
         <w:rPr>
           <w:rFonts w:ascii="Tahoma" w:eastAsia="微软雅黑" w:hAnsi="Tahoma" w:hint="eastAsia"/>
@@ -5679,18 +5513,8 @@
           <w:kern w:val="0"/>
           <w:sz w:val="22"/>
         </w:rPr>
-        <w:t>细节</w:t>
-      </w:r>
-      <w:proofErr w:type="gramStart"/>
-      <w:r>
-        <w:rPr>
-          <w:rFonts w:ascii="Tahoma" w:eastAsia="微软雅黑" w:hAnsi="Tahoma" w:hint="eastAsia"/>
-          <w:kern w:val="0"/>
-          <w:sz w:val="22"/>
-        </w:rPr>
-        <w:t>一</w:t>
-      </w:r>
-      <w:proofErr w:type="gramEnd"/>
+        <w:t>细节一</w:t>
+      </w:r>
       <w:r>
         <w:rPr>
           <w:rFonts w:ascii="Tahoma" w:eastAsia="微软雅黑" w:hAnsi="Tahoma" w:hint="eastAsia"/>
@@ -6058,25 +5882,7 @@
                 <w:kern w:val="0"/>
                 <w:sz w:val="22"/>
               </w:rPr>
-              <w:t>注意，消除砖块关卡的下沉过程判断，</w:t>
-            </w:r>
-            <w:proofErr w:type="gramStart"/>
-            <w:r>
-              <w:rPr>
-                <w:rFonts w:ascii="Tahoma" w:eastAsia="微软雅黑" w:hAnsi="Tahoma" w:hint="eastAsia"/>
-                <w:kern w:val="0"/>
-                <w:sz w:val="22"/>
-              </w:rPr>
-              <w:t>对帧数要求</w:t>
-            </w:r>
-            <w:proofErr w:type="gramEnd"/>
-            <w:r>
-              <w:rPr>
-                <w:rFonts w:ascii="Tahoma" w:eastAsia="微软雅黑" w:hAnsi="Tahoma" w:hint="eastAsia"/>
-                <w:kern w:val="0"/>
-                <w:sz w:val="22"/>
-              </w:rPr>
-              <w:t>非常严格，</w:t>
+              <w:t>注意，消除砖块关卡的下沉过程判断，对帧数要求非常严格，</w:t>
             </w:r>
           </w:p>
           <w:p>
@@ -6141,7 +5947,7 @@
         <w:widowControl/>
         <w:jc w:val="left"/>
         <w:rPr>
-          <w:rFonts w:ascii="宋体" w:eastAsia="宋体" w:hAnsi="宋体" w:cs="宋体"/>
+          <w:rFonts w:ascii="宋体" w:eastAsia="宋体" w:hAnsi="宋体" w:cs="宋体" w:hint="eastAsia"/>
           <w:kern w:val="0"/>
           <w:sz w:val="24"/>
           <w:szCs w:val="24"/>
@@ -6160,31 +5966,7 @@
           <w:rFonts w:hint="eastAsia"/>
         </w:rPr>
         <w:lastRenderedPageBreak/>
-        <w:t xml:space="preserve">===消除砖块 </w:t>
-      </w:r>
-      <w:r>
-        <w:rPr>
-          <w:rFonts w:hint="eastAsia"/>
-        </w:rPr>
-        <w:t>-</w:t>
-      </w:r>
-      <w:r>
-        <w:rPr>
-          <w:rFonts w:hint="eastAsia"/>
-        </w:rPr>
-        <w:t xml:space="preserve"> </w:t>
-      </w:r>
-      <w:r>
-        <w:rPr>
-          <w:rFonts w:hint="eastAsia"/>
-        </w:rPr>
-        <w:t>注意事项</w:t>
-      </w:r>
-      <w:r>
-        <w:rPr>
-          <w:rFonts w:hint="eastAsia"/>
-        </w:rPr>
-        <w:t>===</w:t>
+        <w:t>===消除砖块 - 注意事项===</w:t>
       </w:r>
     </w:p>
     <w:p>
@@ -6457,7 +6239,6 @@
         </w:rPr>
         <w:t>示例中的</w:t>
       </w:r>
-      <w:proofErr w:type="gramStart"/>
       <w:r>
         <w:rPr>
           <w:rFonts w:ascii="Tahoma" w:eastAsia="微软雅黑" w:hAnsi="Tahoma"/>
@@ -6466,7 +6247,6 @@
         </w:rPr>
         <w:t>”</w:t>
       </w:r>
-      <w:proofErr w:type="gramEnd"/>
       <w:r>
         <w:rPr>
           <w:rFonts w:ascii="Tahoma" w:eastAsia="微软雅黑" w:hAnsi="Tahoma" w:hint="eastAsia"/>
@@ -6475,7 +6255,6 @@
         </w:rPr>
         <w:t>重力</w:t>
       </w:r>
-      <w:proofErr w:type="gramStart"/>
       <w:r>
         <w:rPr>
           <w:rFonts w:ascii="Tahoma" w:eastAsia="微软雅黑" w:hAnsi="Tahoma"/>
@@ -6484,7 +6263,6 @@
         </w:rPr>
         <w:t>”</w:t>
       </w:r>
-      <w:proofErr w:type="gramEnd"/>
       <w:r>
         <w:rPr>
           <w:rFonts w:ascii="Tahoma" w:eastAsia="微软雅黑" w:hAnsi="Tahoma" w:hint="eastAsia"/>
@@ -6616,26 +6394,14 @@
           <w:rFonts w:hint="eastAsia"/>
         </w:rPr>
       </w:pPr>
-      <w:bookmarkStart w:id="4" w:name="_基础规律"/>
-      <w:bookmarkEnd w:id="4"/>
+      <w:bookmarkStart w:id="5" w:name="_基础规律"/>
+      <w:bookmarkEnd w:id="5"/>
       <w:r>
         <w:rPr>
           <w:rFonts w:hint="eastAsia"/>
         </w:rPr>
         <w:lastRenderedPageBreak/>
-        <w:t>===</w:t>
-      </w:r>
-      <w:r>
-        <w:rPr>
-          <w:rFonts w:hint="eastAsia"/>
-        </w:rPr>
-        <w:t>消除砖块 -</w:t>
-      </w:r>
-      <w:r>
-        <w:rPr>
-          <w:rFonts w:hint="eastAsia"/>
-        </w:rPr>
-        <w:t xml:space="preserve"> </w:t>
+        <w:t xml:space="preserve">===消除砖块 - </w:t>
       </w:r>
       <w:r>
         <w:rPr>
@@ -8001,25 +7767,7 @@
                 <w:kern w:val="0"/>
                 <w:sz w:val="22"/>
               </w:rPr>
-              <w:t>中修改了规则，只有“与人物相同”才会阻塞。这就导致了如果没加那个插件，事件就会</w:t>
-            </w:r>
-            <w:proofErr w:type="gramStart"/>
-            <w:r>
-              <w:rPr>
-                <w:rFonts w:ascii="Tahoma" w:eastAsia="微软雅黑" w:hAnsi="Tahoma" w:hint="eastAsia"/>
-                <w:kern w:val="0"/>
-                <w:sz w:val="22"/>
-              </w:rPr>
-              <w:t>被事件</w:t>
-            </w:r>
-            <w:proofErr w:type="gramEnd"/>
-            <w:r>
-              <w:rPr>
-                <w:rFonts w:ascii="Tahoma" w:eastAsia="微软雅黑" w:hAnsi="Tahoma" w:hint="eastAsia"/>
-                <w:kern w:val="0"/>
-                <w:sz w:val="22"/>
-              </w:rPr>
-              <w:t>阻塞。</w:t>
+              <w:t>中修改了规则，只有“与人物相同”才会阻塞。这就导致了如果没加那个插件，事件就会被事件阻塞。</w:t>
             </w:r>
           </w:p>
         </w:tc>
@@ -8121,7 +7869,6 @@
               </w:rPr>
               <w:t>在消除后的事件页中，</w:t>
             </w:r>
-            <w:proofErr w:type="gramStart"/>
             <w:r>
               <w:rPr>
                 <w:rFonts w:ascii="Tahoma" w:eastAsia="微软雅黑" w:hAnsi="Tahoma" w:hint="eastAsia"/>
@@ -8130,18 +7877,7 @@
                 <w:kern w:val="0"/>
                 <w:sz w:val="22"/>
               </w:rPr>
-              <w:t>勾选穿透</w:t>
-            </w:r>
-            <w:proofErr w:type="gramEnd"/>
-            <w:r>
-              <w:rPr>
-                <w:rFonts w:ascii="Tahoma" w:eastAsia="微软雅黑" w:hAnsi="Tahoma" w:hint="eastAsia"/>
-                <w:b/>
-                <w:bCs/>
-                <w:kern w:val="0"/>
-                <w:sz w:val="22"/>
-              </w:rPr>
-              <w:t>就行了。</w:t>
+              <w:t>勾选穿透就行了。</w:t>
             </w:r>
           </w:p>
           <w:p>
@@ -9267,6 +9003,18 @@
       <w:sz w:val="22"/>
     </w:rPr>
   </w:style>
+  <w:style w:type="character" w:styleId="af3">
+    <w:name w:val="FollowedHyperlink"/>
+    <w:basedOn w:val="a0"/>
+    <w:uiPriority w:val="99"/>
+    <w:semiHidden/>
+    <w:unhideWhenUsed/>
+    <w:rsid w:val="0072280C"/>
+    <w:rPr>
+      <w:color w:val="954F72" w:themeColor="followedHyperlink"/>
+      <w:u w:val="single"/>
+    </w:rPr>
+  </w:style>
 </w:styles>
 </file>
 
